--- a/irb_package.docx
+++ b/irb_package.docx
@@ -26,7 +26,7 @@
         <w:t xml:space="preserve">Early-career Researchers Taskforce of the Egyptian Medical Research Challenge</w:t>
       </w:r>
     </w:p>
-    <w:bookmarkStart w:id="38" w:name="participant-information-sheet"/>
+    <w:bookmarkStart w:id="39" w:name="participant-information-sheet"/>
     <w:p>
       <w:pPr>
         <w:pStyle w:val="Heading1"/>
@@ -724,7 +724,7 @@
       </w:r>
     </w:p>
     <w:bookmarkEnd w:id="28"/>
-    <w:bookmarkStart w:id="29" w:name="can-i-withdraw"/>
+    <w:bookmarkStart w:id="30" w:name="can-i-withdraw"/>
     <w:p>
       <w:pPr>
         <w:pStyle w:val="Heading2"/>
@@ -746,7 +746,21 @@
         <w:pStyle w:val="BodyText"/>
       </w:pPr>
       <w:r>
-        <w:t xml:space="preserve">After submitting a survey, you may request withdrawal of your data by contacting the research team at info@ecebm.com. Your data can be removed only while it remains identifiable through the study linkage system and before the relevant dataset has been de-identified, locked, or incorporated into aggregate analysis.</w:t>
+        <w:t xml:space="preserve">After submitting a survey, you may request withdrawal of your data by contacting the research team at at</w:t>
+      </w:r>
+      <w:r>
+        <w:t xml:space="preserve"> </w:t>
+      </w:r>
+      <w:hyperlink r:id="rId29">
+        <w:r>
+          <w:rPr>
+            <w:rStyle w:val="Hyperlink"/>
+          </w:rPr>
+          <w:t xml:space="preserve">ecr@med.asu.edu.eg</w:t>
+        </w:r>
+      </w:hyperlink>
+      <w:r>
+        <w:t xml:space="preserve">. Your data can be removed only while it remains identifiable through the study linkage system and before the relevant dataset has been de-identified, locked, or incorporated into aggregate analysis.</w:t>
       </w:r>
     </w:p>
     <w:p>
@@ -757,8 +771,8 @@
         <w:t xml:space="preserve">Once data have been de-identified and combined into aggregate analyses, it may no longer be possible to identify and remove your individual responses.</w:t>
       </w:r>
     </w:p>
-    <w:bookmarkEnd w:id="29"/>
-    <w:bookmarkStart w:id="30" w:name="what-are-the-possible-risks"/>
+    <w:bookmarkEnd w:id="30"/>
+    <w:bookmarkStart w:id="31" w:name="what-are-the-possible-risks"/>
     <w:p>
       <w:pPr>
         <w:pStyle w:val="Heading2"/>
@@ -907,8 +921,8 @@
         <w:t xml:space="preserve">Your responses are confidential, but they are not completely anonymous to the limited research staff responsible for consent administration, round linkage, and secure data management.</w:t>
       </w:r>
     </w:p>
-    <w:bookmarkEnd w:id="30"/>
-    <w:bookmarkStart w:id="31" w:name="are-there-benefits-to-taking-part"/>
+    <w:bookmarkEnd w:id="31"/>
+    <w:bookmarkStart w:id="32" w:name="are-there-benefits-to-taking-part"/>
     <w:p>
       <w:pPr>
         <w:pStyle w:val="Heading2"/>
@@ -933,8 +947,8 @@
         <w:t xml:space="preserve">Your contribution may help identify priorities for improving research education, supervision, methodological support, infrastructure, governance, funding, incentives, and collaboration for early-career medical researchers in Egypt.</w:t>
       </w:r>
     </w:p>
-    <w:bookmarkEnd w:id="31"/>
-    <w:bookmarkStart w:id="32" w:name="will-i-be-paid-or-reimbursed"/>
+    <w:bookmarkEnd w:id="32"/>
+    <w:bookmarkStart w:id="33" w:name="will-i-be-paid-or-reimbursed"/>
     <w:p>
       <w:pPr>
         <w:pStyle w:val="Heading2"/>
@@ -951,8 +965,8 @@
         <w:t xml:space="preserve">You will not receive payment. Participants who complete both rounds may receive a certificate of participation, if requested. The certificate will not include your ratings or comments.</w:t>
       </w:r>
     </w:p>
-    <w:bookmarkEnd w:id="32"/>
-    <w:bookmarkStart w:id="33" w:name="Xf74caa49acb59ac73d1cdbb8c8aeb45e7e15fa1"/>
+    <w:bookmarkEnd w:id="33"/>
+    <w:bookmarkStart w:id="34" w:name="Xf74caa49acb59ac73d1cdbb8c8aeb45e7e15fa1"/>
     <w:p>
       <w:pPr>
         <w:pStyle w:val="Heading2"/>
@@ -1001,8 +1015,8 @@
         <w:t xml:space="preserve">The study team will not intentionally collect patient information, sensitive health information, or names of colleagues or institutions in open-text comments.</w:t>
       </w:r>
     </w:p>
-    <w:bookmarkEnd w:id="33"/>
-    <w:bookmarkStart w:id="34" w:name="how-long-will-data-be-kept"/>
+    <w:bookmarkEnd w:id="34"/>
+    <w:bookmarkStart w:id="35" w:name="how-long-will-data-be-kept"/>
     <w:p>
       <w:pPr>
         <w:pStyle w:val="Heading2"/>
@@ -1027,8 +1041,8 @@
         <w:t xml:space="preserve">De-identified research data, consent records, study documents, and the audit trail will be retained for the period required by MTI institutional policy and ethical requirements.</w:t>
       </w:r>
     </w:p>
-    <w:bookmarkEnd w:id="34"/>
-    <w:bookmarkStart w:id="35" w:name="will-my-information-be-shared"/>
+    <w:bookmarkEnd w:id="35"/>
+    <w:bookmarkStart w:id="36" w:name="will-my-information-be-shared"/>
     <w:p>
       <w:pPr>
         <w:pStyle w:val="Heading2"/>
@@ -1205,8 +1219,8 @@
         <w:t xml:space="preserve">Information that could reasonably identify an individual, institution, department, or organization.</w:t>
       </w:r>
     </w:p>
-    <w:bookmarkEnd w:id="35"/>
-    <w:bookmarkStart w:id="36" w:name="who-has-reviewed-this-study"/>
+    <w:bookmarkEnd w:id="36"/>
+    <w:bookmarkStart w:id="37" w:name="who-has-reviewed-this-study"/>
     <w:p>
       <w:pPr>
         <w:pStyle w:val="Heading2"/>
@@ -1236,8 +1250,8 @@
         <w:br/>
       </w:r>
     </w:p>
-    <w:bookmarkEnd w:id="36"/>
-    <w:bookmarkStart w:id="37" w:name="who-can-i-contact"/>
+    <w:bookmarkEnd w:id="37"/>
+    <w:bookmarkStart w:id="38" w:name="who-can-i-contact"/>
     <w:p>
       <w:pPr>
         <w:pStyle w:val="Heading2"/>
@@ -1251,8 +1265,19 @@
         <w:pStyle w:val="FirstParagraph"/>
       </w:pPr>
       <w:r>
-        <w:t xml:space="preserve">For questions about the study, participation, withdrawal, or data handling:</w:t>
-      </w:r>
+        <w:t xml:space="preserve">For questions about the study, participation, withdrawal, or data handling, please contact the study team at</w:t>
+      </w:r>
+      <w:r>
+        <w:t xml:space="preserve"> </w:t>
+      </w:r>
+      <w:hyperlink r:id="rId29">
+        <w:r>
+          <w:rPr>
+            <w:rStyle w:val="Hyperlink"/>
+          </w:rPr>
+          <w:t xml:space="preserve">ecr@med.asu.edu.eg</w:t>
+        </w:r>
+      </w:hyperlink>
     </w:p>
     <w:p>
       <w:pPr>
@@ -1284,19 +1309,16 @@
         <w:br/>
       </w:r>
       <w:r>
-        <w:t xml:space="preserve">Name: [name]</w:t>
+        <w:t xml:space="preserve">Name: Sara Ibrahim</w:t>
       </w:r>
       <w:r>
         <w:br/>
       </w:r>
       <w:r>
-        <w:t xml:space="preserve">Email: [email]</w:t>
+        <w:t xml:space="preserve">Name: Omar Ahmed Salem</w:t>
       </w:r>
       <w:r>
         <w:br/>
-      </w:r>
-      <w:r>
-        <w:t xml:space="preserve">Telephone: [telephone]</w:t>
       </w:r>
     </w:p>
     <w:p>
@@ -1322,13 +1344,10 @@
         <w:br/>
       </w:r>
       <w:r>
-        <w:t xml:space="preserve">Email: [IRB email]</w:t>
+        <w:t xml:space="preserve">Email: irb@mti.edu.eg</w:t>
       </w:r>
       <w:r>
         <w:br/>
-      </w:r>
-      <w:r>
-        <w:t xml:space="preserve">Telephone: [IRB telephone]</w:t>
       </w:r>
     </w:p>
     <w:p>
@@ -1338,9 +1357,9 @@
         </w:pict>
       </w:r>
     </w:p>
-    <w:bookmarkEnd w:id="37"/>
     <w:bookmarkEnd w:id="38"/>
-    <w:bookmarkStart w:id="47" w:name="electronic-consent-form"/>
+    <w:bookmarkEnd w:id="39"/>
+    <w:bookmarkStart w:id="48" w:name="electronic-consent-form"/>
     <w:p>
       <w:pPr>
         <w:pStyle w:val="Heading1"/>
@@ -1349,7 +1368,7 @@
         <w:t xml:space="preserve">Electronic Consent Form</w:t>
       </w:r>
     </w:p>
-    <w:bookmarkStart w:id="39" w:name="study-title-1"/>
+    <w:bookmarkStart w:id="40" w:name="study-title-1"/>
     <w:p>
       <w:pPr>
         <w:pStyle w:val="Heading2"/>
@@ -1386,8 +1405,8 @@
         <w:t xml:space="preserve">By selecting “Yes” for each statement and submitting this form, you confirm that you have read and understood the study information and voluntarily agree to participate.</w:t>
       </w:r>
     </w:p>
-    <w:bookmarkEnd w:id="39"/>
-    <w:bookmarkStart w:id="40" w:name="eligibility-confirmation"/>
+    <w:bookmarkEnd w:id="40"/>
+    <w:bookmarkStart w:id="41" w:name="eligibility-confirmation"/>
     <w:p>
       <w:pPr>
         <w:pStyle w:val="Heading2"/>
@@ -1572,8 +1591,8 @@
         <w:t xml:space="preserve">If “No” is selected for any required eligibility item, the survey should end with a polite ineligibility message.</w:t>
       </w:r>
     </w:p>
-    <w:bookmarkEnd w:id="40"/>
-    <w:bookmarkStart w:id="41" w:name="consent-statements"/>
+    <w:bookmarkEnd w:id="41"/>
+    <w:bookmarkStart w:id="42" w:name="consent-statements"/>
     <w:p>
       <w:pPr>
         <w:pStyle w:val="Heading2"/>
@@ -1834,8 +1853,8 @@
         <w:t xml:space="preserve">No</w:t>
       </w:r>
     </w:p>
-    <w:bookmarkEnd w:id="41"/>
-    <w:bookmarkStart w:id="42" w:name="consent-for-contact-and-linkage"/>
+    <w:bookmarkEnd w:id="42"/>
+    <w:bookmarkStart w:id="43" w:name="consent-for-contact-and-linkage"/>
     <w:p>
       <w:pPr>
         <w:pStyle w:val="Heading2"/>
@@ -2012,8 +2031,8 @@
         <w:t xml:space="preserve">No</w:t>
       </w:r>
     </w:p>
-    <w:bookmarkEnd w:id="42"/>
-    <w:bookmarkStart w:id="43" w:name="consent-for-quotations"/>
+    <w:bookmarkEnd w:id="43"/>
+    <w:bookmarkStart w:id="44" w:name="consent-for-quotations"/>
     <w:p>
       <w:pPr>
         <w:pStyle w:val="Heading2"/>
@@ -2087,8 +2106,8 @@
         <w:t xml:space="preserve">If “No” is selected, the participant may still provide comments for internal item development only, if this is acceptable to the IRB. Otherwise, the free-text field should be hidden or disabled for that participant.</w:t>
       </w:r>
     </w:p>
-    <w:bookmarkEnd w:id="43"/>
-    <w:bookmarkStart w:id="44" w:name="consent-for-future-use-and-data-sharing"/>
+    <w:bookmarkEnd w:id="44"/>
+    <w:bookmarkStart w:id="45" w:name="consent-for-future-use-and-data-sharing"/>
     <w:p>
       <w:pPr>
         <w:pStyle w:val="Heading2"/>
@@ -2189,8 +2208,8 @@
         <w:t xml:space="preserve">These optional decisions must not affect eligibility to participate in the main study.</w:t>
       </w:r>
     </w:p>
-    <w:bookmarkEnd w:id="44"/>
-    <w:bookmarkStart w:id="45" w:name="confirmation"/>
+    <w:bookmarkEnd w:id="45"/>
+    <w:bookmarkStart w:id="46" w:name="confirmation"/>
     <w:p>
       <w:pPr>
         <w:pStyle w:val="Heading2"/>
@@ -2235,8 +2254,8 @@
         <w:t xml:space="preserve">I do not agree and do not wish to participate.</w:t>
       </w:r>
     </w:p>
-    <w:bookmarkEnd w:id="45"/>
-    <w:bookmarkStart w:id="46" w:name="electronic-record"/>
+    <w:bookmarkEnd w:id="46"/>
+    <w:bookmarkStart w:id="47" w:name="electronic-record"/>
     <w:p>
       <w:pPr>
         <w:pStyle w:val="Heading2"/>
@@ -2258,7 +2277,21 @@
         <w:pStyle w:val="BlockText"/>
       </w:pPr>
       <w:r>
-        <w:t xml:space="preserve">You may download or print a copy of this consent form and the Participant Information Sheet for your records. For questions or withdrawal requests, contact [study email].</w:t>
+        <w:t xml:space="preserve">You may download or print a copy of this consent form and the Participant Information Sheet for your records. For questions or withdrawal requests, contact the study team at</w:t>
+      </w:r>
+      <w:r>
+        <w:t xml:space="preserve"> </w:t>
+      </w:r>
+      <w:hyperlink r:id="rId29">
+        <w:r>
+          <w:rPr>
+            <w:rStyle w:val="Hyperlink"/>
+          </w:rPr>
+          <w:t xml:space="preserve">ecr@med.asu.edu.eg</w:t>
+        </w:r>
+      </w:hyperlink>
+      <w:r>
+        <w:t xml:space="preserve">.</w:t>
       </w:r>
     </w:p>
     <w:p>
@@ -2268,9 +2301,9 @@
         </w:pict>
       </w:r>
     </w:p>
-    <w:bookmarkEnd w:id="46"/>
     <w:bookmarkEnd w:id="47"/>
-    <w:bookmarkStart w:id="74" w:name="round-1-delphi-questionnaire"/>
+    <w:bookmarkEnd w:id="48"/>
+    <w:bookmarkStart w:id="75" w:name="round-1-delphi-questionnaire"/>
     <w:p>
       <w:pPr>
         <w:pStyle w:val="Heading1"/>
@@ -2279,7 +2312,7 @@
         <w:t xml:space="preserve">Round-1 Delphi Questionnaire</w:t>
       </w:r>
     </w:p>
-    <w:bookmarkStart w:id="48" w:name="study-title-2"/>
+    <w:bookmarkStart w:id="49" w:name="study-title-2"/>
     <w:p>
       <w:pPr>
         <w:pStyle w:val="Heading2"/>
@@ -2300,8 +2333,8 @@
         <w:t xml:space="preserve">Barriers to Valid Medical Research Among Early-Career Researchers in Egypt: A Modified Delphi Study</w:t>
       </w:r>
     </w:p>
-    <w:bookmarkEnd w:id="48"/>
-    <w:bookmarkStart w:id="50" w:name="participant-instructions"/>
+    <w:bookmarkEnd w:id="49"/>
+    <w:bookmarkStart w:id="51" w:name="participant-instructions"/>
     <w:p>
       <w:pPr>
         <w:pStyle w:val="Heading2"/>
@@ -2433,7 +2466,7 @@
         <w:t xml:space="preserve">.</w:t>
       </w:r>
     </w:p>
-    <w:bookmarkStart w:id="49" w:name="rating-scales"/>
+    <w:bookmarkStart w:id="50" w:name="rating-scales"/>
     <w:p>
       <w:pPr>
         <w:pStyle w:val="Heading3"/>
@@ -2904,9 +2937,9 @@
         <w:t xml:space="preserve">9 = extremely important / highly modifiable</w:t>
       </w:r>
     </w:p>
-    <w:bookmarkEnd w:id="49"/>
     <w:bookmarkEnd w:id="50"/>
-    <w:bookmarkStart w:id="59" w:name="Xd7fbfa31e976252d5432cf86fe55642420585c7"/>
+    <w:bookmarkEnd w:id="51"/>
+    <w:bookmarkStart w:id="60" w:name="Xd7fbfa31e976252d5432cf86fe55642420585c7"/>
     <w:p>
       <w:pPr>
         <w:pStyle w:val="Heading2"/>
@@ -2915,7 +2948,7 @@
         <w:t xml:space="preserve">Section A: Background and eligibility profile</w:t>
       </w:r>
     </w:p>
-    <w:bookmarkStart w:id="51" w:name="a1.-primary-stakeholder-category"/>
+    <w:bookmarkStart w:id="52" w:name="a1.-primary-stakeholder-category"/>
     <w:p>
       <w:pPr>
         <w:pStyle w:val="Heading3"/>
@@ -3028,8 +3061,8 @@
         <w:t xml:space="preserve">Other relevant role: [free text]</w:t>
       </w:r>
     </w:p>
-    <w:bookmarkEnd w:id="51"/>
-    <w:bookmarkStart w:id="52" w:name="a2.-career-stage-or-seniority"/>
+    <w:bookmarkEnd w:id="52"/>
+    <w:bookmarkStart w:id="53" w:name="a2.-career-stage-or-seniority"/>
     <w:p>
       <w:pPr>
         <w:pStyle w:val="Heading3"/>
@@ -3194,8 +3227,8 @@
         <w:t xml:space="preserve">Prefer not to say</w:t>
       </w:r>
     </w:p>
-    <w:bookmarkEnd w:id="52"/>
-    <w:bookmarkStart w:id="53" w:name="X58caa3c9e5627945d4f412a5a9befca3a42ec66"/>
+    <w:bookmarkEnd w:id="53"/>
+    <w:bookmarkStart w:id="54" w:name="X58caa3c9e5627945d4f412a5a9befca3a42ec66"/>
     <w:p>
       <w:pPr>
         <w:pStyle w:val="Heading3"/>
@@ -3324,8 +3357,8 @@
         <w:t xml:space="preserve">Prefer not to say</w:t>
       </w:r>
     </w:p>
-    <w:bookmarkEnd w:id="53"/>
-    <w:bookmarkStart w:id="54" w:name="X02ab0d5b328135d6634040a7b12fc817b5d2b95"/>
+    <w:bookmarkEnd w:id="54"/>
+    <w:bookmarkStart w:id="55" w:name="X02ab0d5b328135d6634040a7b12fc817b5d2b95"/>
     <w:p>
       <w:pPr>
         <w:pStyle w:val="Heading3"/>
@@ -3406,8 +3439,8 @@
         <w:t xml:space="preserve">Prefer not to say</w:t>
       </w:r>
     </w:p>
-    <w:bookmarkEnd w:id="54"/>
-    <w:bookmarkStart w:id="55" w:name="Xee5638cc05db503b31a70647caa2db871621021"/>
+    <w:bookmarkEnd w:id="55"/>
+    <w:bookmarkStart w:id="56" w:name="Xee5638cc05db503b31a70647caa2db871621021"/>
     <w:p>
       <w:pPr>
         <w:pStyle w:val="Heading3"/>
@@ -3488,8 +3521,8 @@
         <w:t xml:space="preserve">Prefer not to say</w:t>
       </w:r>
     </w:p>
-    <w:bookmarkEnd w:id="55"/>
-    <w:bookmarkStart w:id="56" w:name="a6.-research-experience"/>
+    <w:bookmarkEnd w:id="56"/>
+    <w:bookmarkStart w:id="57" w:name="a6.-research-experience"/>
     <w:p>
       <w:pPr>
         <w:pStyle w:val="Heading3"/>
@@ -3638,8 +3671,8 @@
         <w:t xml:space="preserve">Other: [free text]</w:t>
       </w:r>
     </w:p>
-    <w:bookmarkEnd w:id="56"/>
-    <w:bookmarkStart w:id="57" w:name="Xfe2f20efba5363bf071f3d977b35aa9efd5987d"/>
+    <w:bookmarkEnd w:id="57"/>
+    <w:bookmarkStart w:id="58" w:name="Xfe2f20efba5363bf071f3d977b35aa9efd5987d"/>
     <w:p>
       <w:pPr>
         <w:pStyle w:val="Heading3"/>
@@ -3708,8 +3741,8 @@
         <w:t xml:space="preserve">Extensive</w:t>
       </w:r>
     </w:p>
-    <w:bookmarkEnd w:id="57"/>
-    <w:bookmarkStart w:id="58" w:name="X27e19ea0d1124db12d284bb5ba9d1b88c969161"/>
+    <w:bookmarkEnd w:id="58"/>
+    <w:bookmarkStart w:id="59" w:name="X27e19ea0d1124db12d284bb5ba9d1b88c969161"/>
     <w:p>
       <w:pPr>
         <w:pStyle w:val="Heading3"/>
@@ -3762,9 +3795,9 @@
         <w:t xml:space="preserve">Prefer not to say</w:t>
       </w:r>
     </w:p>
-    <w:bookmarkEnd w:id="58"/>
     <w:bookmarkEnd w:id="59"/>
-    <w:bookmarkStart w:id="69" w:name="section-b-barrier-ratings"/>
+    <w:bookmarkEnd w:id="60"/>
+    <w:bookmarkStart w:id="70" w:name="section-b-barrier-ratings"/>
     <w:p>
       <w:pPr>
         <w:pStyle w:val="Heading2"/>
@@ -3823,7 +3856,7 @@
         <w:t xml:space="preserve">Optional comment.</w:t>
       </w:r>
     </w:p>
-    <w:bookmarkStart w:id="60" w:name="Xa688629f72bb1f6bdccae7e8bb21d1c4a11fa52"/>
+    <w:bookmarkStart w:id="61" w:name="Xa688629f72bb1f6bdccae7e8bb21d1c4a11fa52"/>
     <w:p>
       <w:pPr>
         <w:pStyle w:val="Heading3"/>
@@ -3886,8 +3919,8 @@
         <w:t xml:space="preserve">Early-career researchers have limited skills in searching for, appraising, and synthesizing existing research evidence.</w:t>
       </w:r>
     </w:p>
-    <w:bookmarkEnd w:id="60"/>
-    <w:bookmarkStart w:id="61" w:name="domain-2-research-methods-and-statistics"/>
+    <w:bookmarkEnd w:id="61"/>
+    <w:bookmarkStart w:id="62" w:name="domain-2-research-methods-and-statistics"/>
     <w:p>
       <w:pPr>
         <w:pStyle w:val="Heading3"/>
@@ -3986,8 +4019,8 @@
         <w:t xml:space="preserve">Research methods or analyses are sometimes chosen because they are familiar or convenient rather than because they are appropriate to the research question.</w:t>
       </w:r>
     </w:p>
-    <w:bookmarkEnd w:id="61"/>
-    <w:bookmarkStart w:id="62" w:name="Xeae5b2f64a2de52695ba392249927c092dc3fd5"/>
+    <w:bookmarkEnd w:id="62"/>
+    <w:bookmarkStart w:id="63" w:name="Xeae5b2f64a2de52695ba392249927c092dc3fd5"/>
     <w:p>
       <w:pPr>
         <w:pStyle w:val="Heading3"/>
@@ -4068,8 +4101,8 @@
         <w:t xml:space="preserve">Academic or publication incentives may encourage quantity of outputs rather than rigor, relevance, transparency, and research value.</w:t>
       </w:r>
     </w:p>
-    <w:bookmarkEnd w:id="62"/>
-    <w:bookmarkStart w:id="63" w:name="domain-4-supervision-and-mentorship"/>
+    <w:bookmarkEnd w:id="63"/>
+    <w:bookmarkStart w:id="64" w:name="domain-4-supervision-and-mentorship"/>
     <w:p>
       <w:pPr>
         <w:pStyle w:val="Heading3"/>
@@ -4168,8 +4201,8 @@
         <w:t xml:space="preserve">Unclear authorship, academic-credit, or ownership practices can negatively affect collaboration and research quality.</w:t>
       </w:r>
     </w:p>
-    <w:bookmarkEnd w:id="63"/>
-    <w:bookmarkStart w:id="64" w:name="Xfa9f756d3e49a72d1b7a657a13ebf0af9ca3e04"/>
+    <w:bookmarkEnd w:id="64"/>
+    <w:bookmarkStart w:id="65" w:name="Xfa9f756d3e49a72d1b7a657a13ebf0af9ca3e04"/>
     <w:p>
       <w:pPr>
         <w:pStyle w:val="Heading3"/>
@@ -4232,8 +4265,8 @@
         <w:t xml:space="preserve">Early-career researchers have limited opportunities to build research confidence and sustained engagement because research activity is fragmented or interrupted.</w:t>
       </w:r>
     </w:p>
-    <w:bookmarkEnd w:id="64"/>
-    <w:bookmarkStart w:id="65" w:name="X6ec159b5bcab0d7405235f6221f3614d90d5176"/>
+    <w:bookmarkEnd w:id="65"/>
+    <w:bookmarkStart w:id="66" w:name="X6ec159b5bcab0d7405235f6221f3614d90d5176"/>
     <w:p>
       <w:pPr>
         <w:pStyle w:val="Heading3"/>
@@ -4332,8 +4365,8 @@
         <w:t xml:space="preserve">Institutional research-support services, such as protocol development, statistics, data management, writing support, or grant support, are insufficient or difficult to access.</w:t>
       </w:r>
     </w:p>
-    <w:bookmarkEnd w:id="65"/>
-    <w:bookmarkStart w:id="66" w:name="Xa2c0a9b1f2386102710ebbecac49dab99638ec3"/>
+    <w:bookmarkEnd w:id="66"/>
+    <w:bookmarkStart w:id="67" w:name="Xa2c0a9b1f2386102710ebbecac49dab99638ec3"/>
     <w:p>
       <w:pPr>
         <w:pStyle w:val="Heading3"/>
@@ -4414,8 +4447,8 @@
         <w:t xml:space="preserve">Administrative requirements after approval, such as documentation, reporting, procurement, or permissions, can delay or limit research.</w:t>
       </w:r>
     </w:p>
-    <w:bookmarkEnd w:id="66"/>
-    <w:bookmarkStart w:id="67" w:name="X78b7b20eb7decbce57f9059936b96dd5d9917f9"/>
+    <w:bookmarkEnd w:id="67"/>
+    <w:bookmarkStart w:id="68" w:name="X78b7b20eb7decbce57f9059936b96dd5d9917f9"/>
     <w:p>
       <w:pPr>
         <w:pStyle w:val="Heading3"/>
@@ -4514,8 +4547,8 @@
         <w:t xml:space="preserve">Research training and support are not sufficiently integrated into medical education, clinical training, and early academic career development.</w:t>
       </w:r>
     </w:p>
-    <w:bookmarkEnd w:id="67"/>
-    <w:bookmarkStart w:id="68" w:name="X0ec8c9f997ababa45c8f322240c33c0d3f30cb5"/>
+    <w:bookmarkEnd w:id="68"/>
+    <w:bookmarkStart w:id="69" w:name="X0ec8c9f997ababa45c8f322240c33c0d3f30cb5"/>
     <w:p>
       <w:pPr>
         <w:pStyle w:val="Heading3"/>
@@ -4596,9 +4629,9 @@
         <w:t xml:space="preserve">National research funding, infrastructure, policy, and career-development mechanisms are insufficient to support early-career medical researchers.</w:t>
       </w:r>
     </w:p>
-    <w:bookmarkEnd w:id="68"/>
     <w:bookmarkEnd w:id="69"/>
-    <w:bookmarkStart w:id="72" w:name="section-c-additional-barriers"/>
+    <w:bookmarkEnd w:id="70"/>
+    <w:bookmarkStart w:id="73" w:name="section-c-additional-barriers"/>
     <w:p>
       <w:pPr>
         <w:pStyle w:val="Heading2"/>
@@ -4607,7 +4640,7 @@
         <w:t xml:space="preserve">Section C: Additional barriers</w:t>
       </w:r>
     </w:p>
-    <w:bookmarkStart w:id="70" w:name="X6709e8ee3cba6f087dc1faebd5edecf9ddbe844"/>
+    <w:bookmarkStart w:id="71" w:name="X6709e8ee3cba6f087dc1faebd5edecf9ddbe844"/>
     <w:p>
       <w:pPr>
         <w:pStyle w:val="Heading3"/>
@@ -4700,8 +4733,8 @@
         <w:t xml:space="preserve">Additional barrier 3</w:t>
       </w:r>
     </w:p>
-    <w:bookmarkEnd w:id="70"/>
-    <w:bookmarkStart w:id="71" w:name="c2.-optional-closing-comment"/>
+    <w:bookmarkEnd w:id="71"/>
+    <w:bookmarkStart w:id="72" w:name="c2.-optional-closing-comment"/>
     <w:p>
       <w:pPr>
         <w:pStyle w:val="Heading3"/>
@@ -4726,9 +4759,9 @@
         <w:t xml:space="preserve">[Optional free-text field]</w:t>
       </w:r>
     </w:p>
-    <w:bookmarkEnd w:id="71"/>
     <w:bookmarkEnd w:id="72"/>
-    <w:bookmarkStart w:id="73" w:name="completion-screen"/>
+    <w:bookmarkEnd w:id="73"/>
+    <w:bookmarkStart w:id="74" w:name="completion-screen"/>
     <w:p>
       <w:pPr>
         <w:pStyle w:val="Heading2"/>
@@ -4760,9 +4793,9 @@
         </w:pict>
       </w:r>
     </w:p>
-    <w:bookmarkEnd w:id="73"/>
     <w:bookmarkEnd w:id="74"/>
-    <w:bookmarkStart w:id="99" w:name="round-2-delphi-questionnaire-template"/>
+    <w:bookmarkEnd w:id="75"/>
+    <w:bookmarkStart w:id="100" w:name="round-2-delphi-questionnaire-template"/>
     <w:p>
       <w:pPr>
         <w:pStyle w:val="Heading1"/>
@@ -4771,7 +4804,7 @@
         <w:t xml:space="preserve">Round-2 Delphi Questionnaire Template</w:t>
       </w:r>
     </w:p>
-    <w:bookmarkStart w:id="75" w:name="study-title-3"/>
+    <w:bookmarkStart w:id="76" w:name="study-title-3"/>
     <w:p>
       <w:pPr>
         <w:pStyle w:val="Heading2"/>
@@ -4792,8 +4825,8 @@
         <w:t xml:space="preserve">Barriers to Valid Medical Research Among Early-Career Researchers in Egypt: A Modified Delphi Study</w:t>
       </w:r>
     </w:p>
-    <w:bookmarkEnd w:id="75"/>
-    <w:bookmarkStart w:id="76" w:name="purpose-of-round-2"/>
+    <w:bookmarkEnd w:id="76"/>
+    <w:bookmarkStart w:id="77" w:name="purpose-of-round-2"/>
     <w:p>
       <w:pPr>
         <w:pStyle w:val="Heading2"/>
@@ -4847,8 +4880,8 @@
         <w:t xml:space="preserve">.</w:t>
       </w:r>
     </w:p>
-    <w:bookmarkEnd w:id="76"/>
-    <w:bookmarkStart w:id="77" w:name="instructions"/>
+    <w:bookmarkEnd w:id="77"/>
+    <w:bookmarkStart w:id="78" w:name="instructions"/>
     <w:p>
       <w:pPr>
         <w:pStyle w:val="Heading2"/>
@@ -5111,8 +5144,8 @@
         <w:t xml:space="preserve">Please do not name individuals, supervisors, departments, institutions, hospitals, patients, or organizations in your comments.</w:t>
       </w:r>
     </w:p>
-    <w:bookmarkEnd w:id="77"/>
-    <w:bookmarkStart w:id="80" w:name="section-a-confirmation-and-follow-up"/>
+    <w:bookmarkEnd w:id="78"/>
+    <w:bookmarkStart w:id="81" w:name="section-a-confirmation-and-follow-up"/>
     <w:p>
       <w:pPr>
         <w:pStyle w:val="Heading2"/>
@@ -5121,7 +5154,7 @@
         <w:t xml:space="preserve">Section A: Confirmation and follow-up</w:t>
       </w:r>
     </w:p>
-    <w:bookmarkStart w:id="78" w:name="a1.-confirmation"/>
+    <w:bookmarkStart w:id="79" w:name="a1.-confirmation"/>
     <w:p>
       <w:pPr>
         <w:pStyle w:val="Heading3"/>
@@ -5162,8 +5195,8 @@
         <w:t xml:space="preserve">No, exit survey</w:t>
       </w:r>
     </w:p>
-    <w:bookmarkEnd w:id="78"/>
-    <w:bookmarkStart w:id="79" w:name="a2.-changes-in-role"/>
+    <w:bookmarkEnd w:id="79"/>
+    <w:bookmarkStart w:id="80" w:name="a2.-changes-in-role"/>
     <w:p>
       <w:pPr>
         <w:pStyle w:val="Heading3"/>
@@ -5224,9 +5257,9 @@
         <w:t xml:space="preserve">This question should be optional and should not overwrite the Round-1 record without an audit trail.</w:t>
       </w:r>
     </w:p>
-    <w:bookmarkEnd w:id="79"/>
     <w:bookmarkEnd w:id="80"/>
-    <w:bookmarkStart w:id="83" w:name="section-b-re-rating-of-barriers"/>
+    <w:bookmarkEnd w:id="81"/>
+    <w:bookmarkStart w:id="84" w:name="section-b-re-rating-of-barriers"/>
     <w:p>
       <w:pPr>
         <w:pStyle w:val="Heading2"/>
@@ -5243,7 +5276,7 @@
         <w:t xml:space="preserve">For each retained or revised item, use the following display structure.</w:t>
       </w:r>
     </w:p>
-    <w:bookmarkStart w:id="81" w:name="template-for-each-barrier"/>
+    <w:bookmarkStart w:id="82" w:name="template-for-each-barrier"/>
     <w:p>
       <w:pPr>
         <w:pStyle w:val="Heading3"/>
@@ -5490,8 +5523,8 @@
         <w:t xml:space="preserve">[Free-text field]</w:t>
       </w:r>
     </w:p>
-    <w:bookmarkEnd w:id="81"/>
-    <w:bookmarkStart w:id="82" w:name="round-2-barrier-inclusion-rules"/>
+    <w:bookmarkEnd w:id="82"/>
+    <w:bookmarkStart w:id="83" w:name="round-2-barrier-inclusion-rules"/>
     <w:p>
       <w:pPr>
         <w:pStyle w:val="Heading3"/>
@@ -5552,9 +5585,9 @@
         <w:t xml:space="preserve">For every revised or new item, the survey must identify its status transparently.</w:t>
       </w:r>
     </w:p>
-    <w:bookmarkEnd w:id="82"/>
     <w:bookmarkEnd w:id="83"/>
-    <w:bookmarkStart w:id="87" w:name="section-c-candidate-intervention-ratings"/>
+    <w:bookmarkEnd w:id="84"/>
+    <w:bookmarkStart w:id="88" w:name="section-c-candidate-intervention-ratings"/>
     <w:p>
       <w:pPr>
         <w:pStyle w:val="Heading2"/>
@@ -5563,7 +5596,7 @@
         <w:t xml:space="preserve">Section C: Candidate intervention ratings</w:t>
       </w:r>
     </w:p>
-    <w:bookmarkStart w:id="84" w:name="instructions-1"/>
+    <w:bookmarkStart w:id="85" w:name="instructions-1"/>
     <w:p>
       <w:pPr>
         <w:pStyle w:val="Heading3"/>
@@ -5632,8 +5665,8 @@
         <w:t xml:space="preserve">How feasible would this intervention be in the Egyptian context within a realistic timeframe and with realistic resources?</w:t>
       </w:r>
     </w:p>
-    <w:bookmarkEnd w:id="84"/>
-    <w:bookmarkStart w:id="85" w:name="proposed-intervention-items"/>
+    <w:bookmarkEnd w:id="85"/>
+    <w:bookmarkStart w:id="86" w:name="proposed-intervention-items"/>
     <w:p>
       <w:pPr>
         <w:pStyle w:val="Heading3"/>
@@ -5948,8 +5981,8 @@
         <w:t xml:space="preserve">Create mechanisms that support dissemination, uptake, implementation, and use of research findings by health services, policymakers, educators, and other end users.</w:t>
       </w:r>
     </w:p>
-    <w:bookmarkEnd w:id="85"/>
-    <w:bookmarkStart w:id="86" w:name="rating-format-for-each-intervention"/>
+    <w:bookmarkEnd w:id="86"/>
+    <w:bookmarkStart w:id="87" w:name="rating-format-for-each-intervention"/>
     <w:p>
       <w:pPr>
         <w:pStyle w:val="Heading3"/>
@@ -6436,9 +6469,9 @@
         <w:t xml:space="preserve">[Free-text field]</w:t>
       </w:r>
     </w:p>
-    <w:bookmarkEnd w:id="86"/>
     <w:bookmarkEnd w:id="87"/>
-    <w:bookmarkStart w:id="90" w:name="section-d-final-comments"/>
+    <w:bookmarkEnd w:id="88"/>
+    <w:bookmarkStart w:id="91" w:name="section-d-final-comments"/>
     <w:p>
       <w:pPr>
         <w:pStyle w:val="Heading2"/>
@@ -6447,7 +6480,7 @@
         <w:t xml:space="preserve">Section D: Final comments</w:t>
       </w:r>
     </w:p>
-    <w:bookmarkStart w:id="88" w:name="d1.-priority-interventions"/>
+    <w:bookmarkStart w:id="89" w:name="d1.-priority-interventions"/>
     <w:p>
       <w:pPr>
         <w:pStyle w:val="Heading3"/>
@@ -6500,8 +6533,8 @@
         <w:t xml:space="preserve">Priority intervention 3: [selection from intervention list]</w:t>
       </w:r>
     </w:p>
-    <w:bookmarkEnd w:id="88"/>
-    <w:bookmarkStart w:id="89" w:name="d2.-final-comment"/>
+    <w:bookmarkEnd w:id="89"/>
+    <w:bookmarkStart w:id="90" w:name="d2.-final-comment"/>
     <w:p>
       <w:pPr>
         <w:pStyle w:val="Heading3"/>
@@ -6526,9 +6559,9 @@
         <w:t xml:space="preserve">[Optional free-text field]</w:t>
       </w:r>
     </w:p>
-    <w:bookmarkEnd w:id="89"/>
     <w:bookmarkEnd w:id="90"/>
-    <w:bookmarkStart w:id="91" w:name="completion-screen-1"/>
+    <w:bookmarkEnd w:id="91"/>
+    <w:bookmarkStart w:id="92" w:name="completion-screen-1"/>
     <w:p>
       <w:pPr>
         <w:pStyle w:val="Heading2"/>
@@ -6552,8 +6585,8 @@
         </w:pict>
       </w:r>
     </w:p>
-    <w:bookmarkEnd w:id="91"/>
-    <w:bookmarkStart w:id="92" w:name="initial-recruitment-email"/>
+    <w:bookmarkEnd w:id="92"/>
+    <w:bookmarkStart w:id="93" w:name="initial-recruitment-email"/>
     <w:p>
       <w:pPr>
         <w:pStyle w:val="Heading2"/>
@@ -6701,57 +6734,21 @@
         <w:pStyle w:val="BodyText"/>
       </w:pPr>
       <w:r>
-        <w:t xml:space="preserve">For questions about the study, please contact:</w:t>
-      </w:r>
-    </w:p>
-    <w:p>
-      <w:pPr>
-        <w:pStyle w:val="BodyText"/>
-      </w:pPr>
-      <w:r>
-        <w:t xml:space="preserve">Prof. Ashraf Nabhan, Principal Investigator</w:t>
-      </w:r>
-      <w:r>
-        <w:br/>
-      </w:r>
-      <w:r>
-        <w:t xml:space="preserve">[Email] | [Telephone]</w:t>
-      </w:r>
-    </w:p>
-    <w:p>
-      <w:pPr>
-        <w:pStyle w:val="BodyText"/>
-      </w:pPr>
-      <w:r>
-        <w:t xml:space="preserve">Research Coordinator</w:t>
-      </w:r>
-      <w:r>
-        <w:br/>
-      </w:r>
-      <w:r>
-        <w:t xml:space="preserve">[Name]</w:t>
-      </w:r>
-      <w:r>
-        <w:br/>
-      </w:r>
-      <w:r>
-        <w:t xml:space="preserve">[Email] | [Telephone]</w:t>
-      </w:r>
-    </w:p>
-    <w:p>
-      <w:pPr>
-        <w:pStyle w:val="BodyText"/>
-      </w:pPr>
-      <w:r>
-        <w:t xml:space="preserve">For questions about participant rights or concerns you prefer not to discuss with the study team:</w:t>
-      </w:r>
-    </w:p>
-    <w:p>
-      <w:pPr>
-        <w:pStyle w:val="BodyText"/>
-      </w:pPr>
-      <w:r>
-        <w:t xml:space="preserve">[MTI University IRB contact details]</w:t>
+        <w:t xml:space="preserve">For questions about the study, please contact the study team at</w:t>
+      </w:r>
+      <w:r>
+        <w:t xml:space="preserve"> </w:t>
+      </w:r>
+      <w:hyperlink r:id="rId29">
+        <w:r>
+          <w:rPr>
+            <w:rStyle w:val="Hyperlink"/>
+          </w:rPr>
+          <w:t xml:space="preserve">ecr@med.asu.edu.eg</w:t>
+        </w:r>
+      </w:hyperlink>
+      <w:r>
+        <w:t xml:space="preserve">. For questions about your rights as a research participant, or to make a complaint that you prefer not to discuss with the research team, please contact the MTI University Institutional Review Board at irb@mti.edu.eg.</w:t>
       </w:r>
     </w:p>
     <w:p>
@@ -6795,8 +6792,8 @@
         </w:pict>
       </w:r>
     </w:p>
-    <w:bookmarkEnd w:id="92"/>
-    <w:bookmarkStart w:id="93" w:name="X70bd86033086c9098bb2af90bcc49283389661e"/>
+    <w:bookmarkEnd w:id="93"/>
+    <w:bookmarkStart w:id="94" w:name="X70bd86033086c9098bb2af90bcc49283389661e"/>
     <w:p>
       <w:pPr>
         <w:pStyle w:val="Heading2"/>
@@ -6842,13 +6839,24 @@
         <w:pStyle w:val="BodyText"/>
       </w:pPr>
       <w:r>
-        <w:t xml:space="preserve">For questions: [study email / telephone].</w:t>
-      </w:r>
-      <w:r>
-        <w:br/>
-      </w:r>
-      <w:r>
-        <w:t xml:space="preserve">IRB contact: [IRB email / telephone].</w:t>
+        <w:t xml:space="preserve">For questions:</w:t>
+      </w:r>
+      <w:r>
+        <w:t xml:space="preserve"> </w:t>
+      </w:r>
+      <w:hyperlink r:id="rId29">
+        <w:r>
+          <w:rPr>
+            <w:rStyle w:val="Hyperlink"/>
+          </w:rPr>
+          <w:t xml:space="preserve">ecr@med.asu.edu.eg</w:t>
+        </w:r>
+      </w:hyperlink>
+      <w:r>
+        <w:t xml:space="preserve"> </w:t>
+      </w:r>
+      <w:r>
+        <w:t xml:space="preserve">IRB contact: irb@mti.edu.eg.</w:t>
       </w:r>
     </w:p>
     <w:p>
@@ -6872,8 +6880,8 @@
         </w:pict>
       </w:r>
     </w:p>
-    <w:bookmarkEnd w:id="93"/>
-    <w:bookmarkStart w:id="94" w:name="round-1-reminder-1"/>
+    <w:bookmarkEnd w:id="94"/>
+    <w:bookmarkStart w:id="95" w:name="round-1-reminder-1"/>
     <w:p>
       <w:pPr>
         <w:pStyle w:val="Heading2"/>
@@ -7014,7 +7022,7 @@
         <w:br/>
       </w:r>
       <w:r>
-        <w:t xml:space="preserve">[Name]</w:t>
+        <w:t xml:space="preserve">Sara Ibrahim</w:t>
       </w:r>
       <w:r>
         <w:br/>
@@ -7026,8 +7034,19 @@
         <w:br/>
       </w:r>
       <w:r>
-        <w:t xml:space="preserve">[Contact details]</w:t>
-      </w:r>
+        <w:t xml:space="preserve">Email:</w:t>
+      </w:r>
+      <w:r>
+        <w:t xml:space="preserve"> </w:t>
+      </w:r>
+      <w:hyperlink r:id="rId29">
+        <w:r>
+          <w:rPr>
+            <w:rStyle w:val="Hyperlink"/>
+          </w:rPr>
+          <w:t xml:space="preserve">ecr@med.asu.edu.eg</w:t>
+        </w:r>
+      </w:hyperlink>
     </w:p>
     <w:p>
       <w:r>
@@ -7036,8 +7055,8 @@
         </w:pict>
       </w:r>
     </w:p>
-    <w:bookmarkEnd w:id="94"/>
-    <w:bookmarkStart w:id="95" w:name="round-1-final-reminder"/>
+    <w:bookmarkEnd w:id="95"/>
+    <w:bookmarkStart w:id="96" w:name="round-1-final-reminder"/>
     <w:p>
       <w:pPr>
         <w:pStyle w:val="Heading2"/>
@@ -7130,13 +7149,13 @@
         <w:pStyle w:val="BodyText"/>
       </w:pPr>
       <w:r>
-        <w:t xml:space="preserve">With appreciation,</w:t>
+        <w:t xml:space="preserve">Kind regards,</w:t>
       </w:r>
       <w:r>
         <w:br/>
       </w:r>
       <w:r>
-        <w:t xml:space="preserve">[Name]</w:t>
+        <w:t xml:space="preserve">Sara Ibrahim</w:t>
       </w:r>
       <w:r>
         <w:br/>
@@ -7148,8 +7167,19 @@
         <w:br/>
       </w:r>
       <w:r>
-        <w:t xml:space="preserve">[Contact details]</w:t>
-      </w:r>
+        <w:t xml:space="preserve">Email:</w:t>
+      </w:r>
+      <w:r>
+        <w:t xml:space="preserve"> </w:t>
+      </w:r>
+      <w:hyperlink r:id="rId29">
+        <w:r>
+          <w:rPr>
+            <w:rStyle w:val="Hyperlink"/>
+          </w:rPr>
+          <w:t xml:space="preserve">ecr@med.asu.edu.eg</w:t>
+        </w:r>
+      </w:hyperlink>
     </w:p>
     <w:p>
       <w:r>
@@ -7158,8 +7188,8 @@
         </w:pict>
       </w:r>
     </w:p>
-    <w:bookmarkEnd w:id="95"/>
-    <w:bookmarkStart w:id="96" w:name="round-2-invitation"/>
+    <w:bookmarkEnd w:id="96"/>
+    <w:bookmarkStart w:id="97" w:name="round-2-invitation"/>
     <w:p>
       <w:pPr>
         <w:pStyle w:val="Heading2"/>
@@ -7342,7 +7372,21 @@
         <w:pStyle w:val="BodyText"/>
       </w:pPr>
       <w:r>
-        <w:t xml:space="preserve">For questions or withdrawal requests, contact [study email].</w:t>
+        <w:t xml:space="preserve">For questions or withdrawal requests, contact the study team at</w:t>
+      </w:r>
+      <w:r>
+        <w:t xml:space="preserve"> </w:t>
+      </w:r>
+      <w:hyperlink r:id="rId29">
+        <w:r>
+          <w:rPr>
+            <w:rStyle w:val="Hyperlink"/>
+          </w:rPr>
+          <w:t xml:space="preserve">ecr@med.asu.edu.eg</w:t>
+        </w:r>
+      </w:hyperlink>
+      <w:r>
+        <w:t xml:space="preserve">.</w:t>
       </w:r>
     </w:p>
     <w:p>
@@ -7386,8 +7430,8 @@
         </w:pict>
       </w:r>
     </w:p>
-    <w:bookmarkEnd w:id="96"/>
-    <w:bookmarkStart w:id="97" w:name="round-2-reminder-1"/>
+    <w:bookmarkEnd w:id="97"/>
+    <w:bookmarkStart w:id="98" w:name="round-2-reminder-1"/>
     <w:p>
       <w:pPr>
         <w:pStyle w:val="Heading2"/>
@@ -7507,7 +7551,7 @@
         <w:br/>
       </w:r>
       <w:r>
-        <w:t xml:space="preserve">[Name]</w:t>
+        <w:t xml:space="preserve">Sara Ibrahim</w:t>
       </w:r>
       <w:r>
         <w:br/>
@@ -7519,8 +7563,19 @@
         <w:br/>
       </w:r>
       <w:r>
-        <w:t xml:space="preserve">[Contact details]</w:t>
-      </w:r>
+        <w:t xml:space="preserve">Email:</w:t>
+      </w:r>
+      <w:r>
+        <w:t xml:space="preserve"> </w:t>
+      </w:r>
+      <w:hyperlink r:id="rId29">
+        <w:r>
+          <w:rPr>
+            <w:rStyle w:val="Hyperlink"/>
+          </w:rPr>
+          <w:t xml:space="preserve">ecr@med.asu.edu.eg</w:t>
+        </w:r>
+      </w:hyperlink>
     </w:p>
     <w:p>
       <w:r>
@@ -7529,8 +7584,8 @@
         </w:pict>
       </w:r>
     </w:p>
-    <w:bookmarkEnd w:id="97"/>
-    <w:bookmarkStart w:id="98" w:name="round-2-final-reminder"/>
+    <w:bookmarkEnd w:id="98"/>
+    <w:bookmarkStart w:id="99" w:name="round-2-final-reminder"/>
     <w:p>
       <w:pPr>
         <w:pStyle w:val="Heading2"/>
@@ -7629,7 +7684,7 @@
         <w:br/>
       </w:r>
       <w:r>
-        <w:t xml:space="preserve">[Name]</w:t>
+        <w:t xml:space="preserve">Sara Ibrahim</w:t>
       </w:r>
       <w:r>
         <w:br/>
@@ -7641,8 +7696,19 @@
         <w:br/>
       </w:r>
       <w:r>
-        <w:t xml:space="preserve">[Contact details]</w:t>
-      </w:r>
+        <w:t xml:space="preserve">Email:</w:t>
+      </w:r>
+      <w:r>
+        <w:t xml:space="preserve"> </w:t>
+      </w:r>
+      <w:hyperlink r:id="rId29">
+        <w:r>
+          <w:rPr>
+            <w:rStyle w:val="Hyperlink"/>
+          </w:rPr>
+          <w:t xml:space="preserve">ecr@med.asu.edu.eg</w:t>
+        </w:r>
+      </w:hyperlink>
     </w:p>
     <w:p>
       <w:r>
@@ -7651,8 +7717,8 @@
         </w:pict>
       </w:r>
     </w:p>
-    <w:bookmarkEnd w:id="98"/>
     <w:bookmarkEnd w:id="99"/>
+    <w:bookmarkEnd w:id="100"/>
     <w:sectPr>
       <w:headerReference r:id="rId6" w:type="even"/>
       <w:headerReference r:id="rId7" w:type="default"/>

--- a/irb_package.docx
+++ b/irb_package.docx
@@ -26,13 +26,13 @@
         <w:t xml:space="preserve">Early-career Researchers Taskforce of the Egyptian Medical Research Challenge</w:t>
       </w:r>
     </w:p>
-    <w:bookmarkStart w:id="39" w:name="participant-information-sheet"/>
+    <w:bookmarkStart w:id="46" w:name="round-1-delphi-questionnaire"/>
     <w:p>
       <w:pPr>
         <w:pStyle w:val="Heading1"/>
       </w:pPr>
       <w:r>
-        <w:t xml:space="preserve">Participant Information Sheet</w:t>
+        <w:t xml:space="preserve">Round-1 Delphi Questionnaire</w:t>
       </w:r>
     </w:p>
     <w:bookmarkStart w:id="20" w:name="study-title"/>
@@ -56,55 +56,14 @@
         <w:t xml:space="preserve">Barriers to Valid Medical Research Among Early-Career Researchers in Egypt: A Modified Delphi Study</w:t>
       </w:r>
     </w:p>
-    <w:p>
-      <w:pPr>
-        <w:pStyle w:val="BodyText"/>
-      </w:pPr>
-      <w:r>
-        <w:t xml:space="preserve">Principal Investigator</w:t>
-      </w:r>
-    </w:p>
-    <w:p>
-      <w:pPr>
-        <w:pStyle w:val="BodyText"/>
-      </w:pPr>
-      <w:r>
-        <w:t xml:space="preserve">Prof. Ashraf Nabhan</w:t>
-      </w:r>
-      <w:r>
-        <w:br/>
-      </w:r>
-      <w:r>
-        <w:t xml:space="preserve">Faculty of Medicine, MTI University</w:t>
-      </w:r>
-      <w:r>
-        <w:br/>
-      </w:r>
-    </w:p>
-    <w:p>
-      <w:pPr>
-        <w:pStyle w:val="BodyText"/>
-      </w:pPr>
-      <w:r>
-        <w:t xml:space="preserve">Research team</w:t>
-      </w:r>
-    </w:p>
-    <w:p>
-      <w:pPr>
-        <w:pStyle w:val="BodyText"/>
-      </w:pPr>
-      <w:r>
-        <w:t xml:space="preserve">Research Coordinators: Sara Ibrahim Abdelkader and Omar Ahmed Salem</w:t>
-      </w:r>
-    </w:p>
     <w:bookmarkEnd w:id="20"/>
-    <w:bookmarkStart w:id="21" w:name="invitation-to-take-part"/>
+    <w:bookmarkStart w:id="22" w:name="participant-instructions"/>
     <w:p>
       <w:pPr>
         <w:pStyle w:val="Heading2"/>
       </w:pPr>
       <w:r>
-        <w:t xml:space="preserve">Invitation to take part</w:t>
+        <w:t xml:space="preserve">Participant instructions</w:t>
       </w:r>
     </w:p>
     <w:p>
@@ -112,33 +71,75 @@
         <w:pStyle w:val="FirstParagraph"/>
       </w:pPr>
       <w:r>
-        <w:t xml:space="preserve">You are invited to participate in a research study about barriers that may affect the ability of early-career medical researchers in Egypt to conduct valid, relevant, and high-value research.</w:t>
-      </w:r>
-    </w:p>
-    <w:p>
-      <w:pPr>
-        <w:pStyle w:val="BodyText"/>
-      </w:pPr>
-      <w:r>
-        <w:t xml:space="preserve">Before deciding whether to participate, please read this information carefully. It explains why the study is being done, what participation involves, possible risks and benefits, and how your information will be handled.</w:t>
-      </w:r>
-    </w:p>
-    <w:p>
-      <w:pPr>
-        <w:pStyle w:val="BodyText"/>
-      </w:pPr>
-      <w:r>
-        <w:t xml:space="preserve">Taking part is entirely voluntary.</w:t>
-      </w:r>
-    </w:p>
-    <w:bookmarkEnd w:id="21"/>
-    <w:bookmarkStart w:id="22" w:name="why-is-this-study-being-conducted"/>
-    <w:p>
-      <w:pPr>
-        <w:pStyle w:val="Heading2"/>
-      </w:pPr>
-      <w:r>
-        <w:t xml:space="preserve">Why is this study being conducted?</w:t>
+        <w:t xml:space="preserve">Thank you for taking part.</w:t>
+      </w:r>
+    </w:p>
+    <w:p>
+      <w:pPr>
+        <w:pStyle w:val="BodyText"/>
+      </w:pPr>
+      <w:r>
+        <w:t xml:space="preserve">This questionnaire asks for your views on barriers that may limit the ability of early-career medical researchers in Egypt to conduct valid, relevant, and high-value research.</w:t>
+      </w:r>
+    </w:p>
+    <w:p>
+      <w:pPr>
+        <w:pStyle w:val="BodyText"/>
+      </w:pPr>
+      <w:r>
+        <w:t xml:space="preserve">Please consider the Egyptian medical research environment as a whole. Your ratings should reflect the importance of each barrier for early-career researchers, rather than the performance of a particular person, department, university, hospital, or organization.</w:t>
+      </w:r>
+    </w:p>
+    <w:p>
+      <w:pPr>
+        <w:pStyle w:val="BodyText"/>
+      </w:pPr>
+      <w:r>
+        <w:t xml:space="preserve">For each statement, provide two ratings:</w:t>
+      </w:r>
+    </w:p>
+    <w:p>
+      <w:pPr>
+        <w:pStyle w:val="Compact"/>
+        <w:numPr>
+          <w:ilvl w:val="0"/>
+          <w:numId w:val="1001"/>
+        </w:numPr>
+      </w:pPr>
+      <w:r>
+        <w:rPr>
+          <w:b/>
+          <w:bCs/>
+        </w:rPr>
+        <w:t xml:space="preserve">Importance:</w:t>
+      </w:r>
+      <w:r>
+        <w:t xml:space="preserve"> </w:t>
+      </w:r>
+      <w:r>
+        <w:t xml:space="preserve">How important is this barrier in limiting valid, relevant, and high-value medical research among early-career researchers in Egypt?</w:t>
+      </w:r>
+    </w:p>
+    <w:p>
+      <w:pPr>
+        <w:pStyle w:val="Compact"/>
+        <w:numPr>
+          <w:ilvl w:val="0"/>
+          <w:numId w:val="1001"/>
+        </w:numPr>
+      </w:pPr>
+      <w:r>
+        <w:rPr>
+          <w:b/>
+          <w:bCs/>
+        </w:rPr>
+        <w:t xml:space="preserve">Modifiability:</w:t>
+      </w:r>
+      <w:r>
+        <w:t xml:space="preserve"> </w:t>
+      </w:r>
+      <w:r>
+        <w:t xml:space="preserve">To what extent could this barrier realistically be changed or improved through actions at the individual, supervisory, institutional, university, health-system, or national level?</w:t>
       </w:r>
     </w:p>
     <w:p>
@@ -146,280 +147,33 @@
         <w:pStyle w:val="FirstParagraph"/>
       </w:pPr>
       <w:r>
-        <w:t xml:space="preserve">Medical research should address important questions and use appropriate methods so that its findings can be trusted and used. However, early-career researchers may face barriers related to research skills, supervision, time, funding, data access, infrastructure, ethics and administrative procedures, institutional culture, incentives, and the wider research system.</w:t>
-      </w:r>
-    </w:p>
-    <w:p>
-      <w:pPr>
-        <w:pStyle w:val="BodyText"/>
-      </w:pPr>
-      <w:r>
-        <w:t xml:space="preserve">This study aims to develop expert consensus on:</w:t>
-      </w:r>
-    </w:p>
-    <w:p>
-      <w:pPr>
-        <w:pStyle w:val="Compact"/>
-        <w:numPr>
-          <w:ilvl w:val="0"/>
-          <w:numId w:val="1001"/>
-        </w:numPr>
-      </w:pPr>
-      <w:r>
-        <w:t xml:space="preserve">The barriers considered most important in limiting valid, relevant, and high-value medical research among early-career researchers in Egypt.</w:t>
-      </w:r>
-    </w:p>
-    <w:p>
-      <w:pPr>
-        <w:pStyle w:val="Compact"/>
-        <w:numPr>
-          <w:ilvl w:val="0"/>
-          <w:numId w:val="1001"/>
-        </w:numPr>
-      </w:pPr>
-      <w:r>
-        <w:t xml:space="preserve">Which barriers are considered modifiable.</w:t>
-      </w:r>
-    </w:p>
-    <w:p>
-      <w:pPr>
-        <w:pStyle w:val="Compact"/>
-        <w:numPr>
-          <w:ilvl w:val="0"/>
-          <w:numId w:val="1001"/>
-        </w:numPr>
-      </w:pPr>
-      <w:r>
-        <w:t xml:space="preserve">Which interventions are considered important, feasible, and suitable for prioritization.</w:t>
-      </w:r>
-    </w:p>
-    <w:p>
-      <w:pPr>
-        <w:pStyle w:val="FirstParagraph"/>
-      </w:pPr>
-      <w:r>
-        <w:t xml:space="preserve">The study does not aim to measure how common each barrier is in Egypt, determine whether a particular barrier causes poor research quality, evaluate institutions or individuals, or assess the performance of any named supervisor, department, university, hospital, or organization.</w:t>
-      </w:r>
-    </w:p>
-    <w:bookmarkEnd w:id="22"/>
-    <w:bookmarkStart w:id="23" w:name="why-have-i-been-invited"/>
-    <w:p>
-      <w:pPr>
-        <w:pStyle w:val="Heading2"/>
-      </w:pPr>
-      <w:r>
-        <w:t xml:space="preserve">Why have I been invited?</w:t>
-      </w:r>
-    </w:p>
-    <w:p>
-      <w:pPr>
-        <w:pStyle w:val="FirstParagraph"/>
-      </w:pPr>
-      <w:r>
-        <w:t xml:space="preserve">You have been invited because of your experience in one or more areas relevant to medical research in Egypt. Eligible participants may include:</w:t>
-      </w:r>
-    </w:p>
-    <w:p>
-      <w:pPr>
-        <w:pStyle w:val="Compact"/>
-        <w:numPr>
-          <w:ilvl w:val="0"/>
-          <w:numId w:val="1002"/>
-        </w:numPr>
-      </w:pPr>
-      <w:r>
-        <w:t xml:space="preserve">Medical students, house officers, residents, teaching assistants, assistant lecturers, or equivalent early-career medical researchers.</w:t>
-      </w:r>
-    </w:p>
-    <w:p>
-      <w:pPr>
-        <w:pStyle w:val="Compact"/>
-        <w:numPr>
-          <w:ilvl w:val="0"/>
-          <w:numId w:val="1002"/>
-        </w:numPr>
-      </w:pPr>
-      <w:r>
-        <w:t xml:space="preserve">Research supervisors.</w:t>
-      </w:r>
-    </w:p>
-    <w:p>
-      <w:pPr>
-        <w:pStyle w:val="Compact"/>
-        <w:numPr>
-          <w:ilvl w:val="0"/>
-          <w:numId w:val="1002"/>
-        </w:numPr>
-      </w:pPr>
-      <w:r>
-        <w:t xml:space="preserve">Biostatisticians, epidemiologists, research methodologists, evidence-synthesis specialists, qualitative researchers, or related experts.</w:t>
-      </w:r>
-    </w:p>
-    <w:p>
-      <w:pPr>
-        <w:pStyle w:val="Compact"/>
-        <w:numPr>
-          <w:ilvl w:val="0"/>
-          <w:numId w:val="1002"/>
-        </w:numPr>
-      </w:pPr>
-      <w:r>
-        <w:t xml:space="preserve">Members of ethics committees or research-governance structures.</w:t>
-      </w:r>
-    </w:p>
-    <w:p>
-      <w:pPr>
-        <w:pStyle w:val="FirstParagraph"/>
-      </w:pPr>
-      <w:r>
-        <w:t xml:space="preserve">You should participate only if you have sufficient familiarity with the Egyptian medical research environment to provide informed judgments.</w:t>
-      </w:r>
-    </w:p>
-    <w:bookmarkEnd w:id="23"/>
-    <w:bookmarkStart w:id="26" w:name="what-will-happen-if-i-take-part"/>
-    <w:p>
-      <w:pPr>
-        <w:pStyle w:val="Heading2"/>
-      </w:pPr>
-      <w:r>
-        <w:t xml:space="preserve">What will happen if I take part?</w:t>
-      </w:r>
-    </w:p>
-    <w:p>
-      <w:pPr>
-        <w:pStyle w:val="FirstParagraph"/>
-      </w:pPr>
-      <w:r>
-        <w:t xml:space="preserve">This is a two-round online modified Delphi study.</w:t>
-      </w:r>
-    </w:p>
-    <w:bookmarkStart w:id="24" w:name="round-1"/>
-    <w:p>
-      <w:pPr>
-        <w:pStyle w:val="Heading3"/>
-      </w:pPr>
-      <w:r>
-        <w:t xml:space="preserve">Round 1</w:t>
-      </w:r>
-    </w:p>
-    <w:p>
-      <w:pPr>
-        <w:pStyle w:val="FirstParagraph"/>
-      </w:pPr>
-      <w:r>
-        <w:t xml:space="preserve">If you agree to participate:</w:t>
-      </w:r>
-    </w:p>
-    <w:p>
-      <w:pPr>
-        <w:pStyle w:val="Compact"/>
-        <w:numPr>
-          <w:ilvl w:val="0"/>
-          <w:numId w:val="1003"/>
-        </w:numPr>
-      </w:pPr>
-      <w:r>
-        <w:t xml:space="preserve">You will complete an electronic consent form.</w:t>
-      </w:r>
-    </w:p>
-    <w:p>
-      <w:pPr>
-        <w:pStyle w:val="Compact"/>
-        <w:numPr>
-          <w:ilvl w:val="0"/>
-          <w:numId w:val="1003"/>
-        </w:numPr>
-      </w:pPr>
-      <w:r>
-        <w:t xml:space="preserve">You will be asked a small number of background questions, such as your stakeholder category, career stage, type of institution, and research-related experience.</w:t>
-      </w:r>
-    </w:p>
-    <w:p>
-      <w:pPr>
-        <w:pStyle w:val="Compact"/>
-        <w:numPr>
-          <w:ilvl w:val="0"/>
-          <w:numId w:val="1003"/>
-        </w:numPr>
-      </w:pPr>
-      <w:r>
-        <w:t xml:space="preserve">You will rate a series of candidate barriers on two 9-point scales:</w:t>
-      </w:r>
-    </w:p>
-    <w:p>
-      <w:pPr>
-        <w:pStyle w:val="Compact"/>
-        <w:numPr>
-          <w:ilvl w:val="1"/>
-          <w:numId w:val="1004"/>
-        </w:numPr>
-      </w:pPr>
-      <w:r>
-        <w:rPr>
-          <w:b/>
-          <w:bCs/>
-        </w:rPr>
-        <w:t xml:space="preserve">Importance:</w:t>
-      </w:r>
-      <w:r>
-        <w:t xml:space="preserve"> </w:t>
-      </w:r>
-      <w:r>
-        <w:t xml:space="preserve">from 1 = not important at all to 9 = extremely important.</w:t>
-      </w:r>
-    </w:p>
-    <w:p>
-      <w:pPr>
-        <w:pStyle w:val="Compact"/>
-        <w:numPr>
-          <w:ilvl w:val="1"/>
-          <w:numId w:val="1004"/>
-        </w:numPr>
-      </w:pPr>
-      <w:r>
-        <w:rPr>
-          <w:b/>
-          <w:bCs/>
-        </w:rPr>
-        <w:t xml:space="preserve">Modifiability:</w:t>
-      </w:r>
-      <w:r>
-        <w:t xml:space="preserve"> </w:t>
-      </w:r>
-      <w:r>
-        <w:t xml:space="preserve">from 1 = not modifiable to 9 = highly modifiable.</w:t>
-      </w:r>
-    </w:p>
-    <w:p>
-      <w:pPr>
-        <w:pStyle w:val="Compact"/>
-        <w:numPr>
-          <w:ilvl w:val="0"/>
-          <w:numId w:val="1003"/>
-        </w:numPr>
-      </w:pPr>
-      <w:r>
-        <w:t xml:space="preserve">You may select “cannot judge / insufficient experience” for any item you do not feel able to rate.</w:t>
-      </w:r>
-    </w:p>
-    <w:p>
-      <w:pPr>
-        <w:pStyle w:val="Compact"/>
-        <w:numPr>
-          <w:ilvl w:val="0"/>
-          <w:numId w:val="1003"/>
-        </w:numPr>
-      </w:pPr>
-      <w:r>
-        <w:t xml:space="preserve">You may provide optional comments or suggest additional barriers.</w:t>
-      </w:r>
-    </w:p>
-    <w:p>
-      <w:pPr>
-        <w:pStyle w:val="FirstParagraph"/>
-      </w:pPr>
-      <w:r>
-        <w:t xml:space="preserve">Round 1 is expected to take approximately</w:t>
+        <w:t xml:space="preserve">If you do not have enough knowledge or experience to rate an item, select</w:t>
+      </w:r>
+      <w:r>
+        <w:t xml:space="preserve"> </w:t>
+      </w:r>
+      <w:r>
+        <w:rPr>
+          <w:b/>
+          <w:bCs/>
+        </w:rPr>
+        <w:t xml:space="preserve">“Cannot judge / insufficient experience.”</w:t>
+      </w:r>
+    </w:p>
+    <w:p>
+      <w:pPr>
+        <w:pStyle w:val="BodyText"/>
+      </w:pPr>
+      <w:r>
+        <w:t xml:space="preserve">Please do not name individuals, supervisors, departments, institutions, hospitals, patients, or organizations in free-text comments.</w:t>
+      </w:r>
+    </w:p>
+    <w:p>
+      <w:pPr>
+        <w:pStyle w:val="BodyText"/>
+      </w:pPr>
+      <w:r>
+        <w:t xml:space="preserve">Estimated completion time:</w:t>
       </w:r>
       <w:r>
         <w:t xml:space="preserve"> </w:t>
@@ -435,2038 +189,7 @@
         <w:t xml:space="preserve">.</w:t>
       </w:r>
     </w:p>
-    <w:bookmarkEnd w:id="24"/>
-    <w:bookmarkStart w:id="25" w:name="round-2"/>
-    <w:p>
-      <w:pPr>
-        <w:pStyle w:val="Heading3"/>
-      </w:pPr>
-      <w:r>
-        <w:t xml:space="preserve">Round 2</w:t>
-      </w:r>
-    </w:p>
-    <w:p>
-      <w:pPr>
-        <w:pStyle w:val="FirstParagraph"/>
-      </w:pPr>
-      <w:r>
-        <w:t xml:space="preserve">Participants who complete Round 1 may be invited to take part in Round 2.</w:t>
-      </w:r>
-    </w:p>
-    <w:p>
-      <w:pPr>
-        <w:pStyle w:val="BodyText"/>
-      </w:pPr>
-      <w:r>
-        <w:t xml:space="preserve">In Round 2:</w:t>
-      </w:r>
-    </w:p>
-    <w:p>
-      <w:pPr>
-        <w:pStyle w:val="Compact"/>
-        <w:numPr>
-          <w:ilvl w:val="0"/>
-          <w:numId w:val="1005"/>
-        </w:numPr>
-      </w:pPr>
-      <w:r>
-        <w:t xml:space="preserve">You will receive anonymized group-level feedback from Round 1, such as the number of valid responses, median rating, interquartile range, and proportion of participants giving high ratings.</w:t>
-      </w:r>
-    </w:p>
-    <w:p>
-      <w:pPr>
-        <w:pStyle w:val="Compact"/>
-        <w:numPr>
-          <w:ilvl w:val="0"/>
-          <w:numId w:val="1005"/>
-        </w:numPr>
-      </w:pPr>
-      <w:r>
-        <w:t xml:space="preserve">You will be asked to reconsider and re-rate retained or revised barrier items.</w:t>
-      </w:r>
-    </w:p>
-    <w:p>
-      <w:pPr>
-        <w:pStyle w:val="Compact"/>
-        <w:numPr>
-          <w:ilvl w:val="0"/>
-          <w:numId w:val="1005"/>
-        </w:numPr>
-      </w:pPr>
-      <w:r>
-        <w:t xml:space="preserve">You will rate candidate interventions according to:</w:t>
-      </w:r>
-    </w:p>
-    <w:p>
-      <w:pPr>
-        <w:pStyle w:val="Compact"/>
-        <w:numPr>
-          <w:ilvl w:val="1"/>
-          <w:numId w:val="1006"/>
-        </w:numPr>
-      </w:pPr>
-      <w:r>
-        <w:rPr>
-          <w:b/>
-          <w:bCs/>
-        </w:rPr>
-        <w:t xml:space="preserve">Importance/potential impact:</w:t>
-      </w:r>
-      <w:r>
-        <w:t xml:space="preserve"> </w:t>
-      </w:r>
-      <w:r>
-        <w:t xml:space="preserve">from 1 = not important/no meaningful impact to 9 = extremely important/very high potential impact.</w:t>
-      </w:r>
-    </w:p>
-    <w:p>
-      <w:pPr>
-        <w:pStyle w:val="Compact"/>
-        <w:numPr>
-          <w:ilvl w:val="1"/>
-          <w:numId w:val="1006"/>
-        </w:numPr>
-      </w:pPr>
-      <w:r>
-        <w:rPr>
-          <w:b/>
-          <w:bCs/>
-        </w:rPr>
-        <w:t xml:space="preserve">Feasibility:</w:t>
-      </w:r>
-      <w:r>
-        <w:t xml:space="preserve"> </w:t>
-      </w:r>
-      <w:r>
-        <w:t xml:space="preserve">from 1 = not feasible to 9 = highly feasible.</w:t>
-      </w:r>
-    </w:p>
-    <w:p>
-      <w:pPr>
-        <w:pStyle w:val="Compact"/>
-        <w:numPr>
-          <w:ilvl w:val="0"/>
-          <w:numId w:val="1005"/>
-        </w:numPr>
-      </w:pPr>
-      <w:r>
-        <w:t xml:space="preserve">You may again select “cannot judge / insufficient experience” and provide optional comments.</w:t>
-      </w:r>
-    </w:p>
-    <w:p>
-      <w:pPr>
-        <w:pStyle w:val="FirstParagraph"/>
-      </w:pPr>
-      <w:r>
-        <w:t xml:space="preserve">Round 2 is expected to take approximately</w:t>
-      </w:r>
-      <w:r>
-        <w:t xml:space="preserve"> </w:t>
-      </w:r>
-      <w:r>
-        <w:rPr>
-          <w:b/>
-          <w:bCs/>
-        </w:rPr>
-        <w:t xml:space="preserve">15 minutes</w:t>
-      </w:r>
-      <w:r>
-        <w:t xml:space="preserve">.</w:t>
-      </w:r>
-    </w:p>
-    <w:p>
-      <w:pPr>
-        <w:pStyle w:val="BodyText"/>
-      </w:pPr>
-      <w:r>
-        <w:t xml:space="preserve">There will be no face-to-face group discussion. You will not be asked to interact with other participants.</w:t>
-      </w:r>
-    </w:p>
-    <w:bookmarkEnd w:id="25"/>
-    <w:bookmarkEnd w:id="26"/>
-    <w:bookmarkStart w:id="27" w:name="what-should-i-consider-when-responding"/>
-    <w:p>
-      <w:pPr>
-        <w:pStyle w:val="Heading2"/>
-      </w:pPr>
-      <w:r>
-        <w:t xml:space="preserve">What should I consider when responding?</w:t>
-      </w:r>
-    </w:p>
-    <w:p>
-      <w:pPr>
-        <w:pStyle w:val="FirstParagraph"/>
-      </w:pPr>
-      <w:r>
-        <w:t xml:space="preserve">Please consider the Egyptian medical research system as a whole. The purpose is not to assign blame to individual researchers, supervisors, departments, universities, hospitals, ethics committees, or funding bodies.</w:t>
-      </w:r>
-    </w:p>
-    <w:p>
-      <w:pPr>
-        <w:pStyle w:val="BodyText"/>
-      </w:pPr>
-      <w:r>
-        <w:t xml:space="preserve">Please do</w:t>
-      </w:r>
-      <w:r>
-        <w:t xml:space="preserve"> </w:t>
-      </w:r>
-      <w:r>
-        <w:rPr>
-          <w:b/>
-          <w:bCs/>
-        </w:rPr>
-        <w:t xml:space="preserve">not</w:t>
-      </w:r>
-      <w:r>
-        <w:t xml:space="preserve"> </w:t>
-      </w:r>
-      <w:r>
-        <w:t xml:space="preserve">include:</w:t>
-      </w:r>
-    </w:p>
-    <w:p>
-      <w:pPr>
-        <w:pStyle w:val="Compact"/>
-        <w:numPr>
-          <w:ilvl w:val="0"/>
-          <w:numId w:val="1007"/>
-        </w:numPr>
-      </w:pPr>
-      <w:r>
-        <w:t xml:space="preserve">Names of colleagues, supervisors, students, institutions, departments, hospitals, or organizations.</w:t>
-      </w:r>
-    </w:p>
-    <w:p>
-      <w:pPr>
-        <w:pStyle w:val="Compact"/>
-        <w:numPr>
-          <w:ilvl w:val="0"/>
-          <w:numId w:val="1007"/>
-        </w:numPr>
-      </w:pPr>
-      <w:r>
-        <w:t xml:space="preserve">Confidential organizational information.</w:t>
-      </w:r>
-    </w:p>
-    <w:p>
-      <w:pPr>
-        <w:pStyle w:val="Compact"/>
-        <w:numPr>
-          <w:ilvl w:val="0"/>
-          <w:numId w:val="1007"/>
-        </w:numPr>
-      </w:pPr>
-      <w:r>
-        <w:t xml:space="preserve">Allegations about named individuals.</w:t>
-      </w:r>
-    </w:p>
-    <w:p>
-      <w:pPr>
-        <w:pStyle w:val="Compact"/>
-        <w:numPr>
-          <w:ilvl w:val="0"/>
-          <w:numId w:val="1007"/>
-        </w:numPr>
-      </w:pPr>
-      <w:r>
-        <w:t xml:space="preserve">Information that could identify you or another person.</w:t>
-      </w:r>
-    </w:p>
-    <w:p>
-      <w:pPr>
-        <w:pStyle w:val="FirstParagraph"/>
-      </w:pPr>
-      <w:r>
-        <w:t xml:space="preserve">If identifying information is entered into a free-text comment, the research team may remove or redact it before analysis, feedback, or reporting.</w:t>
-      </w:r>
-    </w:p>
-    <w:bookmarkEnd w:id="27"/>
-    <w:bookmarkStart w:id="28" w:name="is-participation-voluntary"/>
-    <w:p>
-      <w:pPr>
-        <w:pStyle w:val="Heading2"/>
-      </w:pPr>
-      <w:r>
-        <w:t xml:space="preserve">Is participation voluntary?</w:t>
-      </w:r>
-    </w:p>
-    <w:p>
-      <w:pPr>
-        <w:pStyle w:val="FirstParagraph"/>
-      </w:pPr>
-      <w:r>
-        <w:t xml:space="preserve">Yes. Participation is completely voluntary.</w:t>
-      </w:r>
-    </w:p>
-    <w:p>
-      <w:pPr>
-        <w:pStyle w:val="BodyText"/>
-      </w:pPr>
-      <w:r>
-        <w:t xml:space="preserve">You may decline to participate without giving a reason. If you choose not to participate, there will be no penalty and no effect on your academic standing, supervision, assessment, employment, promotion, professional relationships, access to services, or future opportunities.</w:t>
-      </w:r>
-    </w:p>
-    <w:p>
-      <w:pPr>
-        <w:pStyle w:val="BodyText"/>
-      </w:pPr>
-      <w:r>
-        <w:t xml:space="preserve">This is particularly important for junior participants: your supervisor, department, institution, or university will not be informed of whether you accepted or declined the invitation, except where they already know through their own independent means.</w:t>
-      </w:r>
-    </w:p>
-    <w:p>
-      <w:pPr>
-        <w:pStyle w:val="BodyText"/>
-      </w:pPr>
-      <w:r>
-        <w:t xml:space="preserve">You may skip any optional question. However, you must provide enough required ratings for your questionnaire to be considered complete according to the study’s prespecified completion rules.</w:t>
-      </w:r>
-    </w:p>
-    <w:bookmarkEnd w:id="28"/>
-    <w:bookmarkStart w:id="30" w:name="can-i-withdraw"/>
-    <w:p>
-      <w:pPr>
-        <w:pStyle w:val="Heading2"/>
-      </w:pPr>
-      <w:r>
-        <w:t xml:space="preserve">Can I withdraw?</w:t>
-      </w:r>
-    </w:p>
-    <w:p>
-      <w:pPr>
-        <w:pStyle w:val="FirstParagraph"/>
-      </w:pPr>
-      <w:r>
-        <w:t xml:space="preserve">You may stop the survey at any time before submitting it, without giving a reason.</w:t>
-      </w:r>
-    </w:p>
-    <w:p>
-      <w:pPr>
-        <w:pStyle w:val="BodyText"/>
-      </w:pPr>
-      <w:r>
-        <w:t xml:space="preserve">After submitting a survey, you may request withdrawal of your data by contacting the research team at at</w:t>
-      </w:r>
-      <w:r>
-        <w:t xml:space="preserve"> </w:t>
-      </w:r>
-      <w:hyperlink r:id="rId29">
-        <w:r>
-          <w:rPr>
-            <w:rStyle w:val="Hyperlink"/>
-          </w:rPr>
-          <w:t xml:space="preserve">ecr@med.asu.edu.eg</w:t>
-        </w:r>
-      </w:hyperlink>
-      <w:r>
-        <w:t xml:space="preserve">. Your data can be removed only while it remains identifiable through the study linkage system and before the relevant dataset has been de-identified, locked, or incorporated into aggregate analysis.</w:t>
-      </w:r>
-    </w:p>
-    <w:p>
-      <w:pPr>
-        <w:pStyle w:val="BodyText"/>
-      </w:pPr>
-      <w:r>
-        <w:t xml:space="preserve">Once data have been de-identified and combined into aggregate analyses, it may no longer be possible to identify and remove your individual responses.</w:t>
-      </w:r>
-    </w:p>
-    <w:bookmarkEnd w:id="30"/>
-    <w:bookmarkStart w:id="31" w:name="what-are-the-possible-risks"/>
-    <w:p>
-      <w:pPr>
-        <w:pStyle w:val="Heading2"/>
-      </w:pPr>
-      <w:r>
-        <w:t xml:space="preserve">What are the possible risks?</w:t>
-      </w:r>
-    </w:p>
-    <w:p>
-      <w:pPr>
-        <w:pStyle w:val="FirstParagraph"/>
-      </w:pPr>
-      <w:r>
-        <w:t xml:space="preserve">This study is expected to involve no more than minimal risk.</w:t>
-      </w:r>
-    </w:p>
-    <w:p>
-      <w:pPr>
-        <w:pStyle w:val="BodyText"/>
-      </w:pPr>
-      <w:r>
-        <w:t xml:space="preserve">Possible risks include:</w:t>
-      </w:r>
-    </w:p>
-    <w:p>
-      <w:pPr>
-        <w:pStyle w:val="Compact"/>
-        <w:numPr>
-          <w:ilvl w:val="0"/>
-          <w:numId w:val="1008"/>
-        </w:numPr>
-      </w:pPr>
-      <w:r>
-        <w:t xml:space="preserve">Minimal discomfort when considering barriers related to supervision, institutional support, research governance, or research culture.</w:t>
-      </w:r>
-    </w:p>
-    <w:p>
-      <w:pPr>
-        <w:pStyle w:val="Compact"/>
-        <w:numPr>
-          <w:ilvl w:val="0"/>
-          <w:numId w:val="1008"/>
-        </w:numPr>
-      </w:pPr>
-      <w:r>
-        <w:t xml:space="preserve">Concern that professional or institutional views could be recognized.</w:t>
-      </w:r>
-    </w:p>
-    <w:p>
-      <w:pPr>
-        <w:pStyle w:val="FirstParagraph"/>
-      </w:pPr>
-      <w:r>
-        <w:t xml:space="preserve">To reduce these risks:</w:t>
-      </w:r>
-    </w:p>
-    <w:p>
-      <w:pPr>
-        <w:pStyle w:val="Compact"/>
-        <w:numPr>
-          <w:ilvl w:val="0"/>
-          <w:numId w:val="1009"/>
-        </w:numPr>
-      </w:pPr>
-      <w:r>
-        <w:t xml:space="preserve">Participation will occur through an electronic survey rather than a group discussion.</w:t>
-      </w:r>
-    </w:p>
-    <w:p>
-      <w:pPr>
-        <w:pStyle w:val="Compact"/>
-        <w:numPr>
-          <w:ilvl w:val="0"/>
-          <w:numId w:val="1009"/>
-        </w:numPr>
-      </w:pPr>
-      <w:r>
-        <w:t xml:space="preserve">Individual ratings will not be shown to other participants.</w:t>
-      </w:r>
-    </w:p>
-    <w:p>
-      <w:pPr>
-        <w:pStyle w:val="Compact"/>
-        <w:numPr>
-          <w:ilvl w:val="0"/>
-          <w:numId w:val="1009"/>
-        </w:numPr>
-      </w:pPr>
-      <w:r>
-        <w:t xml:space="preserve">Feedback between rounds will be presented only in aggregate form.</w:t>
-      </w:r>
-    </w:p>
-    <w:p>
-      <w:pPr>
-        <w:pStyle w:val="Compact"/>
-        <w:numPr>
-          <w:ilvl w:val="0"/>
-          <w:numId w:val="1009"/>
-        </w:numPr>
-      </w:pPr>
-      <w:r>
-        <w:t xml:space="preserve">Identifying contact information will be stored separately from survey responses.</w:t>
-      </w:r>
-    </w:p>
-    <w:p>
-      <w:pPr>
-        <w:pStyle w:val="Compact"/>
-        <w:numPr>
-          <w:ilvl w:val="0"/>
-          <w:numId w:val="1009"/>
-        </w:numPr>
-      </w:pPr>
-      <w:r>
-        <w:t xml:space="preserve">The analysis dataset will use a study identifier rather than your name or email address.</w:t>
-      </w:r>
-    </w:p>
-    <w:p>
-      <w:pPr>
-        <w:pStyle w:val="Compact"/>
-        <w:numPr>
-          <w:ilvl w:val="0"/>
-          <w:numId w:val="1009"/>
-        </w:numPr>
-      </w:pPr>
-      <w:r>
-        <w:t xml:space="preserve">Reports will present aggregated findings and will avoid reporting small cells or details that could identify an individual or institution.</w:t>
-      </w:r>
-    </w:p>
-    <w:p>
-      <w:pPr>
-        <w:pStyle w:val="Compact"/>
-        <w:numPr>
-          <w:ilvl w:val="0"/>
-          <w:numId w:val="1009"/>
-        </w:numPr>
-      </w:pPr>
-      <w:r>
-        <w:t xml:space="preserve">Free-text comments will be screened for identifying information before they are used in group feedback or dissemination.</w:t>
-      </w:r>
-    </w:p>
-    <w:p>
-      <w:pPr>
-        <w:pStyle w:val="FirstParagraph"/>
-      </w:pPr>
-      <w:r>
-        <w:t xml:space="preserve">Your responses are confidential, but they are not completely anonymous to the limited research staff responsible for consent administration, round linkage, and secure data management.</w:t>
-      </w:r>
-    </w:p>
-    <w:bookmarkEnd w:id="31"/>
-    <w:bookmarkStart w:id="32" w:name="are-there-benefits-to-taking-part"/>
-    <w:p>
-      <w:pPr>
-        <w:pStyle w:val="Heading2"/>
-      </w:pPr>
-      <w:r>
-        <w:t xml:space="preserve">Are there benefits to taking part?</w:t>
-      </w:r>
-    </w:p>
-    <w:p>
-      <w:pPr>
-        <w:pStyle w:val="FirstParagraph"/>
-      </w:pPr>
-      <w:r>
-        <w:t xml:space="preserve">You may not receive a direct personal benefit from participation.</w:t>
-      </w:r>
-    </w:p>
-    <w:p>
-      <w:pPr>
-        <w:pStyle w:val="BodyText"/>
-      </w:pPr>
-      <w:r>
-        <w:t xml:space="preserve">Your contribution may help identify priorities for improving research education, supervision, methodological support, infrastructure, governance, funding, incentives, and collaboration for early-career medical researchers in Egypt.</w:t>
-      </w:r>
-    </w:p>
-    <w:bookmarkEnd w:id="32"/>
-    <w:bookmarkStart w:id="33" w:name="will-i-be-paid-or-reimbursed"/>
-    <w:p>
-      <w:pPr>
-        <w:pStyle w:val="Heading2"/>
-      </w:pPr>
-      <w:r>
-        <w:t xml:space="preserve">Will I be paid or reimbursed?</w:t>
-      </w:r>
-    </w:p>
-    <w:p>
-      <w:pPr>
-        <w:pStyle w:val="FirstParagraph"/>
-      </w:pPr>
-      <w:r>
-        <w:t xml:space="preserve">You will not receive payment. Participants who complete both rounds may receive a certificate of participation, if requested. The certificate will not include your ratings or comments.</w:t>
-      </w:r>
-    </w:p>
-    <w:bookmarkEnd w:id="33"/>
-    <w:bookmarkStart w:id="34" w:name="Xf74caa49acb59ac73d1cdbb8c8aeb45e7e15fa1"/>
-    <w:p>
-      <w:pPr>
-        <w:pStyle w:val="Heading2"/>
-      </w:pPr>
-      <w:r>
-        <w:t xml:space="preserve">How will my information be kept confidential?</w:t>
-      </w:r>
-    </w:p>
-    <w:p>
-      <w:pPr>
-        <w:pStyle w:val="FirstParagraph"/>
-      </w:pPr>
-      <w:r>
-        <w:t xml:space="preserve">The study will collect limited contact information, such as your name and email address, only to send invitations, reminders, and the Round-2 link.</w:t>
-      </w:r>
-    </w:p>
-    <w:p>
-      <w:pPr>
-        <w:pStyle w:val="BodyText"/>
-      </w:pPr>
-      <w:r>
-        <w:t xml:space="preserve">Your contact information will be stored separately from survey responses. A secure linkage file will connect your contact details with a unique study identifier so that the research team can invite Round-1 participants to Round 2 and process a withdrawal request before de-identification.</w:t>
-      </w:r>
-    </w:p>
-    <w:p>
-      <w:pPr>
-        <w:pStyle w:val="BodyText"/>
-      </w:pPr>
-      <w:r>
-        <w:t xml:space="preserve">Only designated members of the research team will have access to the contact and linkage file. Steering-group members, supervisors, institutional leaders, and other participants will not have access to identifiable individual responses.</w:t>
-      </w:r>
-    </w:p>
-    <w:p>
-      <w:pPr>
-        <w:pStyle w:val="BodyText"/>
-      </w:pPr>
-      <w:r>
-        <w:t xml:space="preserve">Survey data will be stored on [name of secure survey platform] and exported to secure, password-protected, access-controlled institutional storage at [institution]. Data will be encrypted in transit and, where supported by the platform and institutional systems, at rest.</w:t>
-      </w:r>
-    </w:p>
-    <w:p>
-      <w:pPr>
-        <w:pStyle w:val="BodyText"/>
-      </w:pPr>
-      <w:r>
-        <w:t xml:space="preserve">The study team will not intentionally collect patient information, sensitive health information, or names of colleagues or institutions in open-text comments.</w:t>
-      </w:r>
-    </w:p>
-    <w:bookmarkEnd w:id="34"/>
-    <w:bookmarkStart w:id="35" w:name="how-long-will-data-be-kept"/>
-    <w:p>
-      <w:pPr>
-        <w:pStyle w:val="Heading2"/>
-      </w:pPr>
-      <w:r>
-        <w:t xml:space="preserve">How long will data be kept?</w:t>
-      </w:r>
-    </w:p>
-    <w:p>
-      <w:pPr>
-        <w:pStyle w:val="FirstParagraph"/>
-      </w:pPr>
-      <w:r>
-        <w:t xml:space="preserve">Identifiable contact and linkage data will be retained until they are no longer required for Round-2 invitation, withdrawal management, and data verification, after which they will be securely destroyed.</w:t>
-      </w:r>
-    </w:p>
-    <w:p>
-      <w:pPr>
-        <w:pStyle w:val="BodyText"/>
-      </w:pPr>
-      <w:r>
-        <w:t xml:space="preserve">De-identified research data, consent records, study documents, and the audit trail will be retained for the period required by MTI institutional policy and ethical requirements.</w:t>
-      </w:r>
-    </w:p>
-    <w:bookmarkEnd w:id="35"/>
-    <w:bookmarkStart w:id="36" w:name="will-my-information-be-shared"/>
-    <w:p>
-      <w:pPr>
-        <w:pStyle w:val="Heading2"/>
-      </w:pPr>
-      <w:r>
-        <w:t xml:space="preserve">Will my information be shared?</w:t>
-      </w:r>
-    </w:p>
-    <w:p>
-      <w:pPr>
-        <w:pStyle w:val="FirstParagraph"/>
-      </w:pPr>
-      <w:r>
-        <w:t xml:space="preserve">The study may result in publications, conference presentations, policy briefs, workshops, webinars, and an open research-capacity toolkit.</w:t>
-      </w:r>
-    </w:p>
-    <w:p>
-      <w:pPr>
-        <w:pStyle w:val="BodyText"/>
-      </w:pPr>
-      <w:r>
-        <w:t xml:space="preserve">Results will be reported in aggregate form. No individual participant, named supervisor, department, institution, or organization will be identified without explicit separate permission.</w:t>
-      </w:r>
-    </w:p>
-    <w:p>
-      <w:pPr>
-        <w:pStyle w:val="BodyText"/>
-      </w:pPr>
-      <w:r>
-        <w:t xml:space="preserve">Subject to ethics approval, participant consent, institutional policy, and safeguards against deductive identification, the study team may share:</w:t>
-      </w:r>
-    </w:p>
-    <w:p>
-      <w:pPr>
-        <w:pStyle w:val="Compact"/>
-        <w:numPr>
-          <w:ilvl w:val="0"/>
-          <w:numId w:val="1010"/>
-        </w:numPr>
-      </w:pPr>
-      <w:r>
-        <w:t xml:space="preserve">Aggregated study findings.</w:t>
-      </w:r>
-    </w:p>
-    <w:p>
-      <w:pPr>
-        <w:pStyle w:val="Compact"/>
-        <w:numPr>
-          <w:ilvl w:val="0"/>
-          <w:numId w:val="1010"/>
-        </w:numPr>
-      </w:pPr>
-      <w:r>
-        <w:t xml:space="preserve">The final questionnaire.</w:t>
-      </w:r>
-    </w:p>
-    <w:p>
-      <w:pPr>
-        <w:pStyle w:val="Compact"/>
-        <w:numPr>
-          <w:ilvl w:val="0"/>
-          <w:numId w:val="1010"/>
-        </w:numPr>
-      </w:pPr>
-      <w:r>
-        <w:t xml:space="preserve">Item-development documentation.</w:t>
-      </w:r>
-    </w:p>
-    <w:p>
-      <w:pPr>
-        <w:pStyle w:val="Compact"/>
-        <w:numPr>
-          <w:ilvl w:val="0"/>
-          <w:numId w:val="1010"/>
-        </w:numPr>
-      </w:pPr>
-      <w:r>
-        <w:t xml:space="preserve">De-identified numerical data.</w:t>
-      </w:r>
-    </w:p>
-    <w:p>
-      <w:pPr>
-        <w:pStyle w:val="Compact"/>
-        <w:numPr>
-          <w:ilvl w:val="0"/>
-          <w:numId w:val="1010"/>
-        </w:numPr>
-      </w:pPr>
-      <w:r>
-        <w:t xml:space="preserve">Analytic code.</w:t>
-      </w:r>
-    </w:p>
-    <w:p>
-      <w:pPr>
-        <w:pStyle w:val="FirstParagraph"/>
-      </w:pPr>
-      <w:r>
-        <w:t xml:space="preserve">The following will</w:t>
-      </w:r>
-      <w:r>
-        <w:t xml:space="preserve"> </w:t>
-      </w:r>
-      <w:r>
-        <w:rPr>
-          <w:b/>
-          <w:bCs/>
-        </w:rPr>
-        <w:t xml:space="preserve">not</w:t>
-      </w:r>
-      <w:r>
-        <w:t xml:space="preserve"> </w:t>
-      </w:r>
-      <w:r>
-        <w:t xml:space="preserve">be publicly shared:</w:t>
-      </w:r>
-    </w:p>
-    <w:p>
-      <w:pPr>
-        <w:pStyle w:val="Compact"/>
-        <w:numPr>
-          <w:ilvl w:val="0"/>
-          <w:numId w:val="1011"/>
-        </w:numPr>
-      </w:pPr>
-      <w:r>
-        <w:t xml:space="preserve">Names, email addresses, and contact information.</w:t>
-      </w:r>
-    </w:p>
-    <w:p>
-      <w:pPr>
-        <w:pStyle w:val="Compact"/>
-        <w:numPr>
-          <w:ilvl w:val="0"/>
-          <w:numId w:val="1011"/>
-        </w:numPr>
-      </w:pPr>
-      <w:r>
-        <w:t xml:space="preserve">Consent records.</w:t>
-      </w:r>
-    </w:p>
-    <w:p>
-      <w:pPr>
-        <w:pStyle w:val="Compact"/>
-        <w:numPr>
-          <w:ilvl w:val="0"/>
-          <w:numId w:val="1011"/>
-        </w:numPr>
-      </w:pPr>
-      <w:r>
-        <w:t xml:space="preserve">The linkage file.</w:t>
-      </w:r>
-    </w:p>
-    <w:p>
-      <w:pPr>
-        <w:pStyle w:val="Compact"/>
-        <w:numPr>
-          <w:ilvl w:val="0"/>
-          <w:numId w:val="1011"/>
-        </w:numPr>
-      </w:pPr>
-      <w:r>
-        <w:t xml:space="preserve">Raw identifiable comments.</w:t>
-      </w:r>
-    </w:p>
-    <w:p>
-      <w:pPr>
-        <w:pStyle w:val="Compact"/>
-        <w:numPr>
-          <w:ilvl w:val="0"/>
-          <w:numId w:val="1011"/>
-        </w:numPr>
-      </w:pPr>
-      <w:r>
-        <w:t xml:space="preserve">Information that could reasonably identify an individual, institution, department, or organization.</w:t>
-      </w:r>
-    </w:p>
-    <w:bookmarkEnd w:id="36"/>
-    <w:bookmarkStart w:id="37" w:name="who-has-reviewed-this-study"/>
-    <w:p>
-      <w:pPr>
-        <w:pStyle w:val="Heading2"/>
-      </w:pPr>
-      <w:r>
-        <w:t xml:space="preserve">Who has reviewed this study?</w:t>
-      </w:r>
-    </w:p>
-    <w:p>
-      <w:pPr>
-        <w:pStyle w:val="FirstParagraph"/>
-      </w:pPr>
-      <w:r>
-        <w:t xml:space="preserve">This study has been reviewed by</w:t>
-      </w:r>
-      <w:r>
-        <w:t xml:space="preserve"> </w:t>
-      </w:r>
-      <w:r>
-        <w:rPr>
-          <w:b/>
-          <w:bCs/>
-        </w:rPr>
-        <w:t xml:space="preserve">Institutional Review Board, Faculty of Medicine, MTI University</w:t>
-      </w:r>
-      <w:r>
-        <w:br/>
-      </w:r>
-    </w:p>
-    <w:bookmarkEnd w:id="37"/>
-    <w:bookmarkStart w:id="38" w:name="who-can-i-contact"/>
-    <w:p>
-      <w:pPr>
-        <w:pStyle w:val="Heading2"/>
-      </w:pPr>
-      <w:r>
-        <w:t xml:space="preserve">Who can I contact?</w:t>
-      </w:r>
-    </w:p>
-    <w:p>
-      <w:pPr>
-        <w:pStyle w:val="FirstParagraph"/>
-      </w:pPr>
-      <w:r>
-        <w:t xml:space="preserve">For questions about the study, participation, withdrawal, or data handling, please contact the study team at</w:t>
-      </w:r>
-      <w:r>
-        <w:t xml:space="preserve"> </w:t>
-      </w:r>
-      <w:hyperlink r:id="rId29">
-        <w:r>
-          <w:rPr>
-            <w:rStyle w:val="Hyperlink"/>
-          </w:rPr>
-          <w:t xml:space="preserve">ecr@med.asu.edu.eg</w:t>
-        </w:r>
-      </w:hyperlink>
-    </w:p>
-    <w:p>
-      <w:pPr>
-        <w:pStyle w:val="BodyText"/>
-      </w:pPr>
-      <w:r>
-        <w:rPr>
-          <w:b/>
-          <w:bCs/>
-        </w:rPr>
-        <w:t xml:space="preserve">Prof. Ashraf Nabhan, Principal Investigator</w:t>
-      </w:r>
-      <w:r>
-        <w:br/>
-      </w:r>
-    </w:p>
-    <w:p>
-      <w:pPr>
-        <w:pStyle w:val="BodyText"/>
-      </w:pPr>
-      <w:r>
-        <w:rPr>
-          <w:b/>
-          <w:bCs/>
-        </w:rPr>
-        <w:t xml:space="preserve">Research Coordinator</w:t>
-      </w:r>
-      <w:r>
-        <w:br/>
-      </w:r>
-      <w:r>
-        <w:t xml:space="preserve">Name: Sara Ibrahim</w:t>
-      </w:r>
-      <w:r>
-        <w:br/>
-      </w:r>
-      <w:r>
-        <w:t xml:space="preserve">Name: Omar Ahmed Salem</w:t>
-      </w:r>
-      <w:r>
-        <w:br/>
-      </w:r>
-    </w:p>
-    <w:p>
-      <w:pPr>
-        <w:pStyle w:val="BodyText"/>
-      </w:pPr>
-      <w:r>
-        <w:t xml:space="preserve">For questions about your rights as a research participant, or to make a complaint that you prefer not to discuss with the research team:</w:t>
-      </w:r>
-    </w:p>
-    <w:p>
-      <w:pPr>
-        <w:pStyle w:val="BodyText"/>
-      </w:pPr>
-      <w:r>
-        <w:rPr>
-          <w:b/>
-          <w:bCs/>
-        </w:rPr>
-        <w:t xml:space="preserve">MTI University Institutional Review Board</w:t>
-      </w:r>
-      <w:r>
-        <w:br/>
-      </w:r>
-      <w:r>
-        <w:t xml:space="preserve">Email: irb@mti.edu.eg</w:t>
-      </w:r>
-      <w:r>
-        <w:br/>
-      </w:r>
-    </w:p>
-    <w:p>
-      <w:r>
-        <w:pict>
-          <v:rect style="width:0;height:1.5pt" o:hralign="center" o:hrstd="t" o:hr="t"/>
-        </w:pict>
-      </w:r>
-    </w:p>
-    <w:bookmarkEnd w:id="38"/>
-    <w:bookmarkEnd w:id="39"/>
-    <w:bookmarkStart w:id="48" w:name="electronic-consent-form"/>
-    <w:p>
-      <w:pPr>
-        <w:pStyle w:val="Heading1"/>
-      </w:pPr>
-      <w:r>
-        <w:t xml:space="preserve">Electronic Consent Form</w:t>
-      </w:r>
-    </w:p>
-    <w:bookmarkStart w:id="40" w:name="study-title-1"/>
-    <w:p>
-      <w:pPr>
-        <w:pStyle w:val="Heading2"/>
-      </w:pPr>
-      <w:r>
-        <w:t xml:space="preserve">Study title</w:t>
-      </w:r>
-    </w:p>
-    <w:p>
-      <w:pPr>
-        <w:pStyle w:val="FirstParagraph"/>
-      </w:pPr>
-      <w:r>
-        <w:rPr>
-          <w:b/>
-          <w:bCs/>
-        </w:rPr>
-        <w:t xml:space="preserve">Barriers to Valid Medical Research Among Early-Career Researchers in Egypt: A Modified Delphi Study</w:t>
-      </w:r>
-    </w:p>
-    <w:p>
-      <w:pPr>
-        <w:pStyle w:val="BodyText"/>
-      </w:pPr>
-      <w:r>
-        <w:t xml:space="preserve">Please read the Participant Information Sheet before completing this form.</w:t>
-      </w:r>
-    </w:p>
-    <w:p>
-      <w:pPr>
-        <w:pStyle w:val="BodyText"/>
-      </w:pPr>
-      <w:r>
-        <w:t xml:space="preserve">By selecting “Yes” for each statement and submitting this form, you confirm that you have read and understood the study information and voluntarily agree to participate.</w:t>
-      </w:r>
-    </w:p>
-    <w:bookmarkEnd w:id="40"/>
-    <w:bookmarkStart w:id="41" w:name="eligibility-confirmation"/>
-    <w:p>
-      <w:pPr>
-        <w:pStyle w:val="Heading2"/>
-      </w:pPr>
-      <w:r>
-        <w:t xml:space="preserve">Eligibility confirmation</w:t>
-      </w:r>
-    </w:p>
-    <w:p>
-      <w:pPr>
-        <w:pStyle w:val="Compact"/>
-        <w:numPr>
-          <w:ilvl w:val="0"/>
-          <w:numId w:val="1012"/>
-        </w:numPr>
-      </w:pPr>
-      <w:r>
-        <w:t xml:space="preserve">I confirm that I am aged 18 years or older.</w:t>
-      </w:r>
-      <w:r>
-        <w:br/>
-      </w:r>
-    </w:p>
-    <w:p>
-      <w:pPr>
-        <w:pStyle w:val="Compact"/>
-        <w:numPr>
-          <w:ilvl w:val="0"/>
-          <w:numId w:val="1013"/>
-        </w:numPr>
-      </w:pPr>
-      <w:r>
-        <w:t xml:space="preserve">Yes</w:t>
-      </w:r>
-      <w:r>
-        <w:br/>
-      </w:r>
-    </w:p>
-    <w:p>
-      <w:pPr>
-        <w:pStyle w:val="Compact"/>
-        <w:numPr>
-          <w:ilvl w:val="0"/>
-          <w:numId w:val="1013"/>
-        </w:numPr>
-      </w:pPr>
-      <w:r>
-        <w:t xml:space="preserve">No</w:t>
-      </w:r>
-    </w:p>
-    <w:p>
-      <w:pPr>
-        <w:pStyle w:val="Compact"/>
-        <w:numPr>
-          <w:ilvl w:val="0"/>
-          <w:numId w:val="1014"/>
-        </w:numPr>
-      </w:pPr>
-      <w:r>
-        <w:t xml:space="preserve">I confirm that I have sufficient familiarity with the Egyptian medical research environment to provide informed judgments.</w:t>
-      </w:r>
-      <w:r>
-        <w:br/>
-      </w:r>
-    </w:p>
-    <w:p>
-      <w:pPr>
-        <w:pStyle w:val="Compact"/>
-        <w:numPr>
-          <w:ilvl w:val="0"/>
-          <w:numId w:val="1015"/>
-        </w:numPr>
-      </w:pPr>
-      <w:r>
-        <w:t xml:space="preserve">Yes</w:t>
-      </w:r>
-      <w:r>
-        <w:br/>
-      </w:r>
-    </w:p>
-    <w:p>
-      <w:pPr>
-        <w:pStyle w:val="Compact"/>
-        <w:numPr>
-          <w:ilvl w:val="0"/>
-          <w:numId w:val="1015"/>
-        </w:numPr>
-      </w:pPr>
-      <w:r>
-        <w:t xml:space="preserve">No</w:t>
-      </w:r>
-    </w:p>
-    <w:p>
-      <w:pPr>
-        <w:pStyle w:val="Compact"/>
-        <w:numPr>
-          <w:ilvl w:val="0"/>
-          <w:numId w:val="1016"/>
-        </w:numPr>
-      </w:pPr>
-      <w:r>
-        <w:t xml:space="preserve">I confirm that I meet at least one study eligibility criterion described in the Participant Information Sheet.</w:t>
-      </w:r>
-      <w:r>
-        <w:br/>
-      </w:r>
-    </w:p>
-    <w:p>
-      <w:pPr>
-        <w:pStyle w:val="Compact"/>
-        <w:numPr>
-          <w:ilvl w:val="0"/>
-          <w:numId w:val="1017"/>
-        </w:numPr>
-      </w:pPr>
-      <w:r>
-        <w:t xml:space="preserve">Yes</w:t>
-      </w:r>
-      <w:r>
-        <w:br/>
-      </w:r>
-    </w:p>
-    <w:p>
-      <w:pPr>
-        <w:pStyle w:val="Compact"/>
-        <w:numPr>
-          <w:ilvl w:val="0"/>
-          <w:numId w:val="1017"/>
-        </w:numPr>
-      </w:pPr>
-      <w:r>
-        <w:t xml:space="preserve">No</w:t>
-      </w:r>
-    </w:p>
-    <w:p>
-      <w:pPr>
-        <w:pStyle w:val="Compact"/>
-        <w:numPr>
-          <w:ilvl w:val="0"/>
-          <w:numId w:val="1018"/>
-        </w:numPr>
-      </w:pPr>
-      <w:r>
-        <w:t xml:space="preserve">I confirm that I can complete the questionnaire in the language provided.</w:t>
-      </w:r>
-      <w:r>
-        <w:br/>
-      </w:r>
-    </w:p>
-    <w:p>
-      <w:pPr>
-        <w:pStyle w:val="Compact"/>
-        <w:numPr>
-          <w:ilvl w:val="0"/>
-          <w:numId w:val="1019"/>
-        </w:numPr>
-      </w:pPr>
-      <w:r>
-        <w:t xml:space="preserve">Yes</w:t>
-      </w:r>
-      <w:r>
-        <w:br/>
-      </w:r>
-    </w:p>
-    <w:p>
-      <w:pPr>
-        <w:pStyle w:val="Compact"/>
-        <w:numPr>
-          <w:ilvl w:val="0"/>
-          <w:numId w:val="1019"/>
-        </w:numPr>
-      </w:pPr>
-      <w:r>
-        <w:t xml:space="preserve">No</w:t>
-      </w:r>
-    </w:p>
-    <w:p>
-      <w:pPr>
-        <w:pStyle w:val="FirstParagraph"/>
-      </w:pPr>
-      <w:r>
-        <w:t xml:space="preserve">If “No” is selected for any required eligibility item, the survey should end with a polite ineligibility message.</w:t>
-      </w:r>
-    </w:p>
-    <w:bookmarkEnd w:id="41"/>
-    <w:bookmarkStart w:id="42" w:name="consent-statements"/>
-    <w:p>
-      <w:pPr>
-        <w:pStyle w:val="Heading2"/>
-      </w:pPr>
-      <w:r>
-        <w:t xml:space="preserve">Consent statements</w:t>
-      </w:r>
-    </w:p>
-    <w:p>
-      <w:pPr>
-        <w:pStyle w:val="Compact"/>
-        <w:numPr>
-          <w:ilvl w:val="0"/>
-          <w:numId w:val="1020"/>
-        </w:numPr>
-      </w:pPr>
-      <w:r>
-        <w:t xml:space="preserve">I have read the Participant Information Sheet and have had the opportunity to ask questions about the study.</w:t>
-      </w:r>
-      <w:r>
-        <w:br/>
-      </w:r>
-    </w:p>
-    <w:p>
-      <w:pPr>
-        <w:pStyle w:val="Compact"/>
-        <w:numPr>
-          <w:ilvl w:val="0"/>
-          <w:numId w:val="1021"/>
-        </w:numPr>
-      </w:pPr>
-      <w:r>
-        <w:t xml:space="preserve">Yes</w:t>
-      </w:r>
-      <w:r>
-        <w:br/>
-      </w:r>
-    </w:p>
-    <w:p>
-      <w:pPr>
-        <w:pStyle w:val="Compact"/>
-        <w:numPr>
-          <w:ilvl w:val="0"/>
-          <w:numId w:val="1021"/>
-        </w:numPr>
-      </w:pPr>
-      <w:r>
-        <w:t xml:space="preserve">No</w:t>
-      </w:r>
-    </w:p>
-    <w:p>
-      <w:pPr>
-        <w:pStyle w:val="Compact"/>
-        <w:numPr>
-          <w:ilvl w:val="0"/>
-          <w:numId w:val="1022"/>
-        </w:numPr>
-      </w:pPr>
-      <w:r>
-        <w:t xml:space="preserve">I understand that participation is voluntary and that I may decline to participate or stop the questionnaire at any time before submission without penalty or negative consequences.</w:t>
-      </w:r>
-      <w:r>
-        <w:br/>
-      </w:r>
-    </w:p>
-    <w:p>
-      <w:pPr>
-        <w:pStyle w:val="Compact"/>
-        <w:numPr>
-          <w:ilvl w:val="0"/>
-          <w:numId w:val="1023"/>
-        </w:numPr>
-      </w:pPr>
-      <w:r>
-        <w:t xml:space="preserve">Yes</w:t>
-      </w:r>
-      <w:r>
-        <w:br/>
-      </w:r>
-    </w:p>
-    <w:p>
-      <w:pPr>
-        <w:pStyle w:val="Compact"/>
-        <w:numPr>
-          <w:ilvl w:val="0"/>
-          <w:numId w:val="1023"/>
-        </w:numPr>
-      </w:pPr>
-      <w:r>
-        <w:t xml:space="preserve">No</w:t>
-      </w:r>
-    </w:p>
-    <w:p>
-      <w:pPr>
-        <w:pStyle w:val="Compact"/>
-        <w:numPr>
-          <w:ilvl w:val="0"/>
-          <w:numId w:val="1024"/>
-        </w:numPr>
-      </w:pPr>
-      <w:r>
-        <w:t xml:space="preserve">I understand that I may request withdrawal of my submitted data while it remains identifiable and before it has been de-identified, locked, or incorporated into aggregate analyses.</w:t>
-      </w:r>
-      <w:r>
-        <w:br/>
-      </w:r>
-    </w:p>
-    <w:p>
-      <w:pPr>
-        <w:pStyle w:val="Compact"/>
-        <w:numPr>
-          <w:ilvl w:val="0"/>
-          <w:numId w:val="1025"/>
-        </w:numPr>
-      </w:pPr>
-      <w:r>
-        <w:t xml:space="preserve">Yes</w:t>
-      </w:r>
-      <w:r>
-        <w:br/>
-      </w:r>
-    </w:p>
-    <w:p>
-      <w:pPr>
-        <w:pStyle w:val="Compact"/>
-        <w:numPr>
-          <w:ilvl w:val="0"/>
-          <w:numId w:val="1025"/>
-        </w:numPr>
-      </w:pPr>
-      <w:r>
-        <w:t xml:space="preserve">No</w:t>
-      </w:r>
-    </w:p>
-    <w:p>
-      <w:pPr>
-        <w:pStyle w:val="Compact"/>
-        <w:numPr>
-          <w:ilvl w:val="0"/>
-          <w:numId w:val="1026"/>
-        </w:numPr>
-      </w:pPr>
-      <w:r>
-        <w:t xml:space="preserve">I understand that the study involves a Round-1 questionnaire and, if I complete Round 1, a possible invitation to Round 2.</w:t>
-      </w:r>
-      <w:r>
-        <w:br/>
-      </w:r>
-    </w:p>
-    <w:p>
-      <w:pPr>
-        <w:pStyle w:val="Compact"/>
-        <w:numPr>
-          <w:ilvl w:val="0"/>
-          <w:numId w:val="1027"/>
-        </w:numPr>
-      </w:pPr>
-      <w:r>
-        <w:t xml:space="preserve">Yes</w:t>
-      </w:r>
-      <w:r>
-        <w:br/>
-      </w:r>
-    </w:p>
-    <w:p>
-      <w:pPr>
-        <w:pStyle w:val="Compact"/>
-        <w:numPr>
-          <w:ilvl w:val="0"/>
-          <w:numId w:val="1027"/>
-        </w:numPr>
-      </w:pPr>
-      <w:r>
-        <w:t xml:space="preserve">No</w:t>
-      </w:r>
-    </w:p>
-    <w:p>
-      <w:pPr>
-        <w:pStyle w:val="Compact"/>
-        <w:numPr>
-          <w:ilvl w:val="0"/>
-          <w:numId w:val="1028"/>
-        </w:numPr>
-      </w:pPr>
-      <w:r>
-        <w:t xml:space="preserve">I understand that Round 2 will include anonymized group-level feedback and that I may be asked to re-rate barriers and rate possible interventions.</w:t>
-      </w:r>
-      <w:r>
-        <w:br/>
-      </w:r>
-    </w:p>
-    <w:p>
-      <w:pPr>
-        <w:pStyle w:val="Compact"/>
-        <w:numPr>
-          <w:ilvl w:val="0"/>
-          <w:numId w:val="1029"/>
-        </w:numPr>
-      </w:pPr>
-      <w:r>
-        <w:t xml:space="preserve">Yes</w:t>
-      </w:r>
-      <w:r>
-        <w:br/>
-      </w:r>
-    </w:p>
-    <w:p>
-      <w:pPr>
-        <w:pStyle w:val="Compact"/>
-        <w:numPr>
-          <w:ilvl w:val="0"/>
-          <w:numId w:val="1029"/>
-        </w:numPr>
-      </w:pPr>
-      <w:r>
-        <w:t xml:space="preserve">No</w:t>
-      </w:r>
-    </w:p>
-    <w:p>
-      <w:pPr>
-        <w:pStyle w:val="Compact"/>
-        <w:numPr>
-          <w:ilvl w:val="0"/>
-          <w:numId w:val="1030"/>
-        </w:numPr>
-      </w:pPr>
-      <w:r>
-        <w:t xml:space="preserve">I consent to participate in Round 1 of this study.</w:t>
-      </w:r>
-      <w:r>
-        <w:br/>
-      </w:r>
-    </w:p>
-    <w:p>
-      <w:pPr>
-        <w:pStyle w:val="Compact"/>
-        <w:numPr>
-          <w:ilvl w:val="0"/>
-          <w:numId w:val="1031"/>
-        </w:numPr>
-      </w:pPr>
-      <w:r>
-        <w:t xml:space="preserve">Yes</w:t>
-      </w:r>
-      <w:r>
-        <w:br/>
-      </w:r>
-    </w:p>
-    <w:p>
-      <w:pPr>
-        <w:pStyle w:val="Compact"/>
-        <w:numPr>
-          <w:ilvl w:val="0"/>
-          <w:numId w:val="1031"/>
-        </w:numPr>
-      </w:pPr>
-      <w:r>
-        <w:t xml:space="preserve">No</w:t>
-      </w:r>
-    </w:p>
-    <w:bookmarkEnd w:id="42"/>
-    <w:bookmarkStart w:id="43" w:name="consent-for-contact-and-linkage"/>
-    <w:p>
-      <w:pPr>
-        <w:pStyle w:val="Heading2"/>
-      </w:pPr>
-      <w:r>
-        <w:t xml:space="preserve">Consent for contact and linkage</w:t>
-      </w:r>
-    </w:p>
-    <w:p>
-      <w:pPr>
-        <w:pStyle w:val="Compact"/>
-        <w:numPr>
-          <w:ilvl w:val="0"/>
-          <w:numId w:val="1032"/>
-        </w:numPr>
-      </w:pPr>
-      <w:r>
-        <w:t xml:space="preserve">I consent to the research team retaining my name and email address separately from my survey responses for the purpose of sending reminders, inviting me to Round 2, responding to a withdrawal request, and maintaining study records.</w:t>
-      </w:r>
-      <w:r>
-        <w:br/>
-      </w:r>
-    </w:p>
-    <w:p>
-      <w:pPr>
-        <w:pStyle w:val="Compact"/>
-        <w:numPr>
-          <w:ilvl w:val="0"/>
-          <w:numId w:val="1033"/>
-        </w:numPr>
-      </w:pPr>
-      <w:r>
-        <w:t xml:space="preserve">Yes</w:t>
-      </w:r>
-      <w:r>
-        <w:br/>
-      </w:r>
-    </w:p>
-    <w:p>
-      <w:pPr>
-        <w:pStyle w:val="Compact"/>
-        <w:numPr>
-          <w:ilvl w:val="0"/>
-          <w:numId w:val="1033"/>
-        </w:numPr>
-      </w:pPr>
-      <w:r>
-        <w:t xml:space="preserve">No</w:t>
-      </w:r>
-    </w:p>
-    <w:p>
-      <w:pPr>
-        <w:pStyle w:val="Compact"/>
-        <w:numPr>
-          <w:ilvl w:val="0"/>
-          <w:numId w:val="1034"/>
-        </w:numPr>
-      </w:pPr>
-      <w:r>
-        <w:t xml:space="preserve">I consent to the use of a unique study identifier to link my Round-1 and Round-2 responses.</w:t>
-      </w:r>
-      <w:r>
-        <w:br/>
-      </w:r>
-    </w:p>
-    <w:p>
-      <w:pPr>
-        <w:pStyle w:val="Compact"/>
-        <w:numPr>
-          <w:ilvl w:val="0"/>
-          <w:numId w:val="1035"/>
-        </w:numPr>
-      </w:pPr>
-      <w:r>
-        <w:t xml:space="preserve">Yes</w:t>
-      </w:r>
-      <w:r>
-        <w:br/>
-      </w:r>
-    </w:p>
-    <w:p>
-      <w:pPr>
-        <w:pStyle w:val="Compact"/>
-        <w:numPr>
-          <w:ilvl w:val="0"/>
-          <w:numId w:val="1035"/>
-        </w:numPr>
-      </w:pPr>
-      <w:r>
-        <w:t xml:space="preserve">No</w:t>
-      </w:r>
-    </w:p>
-    <w:p>
-      <w:pPr>
-        <w:pStyle w:val="Compact"/>
-        <w:numPr>
-          <w:ilvl w:val="0"/>
-          <w:numId w:val="1036"/>
-        </w:numPr>
-      </w:pPr>
-      <w:r>
-        <w:t xml:space="preserve">I understand that my individual ratings and comments will not be shared with other participants, supervisors, institutional leaders, or steering-group members in identifiable form.</w:t>
-      </w:r>
-      <w:r>
-        <w:br/>
-      </w:r>
-    </w:p>
-    <w:p>
-      <w:pPr>
-        <w:pStyle w:val="Compact"/>
-        <w:numPr>
-          <w:ilvl w:val="0"/>
-          <w:numId w:val="1037"/>
-        </w:numPr>
-      </w:pPr>
-      <w:r>
-        <w:t xml:space="preserve">Yes</w:t>
-      </w:r>
-      <w:r>
-        <w:br/>
-      </w:r>
-    </w:p>
-    <w:p>
-      <w:pPr>
-        <w:pStyle w:val="Compact"/>
-        <w:numPr>
-          <w:ilvl w:val="0"/>
-          <w:numId w:val="1037"/>
-        </w:numPr>
-      </w:pPr>
-      <w:r>
-        <w:t xml:space="preserve">No</w:t>
-      </w:r>
-    </w:p>
-    <w:p>
-      <w:pPr>
-        <w:pStyle w:val="Compact"/>
-        <w:numPr>
-          <w:ilvl w:val="0"/>
-          <w:numId w:val="1038"/>
-        </w:numPr>
-      </w:pPr>
-      <w:r>
-        <w:t xml:space="preserve">I understand that the research team will report findings in aggregate form and will take reasonable steps to reduce the risk that I, my institution, or another person can be identified.</w:t>
-      </w:r>
-      <w:r>
-        <w:br/>
-      </w:r>
-    </w:p>
-    <w:p>
-      <w:pPr>
-        <w:pStyle w:val="Compact"/>
-        <w:numPr>
-          <w:ilvl w:val="0"/>
-          <w:numId w:val="1039"/>
-        </w:numPr>
-      </w:pPr>
-      <w:r>
-        <w:t xml:space="preserve">Yes</w:t>
-      </w:r>
-      <w:r>
-        <w:br/>
-      </w:r>
-    </w:p>
-    <w:p>
-      <w:pPr>
-        <w:pStyle w:val="Compact"/>
-        <w:numPr>
-          <w:ilvl w:val="0"/>
-          <w:numId w:val="1039"/>
-        </w:numPr>
-      </w:pPr>
-      <w:r>
-        <w:t xml:space="preserve">No</w:t>
-      </w:r>
-    </w:p>
-    <w:bookmarkEnd w:id="43"/>
-    <w:bookmarkStart w:id="44" w:name="consent-for-quotations"/>
-    <w:p>
-      <w:pPr>
-        <w:pStyle w:val="Heading2"/>
-      </w:pPr>
-      <w:r>
-        <w:t xml:space="preserve">Consent for quotations</w:t>
-      </w:r>
-    </w:p>
-    <w:p>
-      <w:pPr>
-        <w:pStyle w:val="Compact"/>
-        <w:numPr>
-          <w:ilvl w:val="0"/>
-          <w:numId w:val="1040"/>
-        </w:numPr>
-      </w:pPr>
-      <w:r>
-        <w:t xml:space="preserve">I understand that I may provide optional free-text comments. I agree that de-identified and redacted excerpts from my comments may be used in study reports, publications, presentations, policy briefs, or group feedback materials.</w:t>
-      </w:r>
-      <w:r>
-        <w:br/>
-      </w:r>
-    </w:p>
-    <w:p>
-      <w:pPr>
-        <w:pStyle w:val="Compact"/>
-        <w:numPr>
-          <w:ilvl w:val="0"/>
-          <w:numId w:val="1041"/>
-        </w:numPr>
-      </w:pPr>
-      <w:r>
-        <w:t xml:space="preserve">Yes</w:t>
-      </w:r>
-      <w:r>
-        <w:br/>
-      </w:r>
-    </w:p>
-    <w:p>
-      <w:pPr>
-        <w:pStyle w:val="Compact"/>
-        <w:numPr>
-          <w:ilvl w:val="0"/>
-          <w:numId w:val="1041"/>
-        </w:numPr>
-      </w:pPr>
-      <w:r>
-        <w:t xml:space="preserve">No</w:t>
-      </w:r>
-      <w:r>
-        <w:br/>
-      </w:r>
-    </w:p>
-    <w:p>
-      <w:pPr>
-        <w:pStyle w:val="Compact"/>
-        <w:numPr>
-          <w:ilvl w:val="0"/>
-          <w:numId w:val="1041"/>
-        </w:numPr>
-      </w:pPr>
-      <w:r>
-        <w:t xml:space="preserve">I do not plan to provide comments</w:t>
-      </w:r>
-    </w:p>
-    <w:p>
-      <w:pPr>
-        <w:pStyle w:val="FirstParagraph"/>
-      </w:pPr>
-      <w:r>
-        <w:t xml:space="preserve">If “No” is selected, the participant may still provide comments for internal item development only, if this is acceptable to the IRB. Otherwise, the free-text field should be hidden or disabled for that participant.</w:t>
-      </w:r>
-    </w:p>
-    <w:bookmarkEnd w:id="44"/>
-    <w:bookmarkStart w:id="45" w:name="consent-for-future-use-and-data-sharing"/>
-    <w:p>
-      <w:pPr>
-        <w:pStyle w:val="Heading2"/>
-      </w:pPr>
-      <w:r>
-        <w:t xml:space="preserve">Consent for future use and data sharing</w:t>
-      </w:r>
-    </w:p>
-    <w:p>
-      <w:pPr>
-        <w:pStyle w:val="Compact"/>
-        <w:numPr>
-          <w:ilvl w:val="0"/>
-          <w:numId w:val="1042"/>
-        </w:numPr>
-      </w:pPr>
-      <w:r>
-        <w:t xml:space="preserve">I agree that de-identified numerical survey data may be used for future research related to medical research capacity, research quality, research waste, research education, supervision, or research policy, subject to ethics approval and institutional policy.</w:t>
-      </w:r>
-      <w:r>
-        <w:br/>
-      </w:r>
-    </w:p>
-    <w:p>
-      <w:pPr>
-        <w:pStyle w:val="Compact"/>
-        <w:numPr>
-          <w:ilvl w:val="0"/>
-          <w:numId w:val="1043"/>
-        </w:numPr>
-      </w:pPr>
-      <w:r>
-        <w:t xml:space="preserve">Yes</w:t>
-      </w:r>
-      <w:r>
-        <w:br/>
-      </w:r>
-    </w:p>
-    <w:p>
-      <w:pPr>
-        <w:pStyle w:val="Compact"/>
-        <w:numPr>
-          <w:ilvl w:val="0"/>
-          <w:numId w:val="1043"/>
-        </w:numPr>
-      </w:pPr>
-      <w:r>
-        <w:t xml:space="preserve">No</w:t>
-      </w:r>
-    </w:p>
-    <w:p>
-      <w:pPr>
-        <w:pStyle w:val="Compact"/>
-        <w:numPr>
-          <w:ilvl w:val="0"/>
-          <w:numId w:val="1044"/>
-        </w:numPr>
-      </w:pPr>
-      <w:r>
-        <w:t xml:space="preserve">I agree that de-identified numerical data, the questionnaire, and analytic code may be shared in a research repository, provided that information that could identify me, my institution, or another person is removed.</w:t>
-      </w:r>
-      <w:r>
-        <w:br/>
-      </w:r>
-    </w:p>
-    <w:p>
-      <w:pPr>
-        <w:pStyle w:val="Compact"/>
-        <w:numPr>
-          <w:ilvl w:val="0"/>
-          <w:numId w:val="1045"/>
-        </w:numPr>
-      </w:pPr>
-      <w:r>
-        <w:t xml:space="preserve">Yes</w:t>
-      </w:r>
-      <w:r>
-        <w:br/>
-      </w:r>
-    </w:p>
-    <w:p>
-      <w:pPr>
-        <w:pStyle w:val="Compact"/>
-        <w:numPr>
-          <w:ilvl w:val="0"/>
-          <w:numId w:val="1045"/>
-        </w:numPr>
-      </w:pPr>
-      <w:r>
-        <w:t xml:space="preserve">No</w:t>
-      </w:r>
-    </w:p>
-    <w:p>
-      <w:pPr>
-        <w:pStyle w:val="FirstParagraph"/>
-      </w:pPr>
-      <w:r>
-        <w:t xml:space="preserve">These optional decisions must not affect eligibility to participate in the main study.</w:t>
-      </w:r>
-    </w:p>
-    <w:bookmarkEnd w:id="45"/>
-    <w:bookmarkStart w:id="46" w:name="confirmation"/>
-    <w:p>
-      <w:pPr>
-        <w:pStyle w:val="Heading2"/>
-      </w:pPr>
-      <w:r>
-        <w:t xml:space="preserve">Confirmation</w:t>
-      </w:r>
-    </w:p>
-    <w:p>
-      <w:pPr>
-        <w:pStyle w:val="Compact"/>
-        <w:numPr>
-          <w:ilvl w:val="0"/>
-          <w:numId w:val="1046"/>
-        </w:numPr>
-      </w:pPr>
-      <w:r>
-        <w:t xml:space="preserve">By selecting “I agree” below, I confirm that I voluntarily consent to participate in this study.</w:t>
-      </w:r>
-    </w:p>
-    <w:p>
-      <w:pPr>
-        <w:pStyle w:val="Compact"/>
-        <w:numPr>
-          <w:ilvl w:val="0"/>
-          <w:numId w:val="1047"/>
-        </w:numPr>
-      </w:pPr>
-      <w:r>
-        <w:t xml:space="preserve">I agree and wish to continue to the Round-1 questionnaire.</w:t>
-      </w:r>
-    </w:p>
-    <w:p>
-      <w:pPr>
-        <w:pStyle w:val="Compact"/>
-        <w:numPr>
-          <w:ilvl w:val="0"/>
-          <w:numId w:val="1047"/>
-        </w:numPr>
-      </w:pPr>
-      <w:r>
-        <w:t xml:space="preserve">I do not agree and do not wish to participate.</w:t>
-      </w:r>
-    </w:p>
-    <w:bookmarkEnd w:id="46"/>
-    <w:bookmarkStart w:id="47" w:name="electronic-record"/>
-    <w:p>
-      <w:pPr>
-        <w:pStyle w:val="Heading2"/>
-      </w:pPr>
-      <w:r>
-        <w:t xml:space="preserve">Electronic record</w:t>
-      </w:r>
-    </w:p>
-    <w:p>
-      <w:pPr>
-        <w:pStyle w:val="FirstParagraph"/>
-      </w:pPr>
-      <w:r>
-        <w:t xml:space="preserve">At the end of consent, display:</w:t>
-      </w:r>
-    </w:p>
-    <w:p>
-      <w:pPr>
-        <w:pStyle w:val="BlockText"/>
-      </w:pPr>
-      <w:r>
-        <w:t xml:space="preserve">You may download or print a copy of this consent form and the Participant Information Sheet for your records. For questions or withdrawal requests, contact the study team at</w:t>
-      </w:r>
-      <w:r>
-        <w:t xml:space="preserve"> </w:t>
-      </w:r>
-      <w:hyperlink r:id="rId29">
-        <w:r>
-          <w:rPr>
-            <w:rStyle w:val="Hyperlink"/>
-          </w:rPr>
-          <w:t xml:space="preserve">ecr@med.asu.edu.eg</w:t>
-        </w:r>
-      </w:hyperlink>
-      <w:r>
-        <w:t xml:space="preserve">.</w:t>
-      </w:r>
-    </w:p>
-    <w:p>
-      <w:r>
-        <w:pict>
-          <v:rect style="width:0;height:1.5pt" o:hralign="center" o:hrstd="t" o:hr="t"/>
-        </w:pict>
-      </w:r>
-    </w:p>
-    <w:bookmarkEnd w:id="47"/>
-    <w:bookmarkEnd w:id="48"/>
-    <w:bookmarkStart w:id="75" w:name="round-1-delphi-questionnaire"/>
-    <w:p>
-      <w:pPr>
-        <w:pStyle w:val="Heading1"/>
-      </w:pPr>
-      <w:r>
-        <w:t xml:space="preserve">Round-1 Delphi Questionnaire</w:t>
-      </w:r>
-    </w:p>
-    <w:bookmarkStart w:id="49" w:name="study-title-2"/>
-    <w:p>
-      <w:pPr>
-        <w:pStyle w:val="Heading2"/>
-      </w:pPr>
-      <w:r>
-        <w:t xml:space="preserve">Study title</w:t>
-      </w:r>
-    </w:p>
-    <w:p>
-      <w:pPr>
-        <w:pStyle w:val="FirstParagraph"/>
-      </w:pPr>
-      <w:r>
-        <w:rPr>
-          <w:b/>
-          <w:bCs/>
-        </w:rPr>
-        <w:t xml:space="preserve">Barriers to Valid Medical Research Among Early-Career Researchers in Egypt: A Modified Delphi Study</w:t>
-      </w:r>
-    </w:p>
-    <w:bookmarkEnd w:id="49"/>
-    <w:bookmarkStart w:id="51" w:name="participant-instructions"/>
-    <w:p>
-      <w:pPr>
-        <w:pStyle w:val="Heading2"/>
-      </w:pPr>
-      <w:r>
-        <w:t xml:space="preserve">Participant instructions</w:t>
-      </w:r>
-    </w:p>
-    <w:p>
-      <w:pPr>
-        <w:pStyle w:val="FirstParagraph"/>
-      </w:pPr>
-      <w:r>
-        <w:t xml:space="preserve">Thank you for taking part.</w:t>
-      </w:r>
-    </w:p>
-    <w:p>
-      <w:pPr>
-        <w:pStyle w:val="BodyText"/>
-      </w:pPr>
-      <w:r>
-        <w:t xml:space="preserve">This questionnaire asks for your views on barriers that may limit the ability of early-career medical researchers in Egypt to conduct valid, relevant, and high-value research.</w:t>
-      </w:r>
-    </w:p>
-    <w:p>
-      <w:pPr>
-        <w:pStyle w:val="BodyText"/>
-      </w:pPr>
-      <w:r>
-        <w:t xml:space="preserve">Please consider the Egyptian medical research environment as a whole. Your ratings should reflect the importance of each barrier for early-career researchers, rather than the performance of a particular person, department, university, hospital, or organization.</w:t>
-      </w:r>
-    </w:p>
-    <w:p>
-      <w:pPr>
-        <w:pStyle w:val="BodyText"/>
-      </w:pPr>
-      <w:r>
-        <w:t xml:space="preserve">For each statement, provide two ratings:</w:t>
-      </w:r>
-    </w:p>
-    <w:p>
-      <w:pPr>
-        <w:pStyle w:val="Compact"/>
-        <w:numPr>
-          <w:ilvl w:val="0"/>
-          <w:numId w:val="1048"/>
-        </w:numPr>
-      </w:pPr>
-      <w:r>
-        <w:rPr>
-          <w:b/>
-          <w:bCs/>
-        </w:rPr>
-        <w:t xml:space="preserve">Importance:</w:t>
-      </w:r>
-      <w:r>
-        <w:t xml:space="preserve"> </w:t>
-      </w:r>
-      <w:r>
-        <w:t xml:space="preserve">How important is this barrier in limiting valid, relevant, and high-value medical research among early-career researchers in Egypt?</w:t>
-      </w:r>
-    </w:p>
-    <w:p>
-      <w:pPr>
-        <w:pStyle w:val="Compact"/>
-        <w:numPr>
-          <w:ilvl w:val="0"/>
-          <w:numId w:val="1048"/>
-        </w:numPr>
-      </w:pPr>
-      <w:r>
-        <w:rPr>
-          <w:b/>
-          <w:bCs/>
-        </w:rPr>
-        <w:t xml:space="preserve">Modifiability:</w:t>
-      </w:r>
-      <w:r>
-        <w:t xml:space="preserve"> </w:t>
-      </w:r>
-      <w:r>
-        <w:t xml:space="preserve">To what extent could this barrier realistically be changed or improved through actions at the individual, supervisory, institutional, university, health-system, or national level?</w:t>
-      </w:r>
-    </w:p>
-    <w:p>
-      <w:pPr>
-        <w:pStyle w:val="FirstParagraph"/>
-      </w:pPr>
-      <w:r>
-        <w:t xml:space="preserve">If you do not have enough knowledge or experience to rate an item, select</w:t>
-      </w:r>
-      <w:r>
-        <w:t xml:space="preserve"> </w:t>
-      </w:r>
-      <w:r>
-        <w:rPr>
-          <w:b/>
-          <w:bCs/>
-        </w:rPr>
-        <w:t xml:space="preserve">“Cannot judge / insufficient experience.”</w:t>
-      </w:r>
-    </w:p>
-    <w:p>
-      <w:pPr>
-        <w:pStyle w:val="BodyText"/>
-      </w:pPr>
-      <w:r>
-        <w:t xml:space="preserve">Please do not name individuals, supervisors, departments, institutions, hospitals, patients, or organizations in free-text comments.</w:t>
-      </w:r>
-    </w:p>
-    <w:p>
-      <w:pPr>
-        <w:pStyle w:val="BodyText"/>
-      </w:pPr>
-      <w:r>
-        <w:t xml:space="preserve">Estimated completion time:</w:t>
-      </w:r>
-      <w:r>
-        <w:t xml:space="preserve"> </w:t>
-      </w:r>
-      <w:r>
-        <w:rPr>
-          <w:b/>
-          <w:bCs/>
-        </w:rPr>
-        <w:t xml:space="preserve">20 minutes</w:t>
-      </w:r>
-      <w:r>
-        <w:t xml:space="preserve">.</w:t>
-      </w:r>
-    </w:p>
-    <w:bookmarkStart w:id="50" w:name="rating-scales"/>
+    <w:bookmarkStart w:id="21" w:name="rating-scales"/>
     <w:p>
       <w:pPr>
         <w:pStyle w:val="Heading3"/>
@@ -2483,9 +206,9 @@
         <w:tblLook w:firstRow="1" w:lastRow="0" w:firstColumn="0" w:lastColumn="0" w:noHBand="0" w:noVBand="0" w:val="0020"/>
       </w:tblPr>
       <w:tblGrid>
-        <w:gridCol w:w="3146"/>
-        <w:gridCol w:w="2386"/>
-        <w:gridCol w:w="2386"/>
+        <w:gridCol w:w="3080"/>
+        <w:gridCol w:w="2420"/>
+        <w:gridCol w:w="2420"/>
       </w:tblGrid>
       <w:tr>
         <w:trPr>
@@ -2900,7 +623,7 @@
         <w:pStyle w:val="Compact"/>
         <w:numPr>
           <w:ilvl w:val="0"/>
-          <w:numId w:val="1049"/>
+          <w:numId w:val="1002"/>
         </w:numPr>
       </w:pPr>
       <w:r>
@@ -2915,7 +638,7 @@
         <w:pStyle w:val="Compact"/>
         <w:numPr>
           <w:ilvl w:val="0"/>
-          <w:numId w:val="1049"/>
+          <w:numId w:val="1002"/>
         </w:numPr>
       </w:pPr>
       <w:r>
@@ -2930,16 +653,16 @@
         <w:pStyle w:val="Compact"/>
         <w:numPr>
           <w:ilvl w:val="0"/>
-          <w:numId w:val="1049"/>
+          <w:numId w:val="1002"/>
         </w:numPr>
       </w:pPr>
       <w:r>
         <w:t xml:space="preserve">9 = extremely important / highly modifiable</w:t>
       </w:r>
     </w:p>
-    <w:bookmarkEnd w:id="50"/>
-    <w:bookmarkEnd w:id="51"/>
-    <w:bookmarkStart w:id="60" w:name="Xd7fbfa31e976252d5432cf86fe55642420585c7"/>
+    <w:bookmarkEnd w:id="21"/>
+    <w:bookmarkEnd w:id="22"/>
+    <w:bookmarkStart w:id="31" w:name="Xd7fbfa31e976252d5432cf86fe55642420585c7"/>
     <w:p>
       <w:pPr>
         <w:pStyle w:val="Heading2"/>
@@ -2948,7 +671,7 @@
         <w:t xml:space="preserve">Section A: Background and eligibility profile</w:t>
       </w:r>
     </w:p>
-    <w:bookmarkStart w:id="52" w:name="a1.-primary-stakeholder-category"/>
+    <w:bookmarkStart w:id="23" w:name="a1.-primary-stakeholder-category"/>
     <w:p>
       <w:pPr>
         <w:pStyle w:val="Heading3"/>
@@ -2970,7 +693,7 @@
         <w:pStyle w:val="Compact"/>
         <w:numPr>
           <w:ilvl w:val="0"/>
-          <w:numId w:val="1050"/>
+          <w:numId w:val="1003"/>
         </w:numPr>
       </w:pPr>
       <w:r>
@@ -2982,7 +705,7 @@
         <w:pStyle w:val="Compact"/>
         <w:numPr>
           <w:ilvl w:val="0"/>
-          <w:numId w:val="1050"/>
+          <w:numId w:val="1003"/>
         </w:numPr>
       </w:pPr>
       <w:r>
@@ -2994,7 +717,7 @@
         <w:pStyle w:val="Compact"/>
         <w:numPr>
           <w:ilvl w:val="0"/>
-          <w:numId w:val="1050"/>
+          <w:numId w:val="1003"/>
         </w:numPr>
       </w:pPr>
       <w:r>
@@ -3006,7 +729,7 @@
         <w:pStyle w:val="Compact"/>
         <w:numPr>
           <w:ilvl w:val="0"/>
-          <w:numId w:val="1050"/>
+          <w:numId w:val="1003"/>
         </w:numPr>
       </w:pPr>
       <w:r>
@@ -3018,7 +741,7 @@
         <w:pStyle w:val="Compact"/>
         <w:numPr>
           <w:ilvl w:val="0"/>
-          <w:numId w:val="1050"/>
+          <w:numId w:val="1003"/>
         </w:numPr>
       </w:pPr>
       <w:r>
@@ -3030,7 +753,7 @@
         <w:pStyle w:val="Compact"/>
         <w:numPr>
           <w:ilvl w:val="0"/>
-          <w:numId w:val="1050"/>
+          <w:numId w:val="1003"/>
         </w:numPr>
       </w:pPr>
       <w:r>
@@ -3042,7 +765,7 @@
         <w:pStyle w:val="Compact"/>
         <w:numPr>
           <w:ilvl w:val="0"/>
-          <w:numId w:val="1050"/>
+          <w:numId w:val="1003"/>
         </w:numPr>
       </w:pPr>
       <w:r>
@@ -3054,15 +777,15 @@
         <w:pStyle w:val="Compact"/>
         <w:numPr>
           <w:ilvl w:val="0"/>
-          <w:numId w:val="1050"/>
+          <w:numId w:val="1003"/>
         </w:numPr>
       </w:pPr>
       <w:r>
         <w:t xml:space="preserve">Other relevant role: [free text]</w:t>
       </w:r>
     </w:p>
-    <w:bookmarkEnd w:id="52"/>
-    <w:bookmarkStart w:id="53" w:name="a2.-career-stage-or-seniority"/>
+    <w:bookmarkEnd w:id="23"/>
+    <w:bookmarkStart w:id="24" w:name="a2.-career-stage-or-seniority"/>
     <w:p>
       <w:pPr>
         <w:pStyle w:val="Heading3"/>
@@ -3076,7 +799,7 @@
         <w:pStyle w:val="Compact"/>
         <w:numPr>
           <w:ilvl w:val="0"/>
-          <w:numId w:val="1051"/>
+          <w:numId w:val="1004"/>
         </w:numPr>
       </w:pPr>
       <w:r>
@@ -3088,7 +811,7 @@
         <w:pStyle w:val="Compact"/>
         <w:numPr>
           <w:ilvl w:val="0"/>
-          <w:numId w:val="1051"/>
+          <w:numId w:val="1004"/>
         </w:numPr>
       </w:pPr>
       <w:r>
@@ -3100,7 +823,7 @@
         <w:pStyle w:val="Compact"/>
         <w:numPr>
           <w:ilvl w:val="0"/>
-          <w:numId w:val="1051"/>
+          <w:numId w:val="1004"/>
         </w:numPr>
       </w:pPr>
       <w:r>
@@ -3112,7 +835,7 @@
         <w:pStyle w:val="Compact"/>
         <w:numPr>
           <w:ilvl w:val="0"/>
-          <w:numId w:val="1051"/>
+          <w:numId w:val="1004"/>
         </w:numPr>
       </w:pPr>
       <w:r>
@@ -3124,7 +847,7 @@
         <w:pStyle w:val="Compact"/>
         <w:numPr>
           <w:ilvl w:val="0"/>
-          <w:numId w:val="1051"/>
+          <w:numId w:val="1004"/>
         </w:numPr>
       </w:pPr>
       <w:r>
@@ -3136,7 +859,7 @@
         <w:pStyle w:val="Compact"/>
         <w:numPr>
           <w:ilvl w:val="0"/>
-          <w:numId w:val="1051"/>
+          <w:numId w:val="1004"/>
         </w:numPr>
       </w:pPr>
       <w:r>
@@ -3148,7 +871,7 @@
         <w:pStyle w:val="Compact"/>
         <w:numPr>
           <w:ilvl w:val="0"/>
-          <w:numId w:val="1051"/>
+          <w:numId w:val="1004"/>
         </w:numPr>
       </w:pPr>
       <w:r>
@@ -3160,7 +883,7 @@
         <w:pStyle w:val="Compact"/>
         <w:numPr>
           <w:ilvl w:val="0"/>
-          <w:numId w:val="1051"/>
+          <w:numId w:val="1004"/>
         </w:numPr>
       </w:pPr>
       <w:r>
@@ -3172,7 +895,7 @@
         <w:pStyle w:val="Compact"/>
         <w:numPr>
           <w:ilvl w:val="0"/>
-          <w:numId w:val="1051"/>
+          <w:numId w:val="1004"/>
         </w:numPr>
       </w:pPr>
       <w:r>
@@ -3184,7 +907,7 @@
         <w:pStyle w:val="Compact"/>
         <w:numPr>
           <w:ilvl w:val="0"/>
-          <w:numId w:val="1051"/>
+          <w:numId w:val="1004"/>
         </w:numPr>
       </w:pPr>
       <w:r>
@@ -3196,7 +919,7 @@
         <w:pStyle w:val="Compact"/>
         <w:numPr>
           <w:ilvl w:val="0"/>
-          <w:numId w:val="1051"/>
+          <w:numId w:val="1004"/>
         </w:numPr>
       </w:pPr>
       <w:r>
@@ -3208,7 +931,7 @@
         <w:pStyle w:val="Compact"/>
         <w:numPr>
           <w:ilvl w:val="0"/>
-          <w:numId w:val="1051"/>
+          <w:numId w:val="1004"/>
         </w:numPr>
       </w:pPr>
       <w:r>
@@ -3220,15 +943,15 @@
         <w:pStyle w:val="Compact"/>
         <w:numPr>
           <w:ilvl w:val="0"/>
-          <w:numId w:val="1051"/>
+          <w:numId w:val="1004"/>
         </w:numPr>
       </w:pPr>
       <w:r>
         <w:t xml:space="preserve">Prefer not to say</w:t>
       </w:r>
     </w:p>
-    <w:bookmarkEnd w:id="53"/>
-    <w:bookmarkStart w:id="54" w:name="X58caa3c9e5627945d4f412a5a9befca3a42ec66"/>
+    <w:bookmarkEnd w:id="24"/>
+    <w:bookmarkStart w:id="25" w:name="X58caa3c9e5627945d4f412a5a9befca3a42ec66"/>
     <w:p>
       <w:pPr>
         <w:pStyle w:val="Heading3"/>
@@ -3242,7 +965,7 @@
         <w:pStyle w:val="Compact"/>
         <w:numPr>
           <w:ilvl w:val="0"/>
-          <w:numId w:val="1052"/>
+          <w:numId w:val="1005"/>
         </w:numPr>
       </w:pPr>
       <w:r>
@@ -3254,7 +977,7 @@
         <w:pStyle w:val="Compact"/>
         <w:numPr>
           <w:ilvl w:val="0"/>
-          <w:numId w:val="1052"/>
+          <w:numId w:val="1005"/>
         </w:numPr>
       </w:pPr>
       <w:r>
@@ -3266,7 +989,7 @@
         <w:pStyle w:val="Compact"/>
         <w:numPr>
           <w:ilvl w:val="0"/>
-          <w:numId w:val="1052"/>
+          <w:numId w:val="1005"/>
         </w:numPr>
       </w:pPr>
       <w:r>
@@ -3278,7 +1001,7 @@
         <w:pStyle w:val="Compact"/>
         <w:numPr>
           <w:ilvl w:val="0"/>
-          <w:numId w:val="1052"/>
+          <w:numId w:val="1005"/>
         </w:numPr>
       </w:pPr>
       <w:r>
@@ -3290,7 +1013,7 @@
         <w:pStyle w:val="Compact"/>
         <w:numPr>
           <w:ilvl w:val="0"/>
-          <w:numId w:val="1052"/>
+          <w:numId w:val="1005"/>
         </w:numPr>
       </w:pPr>
       <w:r>
@@ -3302,7 +1025,7 @@
         <w:pStyle w:val="Compact"/>
         <w:numPr>
           <w:ilvl w:val="0"/>
-          <w:numId w:val="1052"/>
+          <w:numId w:val="1005"/>
         </w:numPr>
       </w:pPr>
       <w:r>
@@ -3314,7 +1037,7 @@
         <w:pStyle w:val="Compact"/>
         <w:numPr>
           <w:ilvl w:val="0"/>
-          <w:numId w:val="1052"/>
+          <w:numId w:val="1005"/>
         </w:numPr>
       </w:pPr>
       <w:r>
@@ -3326,7 +1049,7 @@
         <w:pStyle w:val="Compact"/>
         <w:numPr>
           <w:ilvl w:val="0"/>
-          <w:numId w:val="1052"/>
+          <w:numId w:val="1005"/>
         </w:numPr>
       </w:pPr>
       <w:r>
@@ -3338,7 +1061,7 @@
         <w:pStyle w:val="Compact"/>
         <w:numPr>
           <w:ilvl w:val="0"/>
-          <w:numId w:val="1052"/>
+          <w:numId w:val="1005"/>
         </w:numPr>
       </w:pPr>
       <w:r>
@@ -3350,15 +1073,15 @@
         <w:pStyle w:val="Compact"/>
         <w:numPr>
           <w:ilvl w:val="0"/>
-          <w:numId w:val="1052"/>
+          <w:numId w:val="1005"/>
         </w:numPr>
       </w:pPr>
       <w:r>
         <w:t xml:space="preserve">Prefer not to say</w:t>
       </w:r>
     </w:p>
-    <w:bookmarkEnd w:id="54"/>
-    <w:bookmarkStart w:id="55" w:name="X02ab0d5b328135d6634040a7b12fc817b5d2b95"/>
+    <w:bookmarkEnd w:id="25"/>
+    <w:bookmarkStart w:id="26" w:name="X02ab0d5b328135d6634040a7b12fc817b5d2b95"/>
     <w:p>
       <w:pPr>
         <w:pStyle w:val="Heading3"/>
@@ -3372,7 +1095,7 @@
         <w:pStyle w:val="Compact"/>
         <w:numPr>
           <w:ilvl w:val="0"/>
-          <w:numId w:val="1053"/>
+          <w:numId w:val="1006"/>
         </w:numPr>
       </w:pPr>
       <w:r>
@@ -3384,7 +1107,7 @@
         <w:pStyle w:val="Compact"/>
         <w:numPr>
           <w:ilvl w:val="0"/>
-          <w:numId w:val="1053"/>
+          <w:numId w:val="1006"/>
         </w:numPr>
       </w:pPr>
       <w:r>
@@ -3396,7 +1119,7 @@
         <w:pStyle w:val="Compact"/>
         <w:numPr>
           <w:ilvl w:val="0"/>
-          <w:numId w:val="1053"/>
+          <w:numId w:val="1006"/>
         </w:numPr>
       </w:pPr>
       <w:r>
@@ -3408,7 +1131,7 @@
         <w:pStyle w:val="Compact"/>
         <w:numPr>
           <w:ilvl w:val="0"/>
-          <w:numId w:val="1053"/>
+          <w:numId w:val="1006"/>
         </w:numPr>
       </w:pPr>
       <w:r>
@@ -3420,7 +1143,7 @@
         <w:pStyle w:val="Compact"/>
         <w:numPr>
           <w:ilvl w:val="0"/>
-          <w:numId w:val="1053"/>
+          <w:numId w:val="1006"/>
         </w:numPr>
       </w:pPr>
       <w:r>
@@ -3432,15 +1155,15 @@
         <w:pStyle w:val="Compact"/>
         <w:numPr>
           <w:ilvl w:val="0"/>
-          <w:numId w:val="1053"/>
+          <w:numId w:val="1006"/>
         </w:numPr>
       </w:pPr>
       <w:r>
         <w:t xml:space="preserve">Prefer not to say</w:t>
       </w:r>
     </w:p>
-    <w:bookmarkEnd w:id="55"/>
-    <w:bookmarkStart w:id="56" w:name="Xee5638cc05db503b31a70647caa2db871621021"/>
+    <w:bookmarkEnd w:id="26"/>
+    <w:bookmarkStart w:id="27" w:name="Xee5638cc05db503b31a70647caa2db871621021"/>
     <w:p>
       <w:pPr>
         <w:pStyle w:val="Heading3"/>
@@ -3454,7 +1177,7 @@
         <w:pStyle w:val="Compact"/>
         <w:numPr>
           <w:ilvl w:val="0"/>
-          <w:numId w:val="1054"/>
+          <w:numId w:val="1007"/>
         </w:numPr>
       </w:pPr>
       <w:r>
@@ -3466,7 +1189,7 @@
         <w:pStyle w:val="Compact"/>
         <w:numPr>
           <w:ilvl w:val="0"/>
-          <w:numId w:val="1054"/>
+          <w:numId w:val="1007"/>
         </w:numPr>
       </w:pPr>
       <w:r>
@@ -3478,7 +1201,7 @@
         <w:pStyle w:val="Compact"/>
         <w:numPr>
           <w:ilvl w:val="0"/>
-          <w:numId w:val="1054"/>
+          <w:numId w:val="1007"/>
         </w:numPr>
       </w:pPr>
       <w:r>
@@ -3490,7 +1213,7 @@
         <w:pStyle w:val="Compact"/>
         <w:numPr>
           <w:ilvl w:val="0"/>
-          <w:numId w:val="1054"/>
+          <w:numId w:val="1007"/>
         </w:numPr>
       </w:pPr>
       <w:r>
@@ -3502,7 +1225,7 @@
         <w:pStyle w:val="Compact"/>
         <w:numPr>
           <w:ilvl w:val="0"/>
-          <w:numId w:val="1054"/>
+          <w:numId w:val="1007"/>
         </w:numPr>
       </w:pPr>
       <w:r>
@@ -3514,15 +1237,15 @@
         <w:pStyle w:val="Compact"/>
         <w:numPr>
           <w:ilvl w:val="0"/>
-          <w:numId w:val="1054"/>
+          <w:numId w:val="1007"/>
         </w:numPr>
       </w:pPr>
       <w:r>
         <w:t xml:space="preserve">Prefer not to say</w:t>
       </w:r>
     </w:p>
-    <w:bookmarkEnd w:id="56"/>
-    <w:bookmarkStart w:id="57" w:name="a6.-research-experience"/>
+    <w:bookmarkEnd w:id="27"/>
+    <w:bookmarkStart w:id="28" w:name="a6.-research-experience"/>
     <w:p>
       <w:pPr>
         <w:pStyle w:val="Heading3"/>
@@ -3544,7 +1267,7 @@
         <w:pStyle w:val="Compact"/>
         <w:numPr>
           <w:ilvl w:val="0"/>
-          <w:numId w:val="1055"/>
+          <w:numId w:val="1008"/>
         </w:numPr>
       </w:pPr>
       <w:r>
@@ -3556,7 +1279,7 @@
         <w:pStyle w:val="Compact"/>
         <w:numPr>
           <w:ilvl w:val="0"/>
-          <w:numId w:val="1055"/>
+          <w:numId w:val="1008"/>
         </w:numPr>
       </w:pPr>
       <w:r>
@@ -3568,7 +1291,7 @@
         <w:pStyle w:val="Compact"/>
         <w:numPr>
           <w:ilvl w:val="0"/>
-          <w:numId w:val="1055"/>
+          <w:numId w:val="1008"/>
         </w:numPr>
       </w:pPr>
       <w:r>
@@ -3580,7 +1303,7 @@
         <w:pStyle w:val="Compact"/>
         <w:numPr>
           <w:ilvl w:val="0"/>
-          <w:numId w:val="1055"/>
+          <w:numId w:val="1008"/>
         </w:numPr>
       </w:pPr>
       <w:r>
@@ -3592,7 +1315,7 @@
         <w:pStyle w:val="Compact"/>
         <w:numPr>
           <w:ilvl w:val="0"/>
-          <w:numId w:val="1055"/>
+          <w:numId w:val="1008"/>
         </w:numPr>
       </w:pPr>
       <w:r>
@@ -3604,7 +1327,7 @@
         <w:pStyle w:val="Compact"/>
         <w:numPr>
           <w:ilvl w:val="0"/>
-          <w:numId w:val="1055"/>
+          <w:numId w:val="1008"/>
         </w:numPr>
       </w:pPr>
       <w:r>
@@ -3616,7 +1339,7 @@
         <w:pStyle w:val="Compact"/>
         <w:numPr>
           <w:ilvl w:val="0"/>
-          <w:numId w:val="1055"/>
+          <w:numId w:val="1008"/>
         </w:numPr>
       </w:pPr>
       <w:r>
@@ -3628,7 +1351,7 @@
         <w:pStyle w:val="Compact"/>
         <w:numPr>
           <w:ilvl w:val="0"/>
-          <w:numId w:val="1055"/>
+          <w:numId w:val="1008"/>
         </w:numPr>
       </w:pPr>
       <w:r>
@@ -3640,7 +1363,7 @@
         <w:pStyle w:val="Compact"/>
         <w:numPr>
           <w:ilvl w:val="0"/>
-          <w:numId w:val="1055"/>
+          <w:numId w:val="1008"/>
         </w:numPr>
       </w:pPr>
       <w:r>
@@ -3652,7 +1375,7 @@
         <w:pStyle w:val="Compact"/>
         <w:numPr>
           <w:ilvl w:val="0"/>
-          <w:numId w:val="1055"/>
+          <w:numId w:val="1008"/>
         </w:numPr>
       </w:pPr>
       <w:r>
@@ -3664,15 +1387,15 @@
         <w:pStyle w:val="Compact"/>
         <w:numPr>
           <w:ilvl w:val="0"/>
-          <w:numId w:val="1055"/>
+          <w:numId w:val="1008"/>
         </w:numPr>
       </w:pPr>
       <w:r>
         <w:t xml:space="preserve">Other: [free text]</w:t>
       </w:r>
     </w:p>
-    <w:bookmarkEnd w:id="57"/>
-    <w:bookmarkStart w:id="58" w:name="Xfe2f20efba5363bf071f3d977b35aa9efd5987d"/>
+    <w:bookmarkEnd w:id="28"/>
+    <w:bookmarkStart w:id="29" w:name="Xfe2f20efba5363bf071f3d977b35aa9efd5987d"/>
     <w:p>
       <w:pPr>
         <w:pStyle w:val="Heading3"/>
@@ -3686,7 +1409,7 @@
         <w:pStyle w:val="Compact"/>
         <w:numPr>
           <w:ilvl w:val="0"/>
-          <w:numId w:val="1056"/>
+          <w:numId w:val="1009"/>
         </w:numPr>
       </w:pPr>
       <w:r>
@@ -3698,7 +1421,7 @@
         <w:pStyle w:val="Compact"/>
         <w:numPr>
           <w:ilvl w:val="0"/>
-          <w:numId w:val="1056"/>
+          <w:numId w:val="1009"/>
         </w:numPr>
       </w:pPr>
       <w:r>
@@ -3710,7 +1433,7 @@
         <w:pStyle w:val="Compact"/>
         <w:numPr>
           <w:ilvl w:val="0"/>
-          <w:numId w:val="1056"/>
+          <w:numId w:val="1009"/>
         </w:numPr>
       </w:pPr>
       <w:r>
@@ -3722,7 +1445,7 @@
         <w:pStyle w:val="Compact"/>
         <w:numPr>
           <w:ilvl w:val="0"/>
-          <w:numId w:val="1056"/>
+          <w:numId w:val="1009"/>
         </w:numPr>
       </w:pPr>
       <w:r>
@@ -3734,15 +1457,15 @@
         <w:pStyle w:val="Compact"/>
         <w:numPr>
           <w:ilvl w:val="0"/>
-          <w:numId w:val="1056"/>
+          <w:numId w:val="1009"/>
         </w:numPr>
       </w:pPr>
       <w:r>
         <w:t xml:space="preserve">Extensive</w:t>
       </w:r>
     </w:p>
-    <w:bookmarkEnd w:id="58"/>
-    <w:bookmarkStart w:id="59" w:name="X27e19ea0d1124db12d284bb5ba9d1b88c969161"/>
+    <w:bookmarkEnd w:id="29"/>
+    <w:bookmarkStart w:id="30" w:name="X27e19ea0d1124db12d284bb5ba9d1b88c969161"/>
     <w:p>
       <w:pPr>
         <w:pStyle w:val="Heading3"/>
@@ -3764,7 +1487,7 @@
         <w:pStyle w:val="Compact"/>
         <w:numPr>
           <w:ilvl w:val="0"/>
-          <w:numId w:val="1057"/>
+          <w:numId w:val="1010"/>
         </w:numPr>
       </w:pPr>
       <w:r>
@@ -3776,7 +1499,7 @@
         <w:pStyle w:val="Compact"/>
         <w:numPr>
           <w:ilvl w:val="0"/>
-          <w:numId w:val="1057"/>
+          <w:numId w:val="1010"/>
         </w:numPr>
       </w:pPr>
       <w:r>
@@ -3788,16 +1511,16 @@
         <w:pStyle w:val="Compact"/>
         <w:numPr>
           <w:ilvl w:val="0"/>
-          <w:numId w:val="1057"/>
+          <w:numId w:val="1010"/>
         </w:numPr>
       </w:pPr>
       <w:r>
         <w:t xml:space="preserve">Prefer not to say</w:t>
       </w:r>
     </w:p>
-    <w:bookmarkEnd w:id="59"/>
-    <w:bookmarkEnd w:id="60"/>
-    <w:bookmarkStart w:id="70" w:name="section-b-barrier-ratings"/>
+    <w:bookmarkEnd w:id="30"/>
+    <w:bookmarkEnd w:id="31"/>
+    <w:bookmarkStart w:id="41" w:name="section-b-barrier-ratings"/>
     <w:p>
       <w:pPr>
         <w:pStyle w:val="Heading2"/>
@@ -3819,7 +1542,7 @@
         <w:pStyle w:val="Compact"/>
         <w:numPr>
           <w:ilvl w:val="0"/>
-          <w:numId w:val="1058"/>
+          <w:numId w:val="1011"/>
         </w:numPr>
       </w:pPr>
       <w:r>
@@ -3834,7 +1557,7 @@
         <w:pStyle w:val="Compact"/>
         <w:numPr>
           <w:ilvl w:val="0"/>
-          <w:numId w:val="1058"/>
+          <w:numId w:val="1011"/>
         </w:numPr>
       </w:pPr>
       <w:r>
@@ -3849,14 +1572,14 @@
         <w:pStyle w:val="Compact"/>
         <w:numPr>
           <w:ilvl w:val="0"/>
-          <w:numId w:val="1058"/>
+          <w:numId w:val="1011"/>
         </w:numPr>
       </w:pPr>
       <w:r>
         <w:t xml:space="preserve">Optional comment.</w:t>
       </w:r>
     </w:p>
-    <w:bookmarkStart w:id="61" w:name="Xa688629f72bb1f6bdccae7e8bb21d1c4a11fa52"/>
+    <w:bookmarkStart w:id="32" w:name="Xa688629f72bb1f6bdccae7e8bb21d1c4a11fa52"/>
     <w:p>
       <w:pPr>
         <w:pStyle w:val="Heading3"/>
@@ -3919,8 +1642,8 @@
         <w:t xml:space="preserve">Early-career researchers have limited skills in searching for, appraising, and synthesizing existing research evidence.</w:t>
       </w:r>
     </w:p>
-    <w:bookmarkEnd w:id="61"/>
-    <w:bookmarkStart w:id="62" w:name="domain-2-research-methods-and-statistics"/>
+    <w:bookmarkEnd w:id="32"/>
+    <w:bookmarkStart w:id="33" w:name="domain-2-research-methods-and-statistics"/>
     <w:p>
       <w:pPr>
         <w:pStyle w:val="Heading3"/>
@@ -4019,8 +1742,8 @@
         <w:t xml:space="preserve">Research methods or analyses are sometimes chosen because they are familiar or convenient rather than because they are appropriate to the research question.</w:t>
       </w:r>
     </w:p>
-    <w:bookmarkEnd w:id="62"/>
-    <w:bookmarkStart w:id="63" w:name="Xeae5b2f64a2de52695ba392249927c092dc3fd5"/>
+    <w:bookmarkEnd w:id="33"/>
+    <w:bookmarkStart w:id="34" w:name="Xeae5b2f64a2de52695ba392249927c092dc3fd5"/>
     <w:p>
       <w:pPr>
         <w:pStyle w:val="Heading3"/>
@@ -4101,8 +1824,8 @@
         <w:t xml:space="preserve">Academic or publication incentives may encourage quantity of outputs rather than rigor, relevance, transparency, and research value.</w:t>
       </w:r>
     </w:p>
-    <w:bookmarkEnd w:id="63"/>
-    <w:bookmarkStart w:id="64" w:name="domain-4-supervision-and-mentorship"/>
+    <w:bookmarkEnd w:id="34"/>
+    <w:bookmarkStart w:id="35" w:name="domain-4-supervision-and-mentorship"/>
     <w:p>
       <w:pPr>
         <w:pStyle w:val="Heading3"/>
@@ -4201,8 +1924,8 @@
         <w:t xml:space="preserve">Unclear authorship, academic-credit, or ownership practices can negatively affect collaboration and research quality.</w:t>
       </w:r>
     </w:p>
-    <w:bookmarkEnd w:id="64"/>
-    <w:bookmarkStart w:id="65" w:name="Xfa9f756d3e49a72d1b7a657a13ebf0af9ca3e04"/>
+    <w:bookmarkEnd w:id="35"/>
+    <w:bookmarkStart w:id="36" w:name="Xfa9f756d3e49a72d1b7a657a13ebf0af9ca3e04"/>
     <w:p>
       <w:pPr>
         <w:pStyle w:val="Heading3"/>
@@ -4265,8 +1988,8 @@
         <w:t xml:space="preserve">Early-career researchers have limited opportunities to build research confidence and sustained engagement because research activity is fragmented or interrupted.</w:t>
       </w:r>
     </w:p>
-    <w:bookmarkEnd w:id="65"/>
-    <w:bookmarkStart w:id="66" w:name="X6ec159b5bcab0d7405235f6221f3614d90d5176"/>
+    <w:bookmarkEnd w:id="36"/>
+    <w:bookmarkStart w:id="37" w:name="X6ec159b5bcab0d7405235f6221f3614d90d5176"/>
     <w:p>
       <w:pPr>
         <w:pStyle w:val="Heading3"/>
@@ -4365,8 +2088,8 @@
         <w:t xml:space="preserve">Institutional research-support services, such as protocol development, statistics, data management, writing support, or grant support, are insufficient or difficult to access.</w:t>
       </w:r>
     </w:p>
-    <w:bookmarkEnd w:id="66"/>
-    <w:bookmarkStart w:id="67" w:name="Xa2c0a9b1f2386102710ebbecac49dab99638ec3"/>
+    <w:bookmarkEnd w:id="37"/>
+    <w:bookmarkStart w:id="38" w:name="Xa2c0a9b1f2386102710ebbecac49dab99638ec3"/>
     <w:p>
       <w:pPr>
         <w:pStyle w:val="Heading3"/>
@@ -4447,8 +2170,8 @@
         <w:t xml:space="preserve">Administrative requirements after approval, such as documentation, reporting, procurement, or permissions, can delay or limit research.</w:t>
       </w:r>
     </w:p>
-    <w:bookmarkEnd w:id="67"/>
-    <w:bookmarkStart w:id="68" w:name="X78b7b20eb7decbce57f9059936b96dd5d9917f9"/>
+    <w:bookmarkEnd w:id="38"/>
+    <w:bookmarkStart w:id="39" w:name="X78b7b20eb7decbce57f9059936b96dd5d9917f9"/>
     <w:p>
       <w:pPr>
         <w:pStyle w:val="Heading3"/>
@@ -4547,8 +2270,8 @@
         <w:t xml:space="preserve">Research training and support are not sufficiently integrated into medical education, clinical training, and early academic career development.</w:t>
       </w:r>
     </w:p>
-    <w:bookmarkEnd w:id="68"/>
-    <w:bookmarkStart w:id="69" w:name="X0ec8c9f997ababa45c8f322240c33c0d3f30cb5"/>
+    <w:bookmarkEnd w:id="39"/>
+    <w:bookmarkStart w:id="40" w:name="X0ec8c9f997ababa45c8f322240c33c0d3f30cb5"/>
     <w:p>
       <w:pPr>
         <w:pStyle w:val="Heading3"/>
@@ -4629,9 +2352,9 @@
         <w:t xml:space="preserve">National research funding, infrastructure, policy, and career-development mechanisms are insufficient to support early-career medical researchers.</w:t>
       </w:r>
     </w:p>
-    <w:bookmarkEnd w:id="69"/>
-    <w:bookmarkEnd w:id="70"/>
-    <w:bookmarkStart w:id="73" w:name="section-c-additional-barriers"/>
+    <w:bookmarkEnd w:id="40"/>
+    <w:bookmarkEnd w:id="41"/>
+    <w:bookmarkStart w:id="44" w:name="section-c-additional-barriers"/>
     <w:p>
       <w:pPr>
         <w:pStyle w:val="Heading2"/>
@@ -4640,7 +2363,7 @@
         <w:t xml:space="preserve">Section C: Additional barriers</w:t>
       </w:r>
     </w:p>
-    <w:bookmarkStart w:id="71" w:name="X6709e8ee3cba6f087dc1faebd5edecf9ddbe844"/>
+    <w:bookmarkStart w:id="42" w:name="X6709e8ee3cba6f087dc1faebd5edecf9ddbe844"/>
     <w:p>
       <w:pPr>
         <w:pStyle w:val="Heading3"/>
@@ -4654,7 +2377,7 @@
         <w:pStyle w:val="Compact"/>
         <w:numPr>
           <w:ilvl w:val="0"/>
-          <w:numId w:val="1059"/>
+          <w:numId w:val="1012"/>
         </w:numPr>
       </w:pPr>
       <w:r>
@@ -4666,7 +2389,7 @@
         <w:pStyle w:val="Compact"/>
         <w:numPr>
           <w:ilvl w:val="0"/>
-          <w:numId w:val="1059"/>
+          <w:numId w:val="1012"/>
         </w:numPr>
       </w:pPr>
       <w:r>
@@ -4702,7 +2425,7 @@
         <w:pStyle w:val="Compact"/>
         <w:numPr>
           <w:ilvl w:val="0"/>
-          <w:numId w:val="1060"/>
+          <w:numId w:val="1013"/>
         </w:numPr>
       </w:pPr>
       <w:r>
@@ -4714,7 +2437,7 @@
         <w:pStyle w:val="Compact"/>
         <w:numPr>
           <w:ilvl w:val="0"/>
-          <w:numId w:val="1060"/>
+          <w:numId w:val="1013"/>
         </w:numPr>
       </w:pPr>
       <w:r>
@@ -4726,15 +2449,15 @@
         <w:pStyle w:val="Compact"/>
         <w:numPr>
           <w:ilvl w:val="0"/>
-          <w:numId w:val="1060"/>
+          <w:numId w:val="1013"/>
         </w:numPr>
       </w:pPr>
       <w:r>
         <w:t xml:space="preserve">Additional barrier 3</w:t>
       </w:r>
     </w:p>
-    <w:bookmarkEnd w:id="71"/>
-    <w:bookmarkStart w:id="72" w:name="c2.-optional-closing-comment"/>
+    <w:bookmarkEnd w:id="42"/>
+    <w:bookmarkStart w:id="43" w:name="c2.-optional-closing-comment"/>
     <w:p>
       <w:pPr>
         <w:pStyle w:val="Heading3"/>
@@ -4759,9 +2482,9 @@
         <w:t xml:space="preserve">[Optional free-text field]</w:t>
       </w:r>
     </w:p>
-    <w:bookmarkEnd w:id="72"/>
-    <w:bookmarkEnd w:id="73"/>
-    <w:bookmarkStart w:id="74" w:name="completion-screen"/>
+    <w:bookmarkEnd w:id="43"/>
+    <w:bookmarkEnd w:id="44"/>
+    <w:bookmarkStart w:id="45" w:name="completion-screen"/>
     <w:p>
       <w:pPr>
         <w:pStyle w:val="Heading2"/>
@@ -4793,9 +2516,9 @@
         </w:pict>
       </w:r>
     </w:p>
-    <w:bookmarkEnd w:id="74"/>
-    <w:bookmarkEnd w:id="75"/>
-    <w:bookmarkStart w:id="100" w:name="round-2-delphi-questionnaire-template"/>
+    <w:bookmarkEnd w:id="45"/>
+    <w:bookmarkEnd w:id="46"/>
+    <w:bookmarkStart w:id="72" w:name="round-2-delphi-questionnaire-template"/>
     <w:p>
       <w:pPr>
         <w:pStyle w:val="Heading1"/>
@@ -4804,7 +2527,7 @@
         <w:t xml:space="preserve">Round-2 Delphi Questionnaire Template</w:t>
       </w:r>
     </w:p>
-    <w:bookmarkStart w:id="76" w:name="study-title-3"/>
+    <w:bookmarkStart w:id="47" w:name="study-title-1"/>
     <w:p>
       <w:pPr>
         <w:pStyle w:val="Heading2"/>
@@ -4825,8 +2548,8 @@
         <w:t xml:space="preserve">Barriers to Valid Medical Research Among Early-Career Researchers in Egypt: A Modified Delphi Study</w:t>
       </w:r>
     </w:p>
-    <w:bookmarkEnd w:id="76"/>
-    <w:bookmarkStart w:id="77" w:name="purpose-of-round-2"/>
+    <w:bookmarkEnd w:id="47"/>
+    <w:bookmarkStart w:id="48" w:name="purpose-of-round-2"/>
     <w:p>
       <w:pPr>
         <w:pStyle w:val="Heading2"/>
@@ -4880,8 +2603,8 @@
         <w:t xml:space="preserve">.</w:t>
       </w:r>
     </w:p>
-    <w:bookmarkEnd w:id="77"/>
-    <w:bookmarkStart w:id="78" w:name="instructions"/>
+    <w:bookmarkEnd w:id="48"/>
+    <w:bookmarkStart w:id="49" w:name="instructions"/>
     <w:p>
       <w:pPr>
         <w:pStyle w:val="Heading2"/>
@@ -4903,7 +2626,7 @@
         <w:pStyle w:val="Compact"/>
         <w:numPr>
           <w:ilvl w:val="0"/>
-          <w:numId w:val="1061"/>
+          <w:numId w:val="1014"/>
         </w:numPr>
       </w:pPr>
       <w:r>
@@ -4915,7 +2638,7 @@
         <w:pStyle w:val="Compact"/>
         <w:numPr>
           <w:ilvl w:val="0"/>
-          <w:numId w:val="1061"/>
+          <w:numId w:val="1014"/>
         </w:numPr>
       </w:pPr>
       <w:r>
@@ -4927,7 +2650,7 @@
         <w:pStyle w:val="Compact"/>
         <w:numPr>
           <w:ilvl w:val="0"/>
-          <w:numId w:val="1061"/>
+          <w:numId w:val="1014"/>
         </w:numPr>
       </w:pPr>
       <w:r>
@@ -4939,7 +2662,7 @@
         <w:pStyle w:val="Compact"/>
         <w:numPr>
           <w:ilvl w:val="0"/>
-          <w:numId w:val="1061"/>
+          <w:numId w:val="1014"/>
         </w:numPr>
       </w:pPr>
       <w:r>
@@ -4951,7 +2674,7 @@
         <w:pStyle w:val="Compact"/>
         <w:numPr>
           <w:ilvl w:val="0"/>
-          <w:numId w:val="1061"/>
+          <w:numId w:val="1014"/>
         </w:numPr>
       </w:pPr>
       <w:r>
@@ -4963,7 +2686,7 @@
         <w:pStyle w:val="Compact"/>
         <w:numPr>
           <w:ilvl w:val="0"/>
-          <w:numId w:val="1061"/>
+          <w:numId w:val="1014"/>
         </w:numPr>
       </w:pPr>
       <w:r>
@@ -4975,7 +2698,7 @@
         <w:pStyle w:val="Compact"/>
         <w:numPr>
           <w:ilvl w:val="0"/>
-          <w:numId w:val="1061"/>
+          <w:numId w:val="1014"/>
         </w:numPr>
       </w:pPr>
       <w:r>
@@ -4987,7 +2710,7 @@
         <w:pStyle w:val="Compact"/>
         <w:numPr>
           <w:ilvl w:val="0"/>
-          <w:numId w:val="1061"/>
+          <w:numId w:val="1014"/>
         </w:numPr>
       </w:pPr>
       <w:r>
@@ -5007,7 +2730,7 @@
         <w:pStyle w:val="Compact"/>
         <w:numPr>
           <w:ilvl w:val="0"/>
-          <w:numId w:val="1062"/>
+          <w:numId w:val="1015"/>
         </w:numPr>
       </w:pPr>
       <w:r>
@@ -5029,7 +2752,7 @@
         <w:pStyle w:val="Compact"/>
         <w:numPr>
           <w:ilvl w:val="0"/>
-          <w:numId w:val="1062"/>
+          <w:numId w:val="1015"/>
         </w:numPr>
       </w:pPr>
       <w:r>
@@ -5051,7 +2774,7 @@
         <w:pStyle w:val="Compact"/>
         <w:numPr>
           <w:ilvl w:val="0"/>
-          <w:numId w:val="1062"/>
+          <w:numId w:val="1015"/>
         </w:numPr>
       </w:pPr>
       <w:r>
@@ -5078,7 +2801,7 @@
         <w:pStyle w:val="Compact"/>
         <w:numPr>
           <w:ilvl w:val="0"/>
-          <w:numId w:val="1063"/>
+          <w:numId w:val="1016"/>
         </w:numPr>
       </w:pPr>
       <w:r>
@@ -5100,7 +2823,7 @@
         <w:pStyle w:val="Compact"/>
         <w:numPr>
           <w:ilvl w:val="0"/>
-          <w:numId w:val="1063"/>
+          <w:numId w:val="1016"/>
         </w:numPr>
       </w:pPr>
       <w:r>
@@ -5122,7 +2845,7 @@
         <w:pStyle w:val="Compact"/>
         <w:numPr>
           <w:ilvl w:val="0"/>
-          <w:numId w:val="1063"/>
+          <w:numId w:val="1016"/>
         </w:numPr>
       </w:pPr>
       <w:r>
@@ -5144,8 +2867,8 @@
         <w:t xml:space="preserve">Please do not name individuals, supervisors, departments, institutions, hospitals, patients, or organizations in your comments.</w:t>
       </w:r>
     </w:p>
-    <w:bookmarkEnd w:id="78"/>
-    <w:bookmarkStart w:id="81" w:name="section-a-confirmation-and-follow-up"/>
+    <w:bookmarkEnd w:id="49"/>
+    <w:bookmarkStart w:id="52" w:name="section-a-confirmation-and-follow-up"/>
     <w:p>
       <w:pPr>
         <w:pStyle w:val="Heading2"/>
@@ -5154,7 +2877,7 @@
         <w:t xml:space="preserve">Section A: Confirmation and follow-up</w:t>
       </w:r>
     </w:p>
-    <w:bookmarkStart w:id="79" w:name="a1.-confirmation"/>
+    <w:bookmarkStart w:id="50" w:name="a1.-confirmation"/>
     <w:p>
       <w:pPr>
         <w:pStyle w:val="Heading3"/>
@@ -5176,7 +2899,7 @@
         <w:pStyle w:val="Compact"/>
         <w:numPr>
           <w:ilvl w:val="0"/>
-          <w:numId w:val="1064"/>
+          <w:numId w:val="1017"/>
         </w:numPr>
       </w:pPr>
       <w:r>
@@ -5188,15 +2911,15 @@
         <w:pStyle w:val="Compact"/>
         <w:numPr>
           <w:ilvl w:val="0"/>
-          <w:numId w:val="1064"/>
+          <w:numId w:val="1017"/>
         </w:numPr>
       </w:pPr>
       <w:r>
         <w:t xml:space="preserve">No, exit survey</w:t>
       </w:r>
     </w:p>
-    <w:bookmarkEnd w:id="79"/>
-    <w:bookmarkStart w:id="80" w:name="a2.-changes-in-role"/>
+    <w:bookmarkEnd w:id="50"/>
+    <w:bookmarkStart w:id="51" w:name="a2.-changes-in-role"/>
     <w:p>
       <w:pPr>
         <w:pStyle w:val="Heading3"/>
@@ -5218,7 +2941,7 @@
         <w:pStyle w:val="Compact"/>
         <w:numPr>
           <w:ilvl w:val="0"/>
-          <w:numId w:val="1065"/>
+          <w:numId w:val="1018"/>
         </w:numPr>
       </w:pPr>
       <w:r>
@@ -5230,7 +2953,7 @@
         <w:pStyle w:val="Compact"/>
         <w:numPr>
           <w:ilvl w:val="0"/>
-          <w:numId w:val="1065"/>
+          <w:numId w:val="1018"/>
         </w:numPr>
       </w:pPr>
       <w:r>
@@ -5242,7 +2965,7 @@
         <w:pStyle w:val="Compact"/>
         <w:numPr>
           <w:ilvl w:val="0"/>
-          <w:numId w:val="1065"/>
+          <w:numId w:val="1018"/>
         </w:numPr>
       </w:pPr>
       <w:r>
@@ -5257,9 +2980,9 @@
         <w:t xml:space="preserve">This question should be optional and should not overwrite the Round-1 record without an audit trail.</w:t>
       </w:r>
     </w:p>
-    <w:bookmarkEnd w:id="80"/>
-    <w:bookmarkEnd w:id="81"/>
-    <w:bookmarkStart w:id="84" w:name="section-b-re-rating-of-barriers"/>
+    <w:bookmarkEnd w:id="51"/>
+    <w:bookmarkEnd w:id="52"/>
+    <w:bookmarkStart w:id="55" w:name="section-b-re-rating-of-barriers"/>
     <w:p>
       <w:pPr>
         <w:pStyle w:val="Heading2"/>
@@ -5276,7 +2999,7 @@
         <w:t xml:space="preserve">For each retained or revised item, use the following display structure.</w:t>
       </w:r>
     </w:p>
-    <w:bookmarkStart w:id="82" w:name="template-for-each-barrier"/>
+    <w:bookmarkStart w:id="53" w:name="template-for-each-barrier"/>
     <w:p>
       <w:pPr>
         <w:pStyle w:val="Heading3"/>
@@ -5468,7 +3191,7 @@
         <w:pStyle w:val="Compact"/>
         <w:numPr>
           <w:ilvl w:val="0"/>
-          <w:numId w:val="1066"/>
+          <w:numId w:val="1019"/>
         </w:numPr>
       </w:pPr>
       <w:r>
@@ -5483,7 +3206,7 @@
         <w:pStyle w:val="Compact"/>
         <w:numPr>
           <w:ilvl w:val="0"/>
-          <w:numId w:val="1067"/>
+          <w:numId w:val="1020"/>
         </w:numPr>
       </w:pPr>
       <w:r>
@@ -5498,7 +3221,7 @@
         <w:pStyle w:val="Compact"/>
         <w:numPr>
           <w:ilvl w:val="0"/>
-          <w:numId w:val="1067"/>
+          <w:numId w:val="1020"/>
         </w:numPr>
       </w:pPr>
       <w:r>
@@ -5510,7 +3233,7 @@
         <w:pStyle w:val="Compact"/>
         <w:numPr>
           <w:ilvl w:val="0"/>
-          <w:numId w:val="1068"/>
+          <w:numId w:val="1021"/>
         </w:numPr>
       </w:pPr>
       <w:r>
@@ -5523,8 +3246,8 @@
         <w:t xml:space="preserve">[Free-text field]</w:t>
       </w:r>
     </w:p>
-    <w:bookmarkEnd w:id="82"/>
-    <w:bookmarkStart w:id="83" w:name="round-2-barrier-inclusion-rules"/>
+    <w:bookmarkEnd w:id="53"/>
+    <w:bookmarkStart w:id="54" w:name="round-2-barrier-inclusion-rules"/>
     <w:p>
       <w:pPr>
         <w:pStyle w:val="Heading3"/>
@@ -5546,7 +3269,7 @@
         <w:pStyle w:val="Compact"/>
         <w:numPr>
           <w:ilvl w:val="0"/>
-          <w:numId w:val="1069"/>
+          <w:numId w:val="1022"/>
         </w:numPr>
       </w:pPr>
       <w:r>
@@ -5558,7 +3281,7 @@
         <w:pStyle w:val="Compact"/>
         <w:numPr>
           <w:ilvl w:val="0"/>
-          <w:numId w:val="1069"/>
+          <w:numId w:val="1022"/>
         </w:numPr>
       </w:pPr>
       <w:r>
@@ -5570,7 +3293,7 @@
         <w:pStyle w:val="Compact"/>
         <w:numPr>
           <w:ilvl w:val="0"/>
-          <w:numId w:val="1069"/>
+          <w:numId w:val="1022"/>
         </w:numPr>
       </w:pPr>
       <w:r>
@@ -5585,9 +3308,9 @@
         <w:t xml:space="preserve">For every revised or new item, the survey must identify its status transparently.</w:t>
       </w:r>
     </w:p>
-    <w:bookmarkEnd w:id="83"/>
-    <w:bookmarkEnd w:id="84"/>
-    <w:bookmarkStart w:id="88" w:name="section-c-candidate-intervention-ratings"/>
+    <w:bookmarkEnd w:id="54"/>
+    <w:bookmarkEnd w:id="55"/>
+    <w:bookmarkStart w:id="59" w:name="section-c-candidate-intervention-ratings"/>
     <w:p>
       <w:pPr>
         <w:pStyle w:val="Heading2"/>
@@ -5596,7 +3319,7 @@
         <w:t xml:space="preserve">Section C: Candidate intervention ratings</w:t>
       </w:r>
     </w:p>
-    <w:bookmarkStart w:id="85" w:name="instructions-1"/>
+    <w:bookmarkStart w:id="56" w:name="instructions-1"/>
     <w:p>
       <w:pPr>
         <w:pStyle w:val="Heading3"/>
@@ -5626,7 +3349,7 @@
         <w:pStyle w:val="Compact"/>
         <w:numPr>
           <w:ilvl w:val="0"/>
-          <w:numId w:val="1070"/>
+          <w:numId w:val="1023"/>
         </w:numPr>
       </w:pPr>
       <w:r>
@@ -5648,7 +3371,7 @@
         <w:pStyle w:val="Compact"/>
         <w:numPr>
           <w:ilvl w:val="0"/>
-          <w:numId w:val="1070"/>
+          <w:numId w:val="1023"/>
         </w:numPr>
       </w:pPr>
       <w:r>
@@ -5665,8 +3388,8 @@
         <w:t xml:space="preserve">How feasible would this intervention be in the Egyptian context within a realistic timeframe and with realistic resources?</w:t>
       </w:r>
     </w:p>
-    <w:bookmarkEnd w:id="85"/>
-    <w:bookmarkStart w:id="86" w:name="proposed-intervention-items"/>
+    <w:bookmarkEnd w:id="56"/>
+    <w:bookmarkStart w:id="57" w:name="proposed-intervention-items"/>
     <w:p>
       <w:pPr>
         <w:pStyle w:val="Heading3"/>
@@ -5981,8 +3704,8 @@
         <w:t xml:space="preserve">Create mechanisms that support dissemination, uptake, implementation, and use of research findings by health services, policymakers, educators, and other end users.</w:t>
       </w:r>
     </w:p>
-    <w:bookmarkEnd w:id="86"/>
-    <w:bookmarkStart w:id="87" w:name="rating-format-for-each-intervention"/>
+    <w:bookmarkEnd w:id="57"/>
+    <w:bookmarkStart w:id="58" w:name="rating-format-for-each-intervention"/>
     <w:p>
       <w:pPr>
         <w:pStyle w:val="Heading3"/>
@@ -6030,7 +3753,7 @@
         <w:pStyle w:val="Compact"/>
         <w:numPr>
           <w:ilvl w:val="0"/>
-          <w:numId w:val="1071"/>
+          <w:numId w:val="1024"/>
         </w:numPr>
       </w:pPr>
       <w:r>
@@ -6045,7 +3768,7 @@
         <w:pStyle w:val="Compact"/>
         <w:numPr>
           <w:ilvl w:val="0"/>
-          <w:numId w:val="1072"/>
+          <w:numId w:val="1025"/>
         </w:numPr>
       </w:pPr>
       <w:r>
@@ -6060,7 +3783,7 @@
         <w:pStyle w:val="Compact"/>
         <w:numPr>
           <w:ilvl w:val="0"/>
-          <w:numId w:val="1072"/>
+          <w:numId w:val="1025"/>
         </w:numPr>
       </w:pPr>
       <w:r>
@@ -6075,7 +3798,7 @@
         <w:pStyle w:val="Compact"/>
         <w:numPr>
           <w:ilvl w:val="0"/>
-          <w:numId w:val="1072"/>
+          <w:numId w:val="1025"/>
         </w:numPr>
       </w:pPr>
       <w:r>
@@ -6090,7 +3813,7 @@
         <w:pStyle w:val="Compact"/>
         <w:numPr>
           <w:ilvl w:val="0"/>
-          <w:numId w:val="1072"/>
+          <w:numId w:val="1025"/>
         </w:numPr>
       </w:pPr>
       <w:r>
@@ -6105,7 +3828,7 @@
         <w:pStyle w:val="Compact"/>
         <w:numPr>
           <w:ilvl w:val="0"/>
-          <w:numId w:val="1072"/>
+          <w:numId w:val="1025"/>
         </w:numPr>
       </w:pPr>
       <w:r>
@@ -6120,7 +3843,7 @@
         <w:pStyle w:val="Compact"/>
         <w:numPr>
           <w:ilvl w:val="0"/>
-          <w:numId w:val="1072"/>
+          <w:numId w:val="1025"/>
         </w:numPr>
       </w:pPr>
       <w:r>
@@ -6135,7 +3858,7 @@
         <w:pStyle w:val="Compact"/>
         <w:numPr>
           <w:ilvl w:val="0"/>
-          <w:numId w:val="1072"/>
+          <w:numId w:val="1025"/>
         </w:numPr>
       </w:pPr>
       <w:r>
@@ -6150,7 +3873,7 @@
         <w:pStyle w:val="Compact"/>
         <w:numPr>
           <w:ilvl w:val="0"/>
-          <w:numId w:val="1072"/>
+          <w:numId w:val="1025"/>
         </w:numPr>
       </w:pPr>
       <w:r>
@@ -6165,7 +3888,7 @@
         <w:pStyle w:val="Compact"/>
         <w:numPr>
           <w:ilvl w:val="0"/>
-          <w:numId w:val="1072"/>
+          <w:numId w:val="1025"/>
         </w:numPr>
       </w:pPr>
       <w:r>
@@ -6180,7 +3903,7 @@
         <w:pStyle w:val="Compact"/>
         <w:numPr>
           <w:ilvl w:val="0"/>
-          <w:numId w:val="1072"/>
+          <w:numId w:val="1025"/>
         </w:numPr>
       </w:pPr>
       <w:r>
@@ -6192,7 +3915,7 @@
         <w:pStyle w:val="Compact"/>
         <w:numPr>
           <w:ilvl w:val="0"/>
-          <w:numId w:val="1073"/>
+          <w:numId w:val="1026"/>
         </w:numPr>
       </w:pPr>
       <w:r>
@@ -6207,7 +3930,7 @@
         <w:pStyle w:val="Compact"/>
         <w:numPr>
           <w:ilvl w:val="0"/>
-          <w:numId w:val="1074"/>
+          <w:numId w:val="1027"/>
         </w:numPr>
       </w:pPr>
       <w:r>
@@ -6222,7 +3945,7 @@
         <w:pStyle w:val="Compact"/>
         <w:numPr>
           <w:ilvl w:val="0"/>
-          <w:numId w:val="1074"/>
+          <w:numId w:val="1027"/>
         </w:numPr>
       </w:pPr>
       <w:r>
@@ -6237,7 +3960,7 @@
         <w:pStyle w:val="Compact"/>
         <w:numPr>
           <w:ilvl w:val="0"/>
-          <w:numId w:val="1074"/>
+          <w:numId w:val="1027"/>
         </w:numPr>
       </w:pPr>
       <w:r>
@@ -6252,7 +3975,7 @@
         <w:pStyle w:val="Compact"/>
         <w:numPr>
           <w:ilvl w:val="0"/>
-          <w:numId w:val="1074"/>
+          <w:numId w:val="1027"/>
         </w:numPr>
       </w:pPr>
       <w:r>
@@ -6267,7 +3990,7 @@
         <w:pStyle w:val="Compact"/>
         <w:numPr>
           <w:ilvl w:val="0"/>
-          <w:numId w:val="1074"/>
+          <w:numId w:val="1027"/>
         </w:numPr>
       </w:pPr>
       <w:r>
@@ -6282,7 +4005,7 @@
         <w:pStyle w:val="Compact"/>
         <w:numPr>
           <w:ilvl w:val="0"/>
-          <w:numId w:val="1074"/>
+          <w:numId w:val="1027"/>
         </w:numPr>
       </w:pPr>
       <w:r>
@@ -6297,7 +4020,7 @@
         <w:pStyle w:val="Compact"/>
         <w:numPr>
           <w:ilvl w:val="0"/>
-          <w:numId w:val="1074"/>
+          <w:numId w:val="1027"/>
         </w:numPr>
       </w:pPr>
       <w:r>
@@ -6312,7 +4035,7 @@
         <w:pStyle w:val="Compact"/>
         <w:numPr>
           <w:ilvl w:val="0"/>
-          <w:numId w:val="1074"/>
+          <w:numId w:val="1027"/>
         </w:numPr>
       </w:pPr>
       <w:r>
@@ -6327,7 +4050,7 @@
         <w:pStyle w:val="Compact"/>
         <w:numPr>
           <w:ilvl w:val="0"/>
-          <w:numId w:val="1074"/>
+          <w:numId w:val="1027"/>
         </w:numPr>
       </w:pPr>
       <w:r>
@@ -6342,7 +4065,7 @@
         <w:pStyle w:val="Compact"/>
         <w:numPr>
           <w:ilvl w:val="0"/>
-          <w:numId w:val="1074"/>
+          <w:numId w:val="1027"/>
         </w:numPr>
       </w:pPr>
       <w:r>
@@ -6354,7 +4077,7 @@
         <w:pStyle w:val="Compact"/>
         <w:numPr>
           <w:ilvl w:val="0"/>
-          <w:numId w:val="1075"/>
+          <w:numId w:val="1028"/>
         </w:numPr>
       </w:pPr>
       <w:r>
@@ -6372,7 +4095,7 @@
         <w:pStyle w:val="Compact"/>
         <w:numPr>
           <w:ilvl w:val="0"/>
-          <w:numId w:val="1076"/>
+          <w:numId w:val="1029"/>
         </w:numPr>
       </w:pPr>
       <w:r>
@@ -6384,7 +4107,7 @@
         <w:pStyle w:val="Compact"/>
         <w:numPr>
           <w:ilvl w:val="0"/>
-          <w:numId w:val="1076"/>
+          <w:numId w:val="1029"/>
         </w:numPr>
       </w:pPr>
       <w:r>
@@ -6396,7 +4119,7 @@
         <w:pStyle w:val="Compact"/>
         <w:numPr>
           <w:ilvl w:val="0"/>
-          <w:numId w:val="1076"/>
+          <w:numId w:val="1029"/>
         </w:numPr>
       </w:pPr>
       <w:r>
@@ -6408,7 +4131,7 @@
         <w:pStyle w:val="Compact"/>
         <w:numPr>
           <w:ilvl w:val="0"/>
-          <w:numId w:val="1076"/>
+          <w:numId w:val="1029"/>
         </w:numPr>
       </w:pPr>
       <w:r>
@@ -6420,7 +4143,7 @@
         <w:pStyle w:val="Compact"/>
         <w:numPr>
           <w:ilvl w:val="0"/>
-          <w:numId w:val="1076"/>
+          <w:numId w:val="1029"/>
         </w:numPr>
       </w:pPr>
       <w:r>
@@ -6432,7 +4155,7 @@
         <w:pStyle w:val="Compact"/>
         <w:numPr>
           <w:ilvl w:val="0"/>
-          <w:numId w:val="1076"/>
+          <w:numId w:val="1029"/>
         </w:numPr>
       </w:pPr>
       <w:r>
@@ -6444,7 +4167,7 @@
         <w:pStyle w:val="Compact"/>
         <w:numPr>
           <w:ilvl w:val="0"/>
-          <w:numId w:val="1076"/>
+          <w:numId w:val="1029"/>
         </w:numPr>
       </w:pPr>
       <w:r>
@@ -6456,7 +4179,7 @@
         <w:pStyle w:val="Compact"/>
         <w:numPr>
           <w:ilvl w:val="0"/>
-          <w:numId w:val="1077"/>
+          <w:numId w:val="1030"/>
         </w:numPr>
       </w:pPr>
       <w:r>
@@ -6469,9 +4192,9 @@
         <w:t xml:space="preserve">[Free-text field]</w:t>
       </w:r>
     </w:p>
-    <w:bookmarkEnd w:id="87"/>
-    <w:bookmarkEnd w:id="88"/>
-    <w:bookmarkStart w:id="91" w:name="section-d-final-comments"/>
+    <w:bookmarkEnd w:id="58"/>
+    <w:bookmarkEnd w:id="59"/>
+    <w:bookmarkStart w:id="62" w:name="section-d-final-comments"/>
     <w:p>
       <w:pPr>
         <w:pStyle w:val="Heading2"/>
@@ -6480,7 +4203,7 @@
         <w:t xml:space="preserve">Section D: Final comments</w:t>
       </w:r>
     </w:p>
-    <w:bookmarkStart w:id="89" w:name="d1.-priority-interventions"/>
+    <w:bookmarkStart w:id="60" w:name="d1.-priority-interventions"/>
     <w:p>
       <w:pPr>
         <w:pStyle w:val="Heading3"/>
@@ -6502,7 +4225,7 @@
         <w:pStyle w:val="Compact"/>
         <w:numPr>
           <w:ilvl w:val="0"/>
-          <w:numId w:val="1078"/>
+          <w:numId w:val="1031"/>
         </w:numPr>
       </w:pPr>
       <w:r>
@@ -6514,7 +4237,7 @@
         <w:pStyle w:val="Compact"/>
         <w:numPr>
           <w:ilvl w:val="0"/>
-          <w:numId w:val="1078"/>
+          <w:numId w:val="1031"/>
         </w:numPr>
       </w:pPr>
       <w:r>
@@ -6526,15 +4249,15 @@
         <w:pStyle w:val="Compact"/>
         <w:numPr>
           <w:ilvl w:val="0"/>
-          <w:numId w:val="1078"/>
+          <w:numId w:val="1031"/>
         </w:numPr>
       </w:pPr>
       <w:r>
         <w:t xml:space="preserve">Priority intervention 3: [selection from intervention list]</w:t>
       </w:r>
     </w:p>
-    <w:bookmarkEnd w:id="89"/>
-    <w:bookmarkStart w:id="90" w:name="d2.-final-comment"/>
+    <w:bookmarkEnd w:id="60"/>
+    <w:bookmarkStart w:id="61" w:name="d2.-final-comment"/>
     <w:p>
       <w:pPr>
         <w:pStyle w:val="Heading3"/>
@@ -6559,9 +4282,9 @@
         <w:t xml:space="preserve">[Optional free-text field]</w:t>
       </w:r>
     </w:p>
-    <w:bookmarkEnd w:id="90"/>
-    <w:bookmarkEnd w:id="91"/>
-    <w:bookmarkStart w:id="92" w:name="completion-screen-1"/>
+    <w:bookmarkEnd w:id="61"/>
+    <w:bookmarkEnd w:id="62"/>
+    <w:bookmarkStart w:id="63" w:name="completion-screen-1"/>
     <w:p>
       <w:pPr>
         <w:pStyle w:val="Heading2"/>
@@ -6585,8 +4308,8 @@
         </w:pict>
       </w:r>
     </w:p>
-    <w:bookmarkEnd w:id="92"/>
-    <w:bookmarkStart w:id="93" w:name="initial-recruitment-email"/>
+    <w:bookmarkEnd w:id="63"/>
+    <w:bookmarkStart w:id="65" w:name="initial-recruitment-email"/>
     <w:p>
       <w:pPr>
         <w:pStyle w:val="Heading2"/>
@@ -6739,7 +4462,7 @@
       <w:r>
         <w:t xml:space="preserve"> </w:t>
       </w:r>
-      <w:hyperlink r:id="rId29">
+      <w:hyperlink r:id="rId64">
         <w:r>
           <w:rPr>
             <w:rStyle w:val="Hyperlink"/>
@@ -6792,8 +4515,8 @@
         </w:pict>
       </w:r>
     </w:p>
-    <w:bookmarkEnd w:id="93"/>
-    <w:bookmarkStart w:id="94" w:name="X70bd86033086c9098bb2af90bcc49283389661e"/>
+    <w:bookmarkEnd w:id="65"/>
+    <w:bookmarkStart w:id="66" w:name="X70bd86033086c9098bb2af90bcc49283389661e"/>
     <w:p>
       <w:pPr>
         <w:pStyle w:val="Heading2"/>
@@ -6844,7 +4567,7 @@
       <w:r>
         <w:t xml:space="preserve"> </w:t>
       </w:r>
-      <w:hyperlink r:id="rId29">
+      <w:hyperlink r:id="rId64">
         <w:r>
           <w:rPr>
             <w:rStyle w:val="Hyperlink"/>
@@ -6880,8 +4603,8 @@
         </w:pict>
       </w:r>
     </w:p>
-    <w:bookmarkEnd w:id="94"/>
-    <w:bookmarkStart w:id="95" w:name="round-1-reminder-1"/>
+    <w:bookmarkEnd w:id="66"/>
+    <w:bookmarkStart w:id="67" w:name="round-1-reminder-1"/>
     <w:p>
       <w:pPr>
         <w:pStyle w:val="Heading2"/>
@@ -7039,7 +4762,7 @@
       <w:r>
         <w:t xml:space="preserve"> </w:t>
       </w:r>
-      <w:hyperlink r:id="rId29">
+      <w:hyperlink r:id="rId64">
         <w:r>
           <w:rPr>
             <w:rStyle w:val="Hyperlink"/>
@@ -7055,8 +4778,8 @@
         </w:pict>
       </w:r>
     </w:p>
-    <w:bookmarkEnd w:id="95"/>
-    <w:bookmarkStart w:id="96" w:name="round-1-final-reminder"/>
+    <w:bookmarkEnd w:id="67"/>
+    <w:bookmarkStart w:id="68" w:name="round-1-final-reminder"/>
     <w:p>
       <w:pPr>
         <w:pStyle w:val="Heading2"/>
@@ -7172,7 +4895,7 @@
       <w:r>
         <w:t xml:space="preserve"> </w:t>
       </w:r>
-      <w:hyperlink r:id="rId29">
+      <w:hyperlink r:id="rId64">
         <w:r>
           <w:rPr>
             <w:rStyle w:val="Hyperlink"/>
@@ -7188,8 +4911,8 @@
         </w:pict>
       </w:r>
     </w:p>
-    <w:bookmarkEnd w:id="96"/>
-    <w:bookmarkStart w:id="97" w:name="round-2-invitation"/>
+    <w:bookmarkEnd w:id="68"/>
+    <w:bookmarkStart w:id="69" w:name="round-2-invitation"/>
     <w:p>
       <w:pPr>
         <w:pStyle w:val="Heading2"/>
@@ -7265,7 +4988,7 @@
         <w:pStyle w:val="Compact"/>
         <w:numPr>
           <w:ilvl w:val="0"/>
-          <w:numId w:val="1079"/>
+          <w:numId w:val="1032"/>
         </w:numPr>
       </w:pPr>
       <w:r>
@@ -7277,7 +5000,7 @@
         <w:pStyle w:val="Compact"/>
         <w:numPr>
           <w:ilvl w:val="0"/>
-          <w:numId w:val="1079"/>
+          <w:numId w:val="1032"/>
         </w:numPr>
       </w:pPr>
       <w:r>
@@ -7289,7 +5012,7 @@
         <w:pStyle w:val="Compact"/>
         <w:numPr>
           <w:ilvl w:val="0"/>
-          <w:numId w:val="1079"/>
+          <w:numId w:val="1032"/>
         </w:numPr>
       </w:pPr>
       <w:r>
@@ -7377,7 +5100,7 @@
       <w:r>
         <w:t xml:space="preserve"> </w:t>
       </w:r>
-      <w:hyperlink r:id="rId29">
+      <w:hyperlink r:id="rId64">
         <w:r>
           <w:rPr>
             <w:rStyle w:val="Hyperlink"/>
@@ -7430,8 +5153,8 @@
         </w:pict>
       </w:r>
     </w:p>
-    <w:bookmarkEnd w:id="97"/>
-    <w:bookmarkStart w:id="98" w:name="round-2-reminder-1"/>
+    <w:bookmarkEnd w:id="69"/>
+    <w:bookmarkStart w:id="70" w:name="round-2-reminder-1"/>
     <w:p>
       <w:pPr>
         <w:pStyle w:val="Heading2"/>
@@ -7568,7 +5291,7 @@
       <w:r>
         <w:t xml:space="preserve"> </w:t>
       </w:r>
-      <w:hyperlink r:id="rId29">
+      <w:hyperlink r:id="rId64">
         <w:r>
           <w:rPr>
             <w:rStyle w:val="Hyperlink"/>
@@ -7584,8 +5307,8 @@
         </w:pict>
       </w:r>
     </w:p>
-    <w:bookmarkEnd w:id="98"/>
-    <w:bookmarkStart w:id="99" w:name="round-2-final-reminder"/>
+    <w:bookmarkEnd w:id="70"/>
+    <w:bookmarkStart w:id="71" w:name="round-2-final-reminder"/>
     <w:p>
       <w:pPr>
         <w:pStyle w:val="Heading2"/>
@@ -7701,7 +5424,7 @@
       <w:r>
         <w:t xml:space="preserve"> </w:t>
       </w:r>
-      <w:hyperlink r:id="rId29">
+      <w:hyperlink r:id="rId64">
         <w:r>
           <w:rPr>
             <w:rStyle w:val="Hyperlink"/>
@@ -7717,8 +5440,8 @@
         </w:pict>
       </w:r>
     </w:p>
-    <w:bookmarkEnd w:id="99"/>
-    <w:bookmarkEnd w:id="100"/>
+    <w:bookmarkEnd w:id="71"/>
+    <w:bookmarkEnd w:id="72"/>
     <w:sectPr>
       <w:headerReference r:id="rId6" w:type="even"/>
       <w:headerReference r:id="rId7" w:type="default"/>
@@ -8437,1196 +6160,6 @@
       </w:pPr>
     </w:lvl>
   </w:abstractNum>
-  <w:abstractNum w:abstractNumId="99415">
-    <w:nsid w:val="00A99415"/>
-    <w:multiLevelType w:val="multilevel"/>
-    <w:lvl w:ilvl="0">
-      <w:start w:val="5"/>
-      <w:numFmt w:val="decimal"/>
-      <w:lvlText w:val="%1."/>
-      <w:lvlJc w:val="left"/>
-      <w:pPr>
-        <w:ind w:left="720" w:hanging="360"/>
-      </w:pPr>
-    </w:lvl>
-    <w:lvl w:ilvl="1">
-      <w:start w:val="5"/>
-      <w:numFmt w:val="decimal"/>
-      <w:lvlText w:val="%2."/>
-      <w:lvlJc w:val="left"/>
-      <w:pPr>
-        <w:ind w:left="1440" w:hanging="360"/>
-      </w:pPr>
-    </w:lvl>
-    <w:lvl w:ilvl="2">
-      <w:start w:val="5"/>
-      <w:numFmt w:val="decimal"/>
-      <w:lvlText w:val="%3."/>
-      <w:lvlJc w:val="left"/>
-      <w:pPr>
-        <w:ind w:left="2160" w:hanging="360"/>
-      </w:pPr>
-    </w:lvl>
-    <w:lvl w:ilvl="3">
-      <w:start w:val="5"/>
-      <w:numFmt w:val="decimal"/>
-      <w:lvlText w:val="%4."/>
-      <w:lvlJc w:val="left"/>
-      <w:pPr>
-        <w:ind w:left="2880" w:hanging="360"/>
-      </w:pPr>
-    </w:lvl>
-    <w:lvl w:ilvl="4">
-      <w:start w:val="5"/>
-      <w:numFmt w:val="decimal"/>
-      <w:lvlText w:val="%5."/>
-      <w:lvlJc w:val="left"/>
-      <w:pPr>
-        <w:ind w:left="3600" w:hanging="360"/>
-      </w:pPr>
-    </w:lvl>
-    <w:lvl w:ilvl="5">
-      <w:start w:val="5"/>
-      <w:numFmt w:val="decimal"/>
-      <w:lvlText w:val="%6."/>
-      <w:lvlJc w:val="left"/>
-      <w:pPr>
-        <w:ind w:left="4320" w:hanging="360"/>
-      </w:pPr>
-    </w:lvl>
-    <w:lvl w:ilvl="6">
-      <w:start w:val="5"/>
-      <w:numFmt w:val="decimal"/>
-      <w:lvlText w:val="%7."/>
-      <w:lvlJc w:val="left"/>
-      <w:pPr>
-        <w:ind w:left="5040" w:hanging="360"/>
-      </w:pPr>
-    </w:lvl>
-    <w:lvl w:ilvl="7">
-      <w:start w:val="5"/>
-      <w:numFmt w:val="decimal"/>
-      <w:lvlText w:val="%8."/>
-      <w:lvlJc w:val="left"/>
-      <w:pPr>
-        <w:ind w:left="5760" w:hanging="360"/>
-      </w:pPr>
-    </w:lvl>
-    <w:lvl w:ilvl="8">
-      <w:start w:val="5"/>
-      <w:numFmt w:val="decimal"/>
-      <w:lvlText w:val="%9."/>
-      <w:lvlJc w:val="left"/>
-      <w:pPr>
-        <w:ind w:left="6480" w:hanging="360"/>
-      </w:pPr>
-    </w:lvl>
-  </w:abstractNum>
-  <w:abstractNum w:abstractNumId="99416">
-    <w:nsid w:val="00A99416"/>
-    <w:multiLevelType w:val="multilevel"/>
-    <w:lvl w:ilvl="0">
-      <w:start w:val="6"/>
-      <w:numFmt w:val="decimal"/>
-      <w:lvlText w:val="%1."/>
-      <w:lvlJc w:val="left"/>
-      <w:pPr>
-        <w:ind w:left="720" w:hanging="360"/>
-      </w:pPr>
-    </w:lvl>
-    <w:lvl w:ilvl="1">
-      <w:start w:val="6"/>
-      <w:numFmt w:val="decimal"/>
-      <w:lvlText w:val="%2."/>
-      <w:lvlJc w:val="left"/>
-      <w:pPr>
-        <w:ind w:left="1440" w:hanging="360"/>
-      </w:pPr>
-    </w:lvl>
-    <w:lvl w:ilvl="2">
-      <w:start w:val="6"/>
-      <w:numFmt w:val="decimal"/>
-      <w:lvlText w:val="%3."/>
-      <w:lvlJc w:val="left"/>
-      <w:pPr>
-        <w:ind w:left="2160" w:hanging="360"/>
-      </w:pPr>
-    </w:lvl>
-    <w:lvl w:ilvl="3">
-      <w:start w:val="6"/>
-      <w:numFmt w:val="decimal"/>
-      <w:lvlText w:val="%4."/>
-      <w:lvlJc w:val="left"/>
-      <w:pPr>
-        <w:ind w:left="2880" w:hanging="360"/>
-      </w:pPr>
-    </w:lvl>
-    <w:lvl w:ilvl="4">
-      <w:start w:val="6"/>
-      <w:numFmt w:val="decimal"/>
-      <w:lvlText w:val="%5."/>
-      <w:lvlJc w:val="left"/>
-      <w:pPr>
-        <w:ind w:left="3600" w:hanging="360"/>
-      </w:pPr>
-    </w:lvl>
-    <w:lvl w:ilvl="5">
-      <w:start w:val="6"/>
-      <w:numFmt w:val="decimal"/>
-      <w:lvlText w:val="%6."/>
-      <w:lvlJc w:val="left"/>
-      <w:pPr>
-        <w:ind w:left="4320" w:hanging="360"/>
-      </w:pPr>
-    </w:lvl>
-    <w:lvl w:ilvl="6">
-      <w:start w:val="6"/>
-      <w:numFmt w:val="decimal"/>
-      <w:lvlText w:val="%7."/>
-      <w:lvlJc w:val="left"/>
-      <w:pPr>
-        <w:ind w:left="5040" w:hanging="360"/>
-      </w:pPr>
-    </w:lvl>
-    <w:lvl w:ilvl="7">
-      <w:start w:val="6"/>
-      <w:numFmt w:val="decimal"/>
-      <w:lvlText w:val="%8."/>
-      <w:lvlJc w:val="left"/>
-      <w:pPr>
-        <w:ind w:left="5760" w:hanging="360"/>
-      </w:pPr>
-    </w:lvl>
-    <w:lvl w:ilvl="8">
-      <w:start w:val="6"/>
-      <w:numFmt w:val="decimal"/>
-      <w:lvlText w:val="%9."/>
-      <w:lvlJc w:val="left"/>
-      <w:pPr>
-        <w:ind w:left="6480" w:hanging="360"/>
-      </w:pPr>
-    </w:lvl>
-  </w:abstractNum>
-  <w:abstractNum w:abstractNumId="99417">
-    <w:nsid w:val="00A99417"/>
-    <w:multiLevelType w:val="multilevel"/>
-    <w:lvl w:ilvl="0">
-      <w:start w:val="7"/>
-      <w:numFmt w:val="decimal"/>
-      <w:lvlText w:val="%1."/>
-      <w:lvlJc w:val="left"/>
-      <w:pPr>
-        <w:ind w:left="720" w:hanging="360"/>
-      </w:pPr>
-    </w:lvl>
-    <w:lvl w:ilvl="1">
-      <w:start w:val="7"/>
-      <w:numFmt w:val="decimal"/>
-      <w:lvlText w:val="%2."/>
-      <w:lvlJc w:val="left"/>
-      <w:pPr>
-        <w:ind w:left="1440" w:hanging="360"/>
-      </w:pPr>
-    </w:lvl>
-    <w:lvl w:ilvl="2">
-      <w:start w:val="7"/>
-      <w:numFmt w:val="decimal"/>
-      <w:lvlText w:val="%3."/>
-      <w:lvlJc w:val="left"/>
-      <w:pPr>
-        <w:ind w:left="2160" w:hanging="360"/>
-      </w:pPr>
-    </w:lvl>
-    <w:lvl w:ilvl="3">
-      <w:start w:val="7"/>
-      <w:numFmt w:val="decimal"/>
-      <w:lvlText w:val="%4."/>
-      <w:lvlJc w:val="left"/>
-      <w:pPr>
-        <w:ind w:left="2880" w:hanging="360"/>
-      </w:pPr>
-    </w:lvl>
-    <w:lvl w:ilvl="4">
-      <w:start w:val="7"/>
-      <w:numFmt w:val="decimal"/>
-      <w:lvlText w:val="%5."/>
-      <w:lvlJc w:val="left"/>
-      <w:pPr>
-        <w:ind w:left="3600" w:hanging="360"/>
-      </w:pPr>
-    </w:lvl>
-    <w:lvl w:ilvl="5">
-      <w:start w:val="7"/>
-      <w:numFmt w:val="decimal"/>
-      <w:lvlText w:val="%6."/>
-      <w:lvlJc w:val="left"/>
-      <w:pPr>
-        <w:ind w:left="4320" w:hanging="360"/>
-      </w:pPr>
-    </w:lvl>
-    <w:lvl w:ilvl="6">
-      <w:start w:val="7"/>
-      <w:numFmt w:val="decimal"/>
-      <w:lvlText w:val="%7."/>
-      <w:lvlJc w:val="left"/>
-      <w:pPr>
-        <w:ind w:left="5040" w:hanging="360"/>
-      </w:pPr>
-    </w:lvl>
-    <w:lvl w:ilvl="7">
-      <w:start w:val="7"/>
-      <w:numFmt w:val="decimal"/>
-      <w:lvlText w:val="%8."/>
-      <w:lvlJc w:val="left"/>
-      <w:pPr>
-        <w:ind w:left="5760" w:hanging="360"/>
-      </w:pPr>
-    </w:lvl>
-    <w:lvl w:ilvl="8">
-      <w:start w:val="7"/>
-      <w:numFmt w:val="decimal"/>
-      <w:lvlText w:val="%9."/>
-      <w:lvlJc w:val="left"/>
-      <w:pPr>
-        <w:ind w:left="6480" w:hanging="360"/>
-      </w:pPr>
-    </w:lvl>
-  </w:abstractNum>
-  <w:abstractNum w:abstractNumId="99418">
-    <w:nsid w:val="00A99418"/>
-    <w:multiLevelType w:val="multilevel"/>
-    <w:lvl w:ilvl="0">
-      <w:start w:val="8"/>
-      <w:numFmt w:val="decimal"/>
-      <w:lvlText w:val="%1."/>
-      <w:lvlJc w:val="left"/>
-      <w:pPr>
-        <w:ind w:left="720" w:hanging="360"/>
-      </w:pPr>
-    </w:lvl>
-    <w:lvl w:ilvl="1">
-      <w:start w:val="8"/>
-      <w:numFmt w:val="decimal"/>
-      <w:lvlText w:val="%2."/>
-      <w:lvlJc w:val="left"/>
-      <w:pPr>
-        <w:ind w:left="1440" w:hanging="360"/>
-      </w:pPr>
-    </w:lvl>
-    <w:lvl w:ilvl="2">
-      <w:start w:val="8"/>
-      <w:numFmt w:val="decimal"/>
-      <w:lvlText w:val="%3."/>
-      <w:lvlJc w:val="left"/>
-      <w:pPr>
-        <w:ind w:left="2160" w:hanging="360"/>
-      </w:pPr>
-    </w:lvl>
-    <w:lvl w:ilvl="3">
-      <w:start w:val="8"/>
-      <w:numFmt w:val="decimal"/>
-      <w:lvlText w:val="%4."/>
-      <w:lvlJc w:val="left"/>
-      <w:pPr>
-        <w:ind w:left="2880" w:hanging="360"/>
-      </w:pPr>
-    </w:lvl>
-    <w:lvl w:ilvl="4">
-      <w:start w:val="8"/>
-      <w:numFmt w:val="decimal"/>
-      <w:lvlText w:val="%5."/>
-      <w:lvlJc w:val="left"/>
-      <w:pPr>
-        <w:ind w:left="3600" w:hanging="360"/>
-      </w:pPr>
-    </w:lvl>
-    <w:lvl w:ilvl="5">
-      <w:start w:val="8"/>
-      <w:numFmt w:val="decimal"/>
-      <w:lvlText w:val="%6."/>
-      <w:lvlJc w:val="left"/>
-      <w:pPr>
-        <w:ind w:left="4320" w:hanging="360"/>
-      </w:pPr>
-    </w:lvl>
-    <w:lvl w:ilvl="6">
-      <w:start w:val="8"/>
-      <w:numFmt w:val="decimal"/>
-      <w:lvlText w:val="%7."/>
-      <w:lvlJc w:val="left"/>
-      <w:pPr>
-        <w:ind w:left="5040" w:hanging="360"/>
-      </w:pPr>
-    </w:lvl>
-    <w:lvl w:ilvl="7">
-      <w:start w:val="8"/>
-      <w:numFmt w:val="decimal"/>
-      <w:lvlText w:val="%8."/>
-      <w:lvlJc w:val="left"/>
-      <w:pPr>
-        <w:ind w:left="5760" w:hanging="360"/>
-      </w:pPr>
-    </w:lvl>
-    <w:lvl w:ilvl="8">
-      <w:start w:val="8"/>
-      <w:numFmt w:val="decimal"/>
-      <w:lvlText w:val="%9."/>
-      <w:lvlJc w:val="left"/>
-      <w:pPr>
-        <w:ind w:left="6480" w:hanging="360"/>
-      </w:pPr>
-    </w:lvl>
-  </w:abstractNum>
-  <w:abstractNum w:abstractNumId="99419">
-    <w:nsid w:val="00A99419"/>
-    <w:multiLevelType w:val="multilevel"/>
-    <w:lvl w:ilvl="0">
-      <w:start w:val="9"/>
-      <w:numFmt w:val="decimal"/>
-      <w:lvlText w:val="%1."/>
-      <w:lvlJc w:val="left"/>
-      <w:pPr>
-        <w:ind w:left="720" w:hanging="360"/>
-      </w:pPr>
-    </w:lvl>
-    <w:lvl w:ilvl="1">
-      <w:start w:val="9"/>
-      <w:numFmt w:val="decimal"/>
-      <w:lvlText w:val="%2."/>
-      <w:lvlJc w:val="left"/>
-      <w:pPr>
-        <w:ind w:left="1440" w:hanging="360"/>
-      </w:pPr>
-    </w:lvl>
-    <w:lvl w:ilvl="2">
-      <w:start w:val="9"/>
-      <w:numFmt w:val="decimal"/>
-      <w:lvlText w:val="%3."/>
-      <w:lvlJc w:val="left"/>
-      <w:pPr>
-        <w:ind w:left="2160" w:hanging="360"/>
-      </w:pPr>
-    </w:lvl>
-    <w:lvl w:ilvl="3">
-      <w:start w:val="9"/>
-      <w:numFmt w:val="decimal"/>
-      <w:lvlText w:val="%4."/>
-      <w:lvlJc w:val="left"/>
-      <w:pPr>
-        <w:ind w:left="2880" w:hanging="360"/>
-      </w:pPr>
-    </w:lvl>
-    <w:lvl w:ilvl="4">
-      <w:start w:val="9"/>
-      <w:numFmt w:val="decimal"/>
-      <w:lvlText w:val="%5."/>
-      <w:lvlJc w:val="left"/>
-      <w:pPr>
-        <w:ind w:left="3600" w:hanging="360"/>
-      </w:pPr>
-    </w:lvl>
-    <w:lvl w:ilvl="5">
-      <w:start w:val="9"/>
-      <w:numFmt w:val="decimal"/>
-      <w:lvlText w:val="%6."/>
-      <w:lvlJc w:val="left"/>
-      <w:pPr>
-        <w:ind w:left="4320" w:hanging="360"/>
-      </w:pPr>
-    </w:lvl>
-    <w:lvl w:ilvl="6">
-      <w:start w:val="9"/>
-      <w:numFmt w:val="decimal"/>
-      <w:lvlText w:val="%7."/>
-      <w:lvlJc w:val="left"/>
-      <w:pPr>
-        <w:ind w:left="5040" w:hanging="360"/>
-      </w:pPr>
-    </w:lvl>
-    <w:lvl w:ilvl="7">
-      <w:start w:val="9"/>
-      <w:numFmt w:val="decimal"/>
-      <w:lvlText w:val="%8."/>
-      <w:lvlJc w:val="left"/>
-      <w:pPr>
-        <w:ind w:left="5760" w:hanging="360"/>
-      </w:pPr>
-    </w:lvl>
-    <w:lvl w:ilvl="8">
-      <w:start w:val="9"/>
-      <w:numFmt w:val="decimal"/>
-      <w:lvlText w:val="%9."/>
-      <w:lvlJc w:val="left"/>
-      <w:pPr>
-        <w:ind w:left="6480" w:hanging="360"/>
-      </w:pPr>
-    </w:lvl>
-  </w:abstractNum>
-  <w:abstractNum w:abstractNumId="994110">
-    <w:nsid w:val="0A994110"/>
-    <w:multiLevelType w:val="multilevel"/>
-    <w:lvl w:ilvl="0">
-      <w:start w:val="10"/>
-      <w:numFmt w:val="decimal"/>
-      <w:lvlText w:val="%1."/>
-      <w:lvlJc w:val="left"/>
-      <w:pPr>
-        <w:ind w:left="720" w:hanging="360"/>
-      </w:pPr>
-    </w:lvl>
-    <w:lvl w:ilvl="1">
-      <w:start w:val="10"/>
-      <w:numFmt w:val="decimal"/>
-      <w:lvlText w:val="%2."/>
-      <w:lvlJc w:val="left"/>
-      <w:pPr>
-        <w:ind w:left="1440" w:hanging="360"/>
-      </w:pPr>
-    </w:lvl>
-    <w:lvl w:ilvl="2">
-      <w:start w:val="10"/>
-      <w:numFmt w:val="decimal"/>
-      <w:lvlText w:val="%3."/>
-      <w:lvlJc w:val="left"/>
-      <w:pPr>
-        <w:ind w:left="2160" w:hanging="360"/>
-      </w:pPr>
-    </w:lvl>
-    <w:lvl w:ilvl="3">
-      <w:start w:val="10"/>
-      <w:numFmt w:val="decimal"/>
-      <w:lvlText w:val="%4."/>
-      <w:lvlJc w:val="left"/>
-      <w:pPr>
-        <w:ind w:left="2880" w:hanging="360"/>
-      </w:pPr>
-    </w:lvl>
-    <w:lvl w:ilvl="4">
-      <w:start w:val="10"/>
-      <w:numFmt w:val="decimal"/>
-      <w:lvlText w:val="%5."/>
-      <w:lvlJc w:val="left"/>
-      <w:pPr>
-        <w:ind w:left="3600" w:hanging="360"/>
-      </w:pPr>
-    </w:lvl>
-    <w:lvl w:ilvl="5">
-      <w:start w:val="10"/>
-      <w:numFmt w:val="decimal"/>
-      <w:lvlText w:val="%6."/>
-      <w:lvlJc w:val="left"/>
-      <w:pPr>
-        <w:ind w:left="4320" w:hanging="360"/>
-      </w:pPr>
-    </w:lvl>
-    <w:lvl w:ilvl="6">
-      <w:start w:val="10"/>
-      <w:numFmt w:val="decimal"/>
-      <w:lvlText w:val="%7."/>
-      <w:lvlJc w:val="left"/>
-      <w:pPr>
-        <w:ind w:left="5040" w:hanging="360"/>
-      </w:pPr>
-    </w:lvl>
-    <w:lvl w:ilvl="7">
-      <w:start w:val="10"/>
-      <w:numFmt w:val="decimal"/>
-      <w:lvlText w:val="%8."/>
-      <w:lvlJc w:val="left"/>
-      <w:pPr>
-        <w:ind w:left="5760" w:hanging="360"/>
-      </w:pPr>
-    </w:lvl>
-    <w:lvl w:ilvl="8">
-      <w:start w:val="10"/>
-      <w:numFmt w:val="decimal"/>
-      <w:lvlText w:val="%9."/>
-      <w:lvlJc w:val="left"/>
-      <w:pPr>
-        <w:ind w:left="6480" w:hanging="360"/>
-      </w:pPr>
-    </w:lvl>
-  </w:abstractNum>
-  <w:abstractNum w:abstractNumId="994111">
-    <w:nsid w:val="0A994111"/>
-    <w:multiLevelType w:val="multilevel"/>
-    <w:lvl w:ilvl="0">
-      <w:start w:val="11"/>
-      <w:numFmt w:val="decimal"/>
-      <w:lvlText w:val="%1."/>
-      <w:lvlJc w:val="left"/>
-      <w:pPr>
-        <w:ind w:left="720" w:hanging="360"/>
-      </w:pPr>
-    </w:lvl>
-    <w:lvl w:ilvl="1">
-      <w:start w:val="11"/>
-      <w:numFmt w:val="decimal"/>
-      <w:lvlText w:val="%2."/>
-      <w:lvlJc w:val="left"/>
-      <w:pPr>
-        <w:ind w:left="1440" w:hanging="360"/>
-      </w:pPr>
-    </w:lvl>
-    <w:lvl w:ilvl="2">
-      <w:start w:val="11"/>
-      <w:numFmt w:val="decimal"/>
-      <w:lvlText w:val="%3."/>
-      <w:lvlJc w:val="left"/>
-      <w:pPr>
-        <w:ind w:left="2160" w:hanging="360"/>
-      </w:pPr>
-    </w:lvl>
-    <w:lvl w:ilvl="3">
-      <w:start w:val="11"/>
-      <w:numFmt w:val="decimal"/>
-      <w:lvlText w:val="%4."/>
-      <w:lvlJc w:val="left"/>
-      <w:pPr>
-        <w:ind w:left="2880" w:hanging="360"/>
-      </w:pPr>
-    </w:lvl>
-    <w:lvl w:ilvl="4">
-      <w:start w:val="11"/>
-      <w:numFmt w:val="decimal"/>
-      <w:lvlText w:val="%5."/>
-      <w:lvlJc w:val="left"/>
-      <w:pPr>
-        <w:ind w:left="3600" w:hanging="360"/>
-      </w:pPr>
-    </w:lvl>
-    <w:lvl w:ilvl="5">
-      <w:start w:val="11"/>
-      <w:numFmt w:val="decimal"/>
-      <w:lvlText w:val="%6."/>
-      <w:lvlJc w:val="left"/>
-      <w:pPr>
-        <w:ind w:left="4320" w:hanging="360"/>
-      </w:pPr>
-    </w:lvl>
-    <w:lvl w:ilvl="6">
-      <w:start w:val="11"/>
-      <w:numFmt w:val="decimal"/>
-      <w:lvlText w:val="%7."/>
-      <w:lvlJc w:val="left"/>
-      <w:pPr>
-        <w:ind w:left="5040" w:hanging="360"/>
-      </w:pPr>
-    </w:lvl>
-    <w:lvl w:ilvl="7">
-      <w:start w:val="11"/>
-      <w:numFmt w:val="decimal"/>
-      <w:lvlText w:val="%8."/>
-      <w:lvlJc w:val="left"/>
-      <w:pPr>
-        <w:ind w:left="5760" w:hanging="360"/>
-      </w:pPr>
-    </w:lvl>
-    <w:lvl w:ilvl="8">
-      <w:start w:val="11"/>
-      <w:numFmt w:val="decimal"/>
-      <w:lvlText w:val="%9."/>
-      <w:lvlJc w:val="left"/>
-      <w:pPr>
-        <w:ind w:left="6480" w:hanging="360"/>
-      </w:pPr>
-    </w:lvl>
-  </w:abstractNum>
-  <w:abstractNum w:abstractNumId="994112">
-    <w:nsid w:val="0A994112"/>
-    <w:multiLevelType w:val="multilevel"/>
-    <w:lvl w:ilvl="0">
-      <w:start w:val="12"/>
-      <w:numFmt w:val="decimal"/>
-      <w:lvlText w:val="%1."/>
-      <w:lvlJc w:val="left"/>
-      <w:pPr>
-        <w:ind w:left="720" w:hanging="360"/>
-      </w:pPr>
-    </w:lvl>
-    <w:lvl w:ilvl="1">
-      <w:start w:val="12"/>
-      <w:numFmt w:val="decimal"/>
-      <w:lvlText w:val="%2."/>
-      <w:lvlJc w:val="left"/>
-      <w:pPr>
-        <w:ind w:left="1440" w:hanging="360"/>
-      </w:pPr>
-    </w:lvl>
-    <w:lvl w:ilvl="2">
-      <w:start w:val="12"/>
-      <w:numFmt w:val="decimal"/>
-      <w:lvlText w:val="%3."/>
-      <w:lvlJc w:val="left"/>
-      <w:pPr>
-        <w:ind w:left="2160" w:hanging="360"/>
-      </w:pPr>
-    </w:lvl>
-    <w:lvl w:ilvl="3">
-      <w:start w:val="12"/>
-      <w:numFmt w:val="decimal"/>
-      <w:lvlText w:val="%4."/>
-      <w:lvlJc w:val="left"/>
-      <w:pPr>
-        <w:ind w:left="2880" w:hanging="360"/>
-      </w:pPr>
-    </w:lvl>
-    <w:lvl w:ilvl="4">
-      <w:start w:val="12"/>
-      <w:numFmt w:val="decimal"/>
-      <w:lvlText w:val="%5."/>
-      <w:lvlJc w:val="left"/>
-      <w:pPr>
-        <w:ind w:left="3600" w:hanging="360"/>
-      </w:pPr>
-    </w:lvl>
-    <w:lvl w:ilvl="5">
-      <w:start w:val="12"/>
-      <w:numFmt w:val="decimal"/>
-      <w:lvlText w:val="%6."/>
-      <w:lvlJc w:val="left"/>
-      <w:pPr>
-        <w:ind w:left="4320" w:hanging="360"/>
-      </w:pPr>
-    </w:lvl>
-    <w:lvl w:ilvl="6">
-      <w:start w:val="12"/>
-      <w:numFmt w:val="decimal"/>
-      <w:lvlText w:val="%7."/>
-      <w:lvlJc w:val="left"/>
-      <w:pPr>
-        <w:ind w:left="5040" w:hanging="360"/>
-      </w:pPr>
-    </w:lvl>
-    <w:lvl w:ilvl="7">
-      <w:start w:val="12"/>
-      <w:numFmt w:val="decimal"/>
-      <w:lvlText w:val="%8."/>
-      <w:lvlJc w:val="left"/>
-      <w:pPr>
-        <w:ind w:left="5760" w:hanging="360"/>
-      </w:pPr>
-    </w:lvl>
-    <w:lvl w:ilvl="8">
-      <w:start w:val="12"/>
-      <w:numFmt w:val="decimal"/>
-      <w:lvlText w:val="%9."/>
-      <w:lvlJc w:val="left"/>
-      <w:pPr>
-        <w:ind w:left="6480" w:hanging="360"/>
-      </w:pPr>
-    </w:lvl>
-  </w:abstractNum>
-  <w:abstractNum w:abstractNumId="994113">
-    <w:nsid w:val="0A994113"/>
-    <w:multiLevelType w:val="multilevel"/>
-    <w:lvl w:ilvl="0">
-      <w:start w:val="13"/>
-      <w:numFmt w:val="decimal"/>
-      <w:lvlText w:val="%1."/>
-      <w:lvlJc w:val="left"/>
-      <w:pPr>
-        <w:ind w:left="720" w:hanging="360"/>
-      </w:pPr>
-    </w:lvl>
-    <w:lvl w:ilvl="1">
-      <w:start w:val="13"/>
-      <w:numFmt w:val="decimal"/>
-      <w:lvlText w:val="%2."/>
-      <w:lvlJc w:val="left"/>
-      <w:pPr>
-        <w:ind w:left="1440" w:hanging="360"/>
-      </w:pPr>
-    </w:lvl>
-    <w:lvl w:ilvl="2">
-      <w:start w:val="13"/>
-      <w:numFmt w:val="decimal"/>
-      <w:lvlText w:val="%3."/>
-      <w:lvlJc w:val="left"/>
-      <w:pPr>
-        <w:ind w:left="2160" w:hanging="360"/>
-      </w:pPr>
-    </w:lvl>
-    <w:lvl w:ilvl="3">
-      <w:start w:val="13"/>
-      <w:numFmt w:val="decimal"/>
-      <w:lvlText w:val="%4."/>
-      <w:lvlJc w:val="left"/>
-      <w:pPr>
-        <w:ind w:left="2880" w:hanging="360"/>
-      </w:pPr>
-    </w:lvl>
-    <w:lvl w:ilvl="4">
-      <w:start w:val="13"/>
-      <w:numFmt w:val="decimal"/>
-      <w:lvlText w:val="%5."/>
-      <w:lvlJc w:val="left"/>
-      <w:pPr>
-        <w:ind w:left="3600" w:hanging="360"/>
-      </w:pPr>
-    </w:lvl>
-    <w:lvl w:ilvl="5">
-      <w:start w:val="13"/>
-      <w:numFmt w:val="decimal"/>
-      <w:lvlText w:val="%6."/>
-      <w:lvlJc w:val="left"/>
-      <w:pPr>
-        <w:ind w:left="4320" w:hanging="360"/>
-      </w:pPr>
-    </w:lvl>
-    <w:lvl w:ilvl="6">
-      <w:start w:val="13"/>
-      <w:numFmt w:val="decimal"/>
-      <w:lvlText w:val="%7."/>
-      <w:lvlJc w:val="left"/>
-      <w:pPr>
-        <w:ind w:left="5040" w:hanging="360"/>
-      </w:pPr>
-    </w:lvl>
-    <w:lvl w:ilvl="7">
-      <w:start w:val="13"/>
-      <w:numFmt w:val="decimal"/>
-      <w:lvlText w:val="%8."/>
-      <w:lvlJc w:val="left"/>
-      <w:pPr>
-        <w:ind w:left="5760" w:hanging="360"/>
-      </w:pPr>
-    </w:lvl>
-    <w:lvl w:ilvl="8">
-      <w:start w:val="13"/>
-      <w:numFmt w:val="decimal"/>
-      <w:lvlText w:val="%9."/>
-      <w:lvlJc w:val="left"/>
-      <w:pPr>
-        <w:ind w:left="6480" w:hanging="360"/>
-      </w:pPr>
-    </w:lvl>
-  </w:abstractNum>
-  <w:abstractNum w:abstractNumId="994114">
-    <w:nsid w:val="0A994114"/>
-    <w:multiLevelType w:val="multilevel"/>
-    <w:lvl w:ilvl="0">
-      <w:start w:val="14"/>
-      <w:numFmt w:val="decimal"/>
-      <w:lvlText w:val="%1."/>
-      <w:lvlJc w:val="left"/>
-      <w:pPr>
-        <w:ind w:left="720" w:hanging="360"/>
-      </w:pPr>
-    </w:lvl>
-    <w:lvl w:ilvl="1">
-      <w:start w:val="14"/>
-      <w:numFmt w:val="decimal"/>
-      <w:lvlText w:val="%2."/>
-      <w:lvlJc w:val="left"/>
-      <w:pPr>
-        <w:ind w:left="1440" w:hanging="360"/>
-      </w:pPr>
-    </w:lvl>
-    <w:lvl w:ilvl="2">
-      <w:start w:val="14"/>
-      <w:numFmt w:val="decimal"/>
-      <w:lvlText w:val="%3."/>
-      <w:lvlJc w:val="left"/>
-      <w:pPr>
-        <w:ind w:left="2160" w:hanging="360"/>
-      </w:pPr>
-    </w:lvl>
-    <w:lvl w:ilvl="3">
-      <w:start w:val="14"/>
-      <w:numFmt w:val="decimal"/>
-      <w:lvlText w:val="%4."/>
-      <w:lvlJc w:val="left"/>
-      <w:pPr>
-        <w:ind w:left="2880" w:hanging="360"/>
-      </w:pPr>
-    </w:lvl>
-    <w:lvl w:ilvl="4">
-      <w:start w:val="14"/>
-      <w:numFmt w:val="decimal"/>
-      <w:lvlText w:val="%5."/>
-      <w:lvlJc w:val="left"/>
-      <w:pPr>
-        <w:ind w:left="3600" w:hanging="360"/>
-      </w:pPr>
-    </w:lvl>
-    <w:lvl w:ilvl="5">
-      <w:start w:val="14"/>
-      <w:numFmt w:val="decimal"/>
-      <w:lvlText w:val="%6."/>
-      <w:lvlJc w:val="left"/>
-      <w:pPr>
-        <w:ind w:left="4320" w:hanging="360"/>
-      </w:pPr>
-    </w:lvl>
-    <w:lvl w:ilvl="6">
-      <w:start w:val="14"/>
-      <w:numFmt w:val="decimal"/>
-      <w:lvlText w:val="%7."/>
-      <w:lvlJc w:val="left"/>
-      <w:pPr>
-        <w:ind w:left="5040" w:hanging="360"/>
-      </w:pPr>
-    </w:lvl>
-    <w:lvl w:ilvl="7">
-      <w:start w:val="14"/>
-      <w:numFmt w:val="decimal"/>
-      <w:lvlText w:val="%8."/>
-      <w:lvlJc w:val="left"/>
-      <w:pPr>
-        <w:ind w:left="5760" w:hanging="360"/>
-      </w:pPr>
-    </w:lvl>
-    <w:lvl w:ilvl="8">
-      <w:start w:val="14"/>
-      <w:numFmt w:val="decimal"/>
-      <w:lvlText w:val="%9."/>
-      <w:lvlJc w:val="left"/>
-      <w:pPr>
-        <w:ind w:left="6480" w:hanging="360"/>
-      </w:pPr>
-    </w:lvl>
-  </w:abstractNum>
-  <w:abstractNum w:abstractNumId="994115">
-    <w:nsid w:val="0A994115"/>
-    <w:multiLevelType w:val="multilevel"/>
-    <w:lvl w:ilvl="0">
-      <w:start w:val="15"/>
-      <w:numFmt w:val="decimal"/>
-      <w:lvlText w:val="%1."/>
-      <w:lvlJc w:val="left"/>
-      <w:pPr>
-        <w:ind w:left="720" w:hanging="360"/>
-      </w:pPr>
-    </w:lvl>
-    <w:lvl w:ilvl="1">
-      <w:start w:val="15"/>
-      <w:numFmt w:val="decimal"/>
-      <w:lvlText w:val="%2."/>
-      <w:lvlJc w:val="left"/>
-      <w:pPr>
-        <w:ind w:left="1440" w:hanging="360"/>
-      </w:pPr>
-    </w:lvl>
-    <w:lvl w:ilvl="2">
-      <w:start w:val="15"/>
-      <w:numFmt w:val="decimal"/>
-      <w:lvlText w:val="%3."/>
-      <w:lvlJc w:val="left"/>
-      <w:pPr>
-        <w:ind w:left="2160" w:hanging="360"/>
-      </w:pPr>
-    </w:lvl>
-    <w:lvl w:ilvl="3">
-      <w:start w:val="15"/>
-      <w:numFmt w:val="decimal"/>
-      <w:lvlText w:val="%4."/>
-      <w:lvlJc w:val="left"/>
-      <w:pPr>
-        <w:ind w:left="2880" w:hanging="360"/>
-      </w:pPr>
-    </w:lvl>
-    <w:lvl w:ilvl="4">
-      <w:start w:val="15"/>
-      <w:numFmt w:val="decimal"/>
-      <w:lvlText w:val="%5."/>
-      <w:lvlJc w:val="left"/>
-      <w:pPr>
-        <w:ind w:left="3600" w:hanging="360"/>
-      </w:pPr>
-    </w:lvl>
-    <w:lvl w:ilvl="5">
-      <w:start w:val="15"/>
-      <w:numFmt w:val="decimal"/>
-      <w:lvlText w:val="%6."/>
-      <w:lvlJc w:val="left"/>
-      <w:pPr>
-        <w:ind w:left="4320" w:hanging="360"/>
-      </w:pPr>
-    </w:lvl>
-    <w:lvl w:ilvl="6">
-      <w:start w:val="15"/>
-      <w:numFmt w:val="decimal"/>
-      <w:lvlText w:val="%7."/>
-      <w:lvlJc w:val="left"/>
-      <w:pPr>
-        <w:ind w:left="5040" w:hanging="360"/>
-      </w:pPr>
-    </w:lvl>
-    <w:lvl w:ilvl="7">
-      <w:start w:val="15"/>
-      <w:numFmt w:val="decimal"/>
-      <w:lvlText w:val="%8."/>
-      <w:lvlJc w:val="left"/>
-      <w:pPr>
-        <w:ind w:left="5760" w:hanging="360"/>
-      </w:pPr>
-    </w:lvl>
-    <w:lvl w:ilvl="8">
-      <w:start w:val="15"/>
-      <w:numFmt w:val="decimal"/>
-      <w:lvlText w:val="%9."/>
-      <w:lvlJc w:val="left"/>
-      <w:pPr>
-        <w:ind w:left="6480" w:hanging="360"/>
-      </w:pPr>
-    </w:lvl>
-  </w:abstractNum>
-  <w:abstractNum w:abstractNumId="994116">
-    <w:nsid w:val="0A994116"/>
-    <w:multiLevelType w:val="multilevel"/>
-    <w:lvl w:ilvl="0">
-      <w:start w:val="16"/>
-      <w:numFmt w:val="decimal"/>
-      <w:lvlText w:val="%1."/>
-      <w:lvlJc w:val="left"/>
-      <w:pPr>
-        <w:ind w:left="720" w:hanging="360"/>
-      </w:pPr>
-    </w:lvl>
-    <w:lvl w:ilvl="1">
-      <w:start w:val="16"/>
-      <w:numFmt w:val="decimal"/>
-      <w:lvlText w:val="%2."/>
-      <w:lvlJc w:val="left"/>
-      <w:pPr>
-        <w:ind w:left="1440" w:hanging="360"/>
-      </w:pPr>
-    </w:lvl>
-    <w:lvl w:ilvl="2">
-      <w:start w:val="16"/>
-      <w:numFmt w:val="decimal"/>
-      <w:lvlText w:val="%3."/>
-      <w:lvlJc w:val="left"/>
-      <w:pPr>
-        <w:ind w:left="2160" w:hanging="360"/>
-      </w:pPr>
-    </w:lvl>
-    <w:lvl w:ilvl="3">
-      <w:start w:val="16"/>
-      <w:numFmt w:val="decimal"/>
-      <w:lvlText w:val="%4."/>
-      <w:lvlJc w:val="left"/>
-      <w:pPr>
-        <w:ind w:left="2880" w:hanging="360"/>
-      </w:pPr>
-    </w:lvl>
-    <w:lvl w:ilvl="4">
-      <w:start w:val="16"/>
-      <w:numFmt w:val="decimal"/>
-      <w:lvlText w:val="%5."/>
-      <w:lvlJc w:val="left"/>
-      <w:pPr>
-        <w:ind w:left="3600" w:hanging="360"/>
-      </w:pPr>
-    </w:lvl>
-    <w:lvl w:ilvl="5">
-      <w:start w:val="16"/>
-      <w:numFmt w:val="decimal"/>
-      <w:lvlText w:val="%6."/>
-      <w:lvlJc w:val="left"/>
-      <w:pPr>
-        <w:ind w:left="4320" w:hanging="360"/>
-      </w:pPr>
-    </w:lvl>
-    <w:lvl w:ilvl="6">
-      <w:start w:val="16"/>
-      <w:numFmt w:val="decimal"/>
-      <w:lvlText w:val="%7."/>
-      <w:lvlJc w:val="left"/>
-      <w:pPr>
-        <w:ind w:left="5040" w:hanging="360"/>
-      </w:pPr>
-    </w:lvl>
-    <w:lvl w:ilvl="7">
-      <w:start w:val="16"/>
-      <w:numFmt w:val="decimal"/>
-      <w:lvlText w:val="%8."/>
-      <w:lvlJc w:val="left"/>
-      <w:pPr>
-        <w:ind w:left="5760" w:hanging="360"/>
-      </w:pPr>
-    </w:lvl>
-    <w:lvl w:ilvl="8">
-      <w:start w:val="16"/>
-      <w:numFmt w:val="decimal"/>
-      <w:lvlText w:val="%9."/>
-      <w:lvlJc w:val="left"/>
-      <w:pPr>
-        <w:ind w:left="6480" w:hanging="360"/>
-      </w:pPr>
-    </w:lvl>
-  </w:abstractNum>
-  <w:abstractNum w:abstractNumId="994117">
-    <w:nsid w:val="0A994117"/>
-    <w:multiLevelType w:val="multilevel"/>
-    <w:lvl w:ilvl="0">
-      <w:start w:val="17"/>
-      <w:numFmt w:val="decimal"/>
-      <w:lvlText w:val="%1."/>
-      <w:lvlJc w:val="left"/>
-      <w:pPr>
-        <w:ind w:left="720" w:hanging="360"/>
-      </w:pPr>
-    </w:lvl>
-    <w:lvl w:ilvl="1">
-      <w:start w:val="17"/>
-      <w:numFmt w:val="decimal"/>
-      <w:lvlText w:val="%2."/>
-      <w:lvlJc w:val="left"/>
-      <w:pPr>
-        <w:ind w:left="1440" w:hanging="360"/>
-      </w:pPr>
-    </w:lvl>
-    <w:lvl w:ilvl="2">
-      <w:start w:val="17"/>
-      <w:numFmt w:val="decimal"/>
-      <w:lvlText w:val="%3."/>
-      <w:lvlJc w:val="left"/>
-      <w:pPr>
-        <w:ind w:left="2160" w:hanging="360"/>
-      </w:pPr>
-    </w:lvl>
-    <w:lvl w:ilvl="3">
-      <w:start w:val="17"/>
-      <w:numFmt w:val="decimal"/>
-      <w:lvlText w:val="%4."/>
-      <w:lvlJc w:val="left"/>
-      <w:pPr>
-        <w:ind w:left="2880" w:hanging="360"/>
-      </w:pPr>
-    </w:lvl>
-    <w:lvl w:ilvl="4">
-      <w:start w:val="17"/>
-      <w:numFmt w:val="decimal"/>
-      <w:lvlText w:val="%5."/>
-      <w:lvlJc w:val="left"/>
-      <w:pPr>
-        <w:ind w:left="3600" w:hanging="360"/>
-      </w:pPr>
-    </w:lvl>
-    <w:lvl w:ilvl="5">
-      <w:start w:val="17"/>
-      <w:numFmt w:val="decimal"/>
-      <w:lvlText w:val="%6."/>
-      <w:lvlJc w:val="left"/>
-      <w:pPr>
-        <w:ind w:left="4320" w:hanging="360"/>
-      </w:pPr>
-    </w:lvl>
-    <w:lvl w:ilvl="6">
-      <w:start w:val="17"/>
-      <w:numFmt w:val="decimal"/>
-      <w:lvlText w:val="%7."/>
-      <w:lvlJc w:val="left"/>
-      <w:pPr>
-        <w:ind w:left="5040" w:hanging="360"/>
-      </w:pPr>
-    </w:lvl>
-    <w:lvl w:ilvl="7">
-      <w:start w:val="17"/>
-      <w:numFmt w:val="decimal"/>
-      <w:lvlText w:val="%8."/>
-      <w:lvlJc w:val="left"/>
-      <w:pPr>
-        <w:ind w:left="5760" w:hanging="360"/>
-      </w:pPr>
-    </w:lvl>
-    <w:lvl w:ilvl="8">
-      <w:start w:val="17"/>
-      <w:numFmt w:val="decimal"/>
-      <w:lvlText w:val="%9."/>
-      <w:lvlJc w:val="left"/>
-      <w:pPr>
-        <w:ind w:left="6480" w:hanging="360"/>
-      </w:pPr>
-    </w:lvl>
-  </w:abstractNum>
-  <w:abstractNum w:abstractNumId="994118">
-    <w:nsid w:val="0A994118"/>
-    <w:multiLevelType w:val="multilevel"/>
-    <w:lvl w:ilvl="0">
-      <w:start w:val="18"/>
-      <w:numFmt w:val="decimal"/>
-      <w:lvlText w:val="%1."/>
-      <w:lvlJc w:val="left"/>
-      <w:pPr>
-        <w:ind w:left="720" w:hanging="360"/>
-      </w:pPr>
-    </w:lvl>
-    <w:lvl w:ilvl="1">
-      <w:start w:val="18"/>
-      <w:numFmt w:val="decimal"/>
-      <w:lvlText w:val="%2."/>
-      <w:lvlJc w:val="left"/>
-      <w:pPr>
-        <w:ind w:left="1440" w:hanging="360"/>
-      </w:pPr>
-    </w:lvl>
-    <w:lvl w:ilvl="2">
-      <w:start w:val="18"/>
-      <w:numFmt w:val="decimal"/>
-      <w:lvlText w:val="%3."/>
-      <w:lvlJc w:val="left"/>
-      <w:pPr>
-        <w:ind w:left="2160" w:hanging="360"/>
-      </w:pPr>
-    </w:lvl>
-    <w:lvl w:ilvl="3">
-      <w:start w:val="18"/>
-      <w:numFmt w:val="decimal"/>
-      <w:lvlText w:val="%4."/>
-      <w:lvlJc w:val="left"/>
-      <w:pPr>
-        <w:ind w:left="2880" w:hanging="360"/>
-      </w:pPr>
-    </w:lvl>
-    <w:lvl w:ilvl="4">
-      <w:start w:val="18"/>
-      <w:numFmt w:val="decimal"/>
-      <w:lvlText w:val="%5."/>
-      <w:lvlJc w:val="left"/>
-      <w:pPr>
-        <w:ind w:left="3600" w:hanging="360"/>
-      </w:pPr>
-    </w:lvl>
-    <w:lvl w:ilvl="5">
-      <w:start w:val="18"/>
-      <w:numFmt w:val="decimal"/>
-      <w:lvlText w:val="%6."/>
-      <w:lvlJc w:val="left"/>
-      <w:pPr>
-        <w:ind w:left="4320" w:hanging="360"/>
-      </w:pPr>
-    </w:lvl>
-    <w:lvl w:ilvl="6">
-      <w:start w:val="18"/>
-      <w:numFmt w:val="decimal"/>
-      <w:lvlText w:val="%7."/>
-      <w:lvlJc w:val="left"/>
-      <w:pPr>
-        <w:ind w:left="5040" w:hanging="360"/>
-      </w:pPr>
-    </w:lvl>
-    <w:lvl w:ilvl="7">
-      <w:start w:val="18"/>
-      <w:numFmt w:val="decimal"/>
-      <w:lvlText w:val="%8."/>
-      <w:lvlJc w:val="left"/>
-      <w:pPr>
-        <w:ind w:left="5760" w:hanging="360"/>
-      </w:pPr>
-    </w:lvl>
-    <w:lvl w:ilvl="8">
-      <w:start w:val="18"/>
-      <w:numFmt w:val="decimal"/>
-      <w:lvlText w:val="%9."/>
-      <w:lvlJc w:val="left"/>
-      <w:pPr>
-        <w:ind w:left="6480" w:hanging="360"/>
-      </w:pPr>
-    </w:lvl>
-  </w:abstractNum>
   <w:num w:numId="1000">
     <w:abstractNumId w:val="990"/>
   </w:num>
@@ -9661,9 +6194,6 @@
     <w:abstractNumId w:val="991"/>
   </w:num>
   <w:num w:numId="1011">
-    <w:abstractNumId w:val="991"/>
-  </w:num>
-  <w:num w:numId="1012">
     <w:abstractNumId w:val="99411"/>
     <w:lvlOverride w:ilvl="0">
       <w:startOverride w:val="1"/>
@@ -9693,10 +6223,28 @@
       <w:startOverride w:val="1"/>
     </w:lvlOverride>
   </w:num>
+  <w:num w:numId="1012">
+    <w:abstractNumId w:val="991"/>
+  </w:num>
   <w:num w:numId="1013">
     <w:abstractNumId w:val="991"/>
   </w:num>
   <w:num w:numId="1014">
+    <w:abstractNumId w:val="991"/>
+  </w:num>
+  <w:num w:numId="1015">
+    <w:abstractNumId w:val="991"/>
+  </w:num>
+  <w:num w:numId="1016">
+    <w:abstractNumId w:val="991"/>
+  </w:num>
+  <w:num w:numId="1017">
+    <w:abstractNumId w:val="991"/>
+  </w:num>
+  <w:num w:numId="1018">
+    <w:abstractNumId w:val="991"/>
+  </w:num>
+  <w:num w:numId="1019">
     <w:abstractNumId w:val="99412"/>
     <w:lvlOverride w:ilvl="0">
       <w:startOverride w:val="2"/>
@@ -9726,10 +6274,10 @@
       <w:startOverride w:val="2"/>
     </w:lvlOverride>
   </w:num>
-  <w:num w:numId="1015">
+  <w:num w:numId="1020">
     <w:abstractNumId w:val="991"/>
   </w:num>
-  <w:num w:numId="1016">
+  <w:num w:numId="1021">
     <w:abstractNumId w:val="99413"/>
     <w:lvlOverride w:ilvl="0">
       <w:startOverride w:val="3"/>
@@ -9759,10 +6307,112 @@
       <w:startOverride w:val="3"/>
     </w:lvlOverride>
   </w:num>
-  <w:num w:numId="1017">
+  <w:num w:numId="1022">
     <w:abstractNumId w:val="991"/>
   </w:num>
-  <w:num w:numId="1018">
+  <w:num w:numId="1023">
+    <w:abstractNumId w:val="991"/>
+  </w:num>
+  <w:num w:numId="1024">
+    <w:abstractNumId w:val="99411"/>
+    <w:lvlOverride w:ilvl="0">
+      <w:startOverride w:val="1"/>
+    </w:lvlOverride>
+    <w:lvlOverride w:ilvl="1">
+      <w:startOverride w:val="1"/>
+    </w:lvlOverride>
+    <w:lvlOverride w:ilvl="2">
+      <w:startOverride w:val="1"/>
+    </w:lvlOverride>
+    <w:lvlOverride w:ilvl="3">
+      <w:startOverride w:val="1"/>
+    </w:lvlOverride>
+    <w:lvlOverride w:ilvl="4">
+      <w:startOverride w:val="1"/>
+    </w:lvlOverride>
+    <w:lvlOverride w:ilvl="5">
+      <w:startOverride w:val="1"/>
+    </w:lvlOverride>
+    <w:lvlOverride w:ilvl="6">
+      <w:startOverride w:val="1"/>
+    </w:lvlOverride>
+    <w:lvlOverride w:ilvl="7">
+      <w:startOverride w:val="1"/>
+    </w:lvlOverride>
+    <w:lvlOverride w:ilvl="8">
+      <w:startOverride w:val="1"/>
+    </w:lvlOverride>
+  </w:num>
+  <w:num w:numId="1025">
+    <w:abstractNumId w:val="991"/>
+  </w:num>
+  <w:num w:numId="1026">
+    <w:abstractNumId w:val="99412"/>
+    <w:lvlOverride w:ilvl="0">
+      <w:startOverride w:val="2"/>
+    </w:lvlOverride>
+    <w:lvlOverride w:ilvl="1">
+      <w:startOverride w:val="2"/>
+    </w:lvlOverride>
+    <w:lvlOverride w:ilvl="2">
+      <w:startOverride w:val="2"/>
+    </w:lvlOverride>
+    <w:lvlOverride w:ilvl="3">
+      <w:startOverride w:val="2"/>
+    </w:lvlOverride>
+    <w:lvlOverride w:ilvl="4">
+      <w:startOverride w:val="2"/>
+    </w:lvlOverride>
+    <w:lvlOverride w:ilvl="5">
+      <w:startOverride w:val="2"/>
+    </w:lvlOverride>
+    <w:lvlOverride w:ilvl="6">
+      <w:startOverride w:val="2"/>
+    </w:lvlOverride>
+    <w:lvlOverride w:ilvl="7">
+      <w:startOverride w:val="2"/>
+    </w:lvlOverride>
+    <w:lvlOverride w:ilvl="8">
+      <w:startOverride w:val="2"/>
+    </w:lvlOverride>
+  </w:num>
+  <w:num w:numId="1027">
+    <w:abstractNumId w:val="991"/>
+  </w:num>
+  <w:num w:numId="1028">
+    <w:abstractNumId w:val="99413"/>
+    <w:lvlOverride w:ilvl="0">
+      <w:startOverride w:val="3"/>
+    </w:lvlOverride>
+    <w:lvlOverride w:ilvl="1">
+      <w:startOverride w:val="3"/>
+    </w:lvlOverride>
+    <w:lvlOverride w:ilvl="2">
+      <w:startOverride w:val="3"/>
+    </w:lvlOverride>
+    <w:lvlOverride w:ilvl="3">
+      <w:startOverride w:val="3"/>
+    </w:lvlOverride>
+    <w:lvlOverride w:ilvl="4">
+      <w:startOverride w:val="3"/>
+    </w:lvlOverride>
+    <w:lvlOverride w:ilvl="5">
+      <w:startOverride w:val="3"/>
+    </w:lvlOverride>
+    <w:lvlOverride w:ilvl="6">
+      <w:startOverride w:val="3"/>
+    </w:lvlOverride>
+    <w:lvlOverride w:ilvl="7">
+      <w:startOverride w:val="3"/>
+    </w:lvlOverride>
+    <w:lvlOverride w:ilvl="8">
+      <w:startOverride w:val="3"/>
+    </w:lvlOverride>
+  </w:num>
+  <w:num w:numId="1029">
+    <w:abstractNumId w:val="991"/>
+  </w:num>
+  <w:num w:numId="1030">
     <w:abstractNumId w:val="99414"/>
     <w:lvlOverride w:ilvl="0">
       <w:startOverride w:val="4"/>
@@ -9792,754 +6442,10 @@
       <w:startOverride w:val="4"/>
     </w:lvlOverride>
   </w:num>
-  <w:num w:numId="1019">
-    <w:abstractNumId w:val="991"/>
-  </w:num>
-  <w:num w:numId="1020">
-    <w:abstractNumId w:val="99415"/>
-    <w:lvlOverride w:ilvl="0">
-      <w:startOverride w:val="5"/>
-    </w:lvlOverride>
-    <w:lvlOverride w:ilvl="1">
-      <w:startOverride w:val="5"/>
-    </w:lvlOverride>
-    <w:lvlOverride w:ilvl="2">
-      <w:startOverride w:val="5"/>
-    </w:lvlOverride>
-    <w:lvlOverride w:ilvl="3">
-      <w:startOverride w:val="5"/>
-    </w:lvlOverride>
-    <w:lvlOverride w:ilvl="4">
-      <w:startOverride w:val="5"/>
-    </w:lvlOverride>
-    <w:lvlOverride w:ilvl="5">
-      <w:startOverride w:val="5"/>
-    </w:lvlOverride>
-    <w:lvlOverride w:ilvl="6">
-      <w:startOverride w:val="5"/>
-    </w:lvlOverride>
-    <w:lvlOverride w:ilvl="7">
-      <w:startOverride w:val="5"/>
-    </w:lvlOverride>
-    <w:lvlOverride w:ilvl="8">
-      <w:startOverride w:val="5"/>
-    </w:lvlOverride>
-  </w:num>
-  <w:num w:numId="1021">
-    <w:abstractNumId w:val="991"/>
-  </w:num>
-  <w:num w:numId="1022">
-    <w:abstractNumId w:val="99416"/>
-    <w:lvlOverride w:ilvl="0">
-      <w:startOverride w:val="6"/>
-    </w:lvlOverride>
-    <w:lvlOverride w:ilvl="1">
-      <w:startOverride w:val="6"/>
-    </w:lvlOverride>
-    <w:lvlOverride w:ilvl="2">
-      <w:startOverride w:val="6"/>
-    </w:lvlOverride>
-    <w:lvlOverride w:ilvl="3">
-      <w:startOverride w:val="6"/>
-    </w:lvlOverride>
-    <w:lvlOverride w:ilvl="4">
-      <w:startOverride w:val="6"/>
-    </w:lvlOverride>
-    <w:lvlOverride w:ilvl="5">
-      <w:startOverride w:val="6"/>
-    </w:lvlOverride>
-    <w:lvlOverride w:ilvl="6">
-      <w:startOverride w:val="6"/>
-    </w:lvlOverride>
-    <w:lvlOverride w:ilvl="7">
-      <w:startOverride w:val="6"/>
-    </w:lvlOverride>
-    <w:lvlOverride w:ilvl="8">
-      <w:startOverride w:val="6"/>
-    </w:lvlOverride>
-  </w:num>
-  <w:num w:numId="1023">
-    <w:abstractNumId w:val="991"/>
-  </w:num>
-  <w:num w:numId="1024">
-    <w:abstractNumId w:val="99417"/>
-    <w:lvlOverride w:ilvl="0">
-      <w:startOverride w:val="7"/>
-    </w:lvlOverride>
-    <w:lvlOverride w:ilvl="1">
-      <w:startOverride w:val="7"/>
-    </w:lvlOverride>
-    <w:lvlOverride w:ilvl="2">
-      <w:startOverride w:val="7"/>
-    </w:lvlOverride>
-    <w:lvlOverride w:ilvl="3">
-      <w:startOverride w:val="7"/>
-    </w:lvlOverride>
-    <w:lvlOverride w:ilvl="4">
-      <w:startOverride w:val="7"/>
-    </w:lvlOverride>
-    <w:lvlOverride w:ilvl="5">
-      <w:startOverride w:val="7"/>
-    </w:lvlOverride>
-    <w:lvlOverride w:ilvl="6">
-      <w:startOverride w:val="7"/>
-    </w:lvlOverride>
-    <w:lvlOverride w:ilvl="7">
-      <w:startOverride w:val="7"/>
-    </w:lvlOverride>
-    <w:lvlOverride w:ilvl="8">
-      <w:startOverride w:val="7"/>
-    </w:lvlOverride>
-  </w:num>
-  <w:num w:numId="1025">
-    <w:abstractNumId w:val="991"/>
-  </w:num>
-  <w:num w:numId="1026">
-    <w:abstractNumId w:val="99418"/>
-    <w:lvlOverride w:ilvl="0">
-      <w:startOverride w:val="8"/>
-    </w:lvlOverride>
-    <w:lvlOverride w:ilvl="1">
-      <w:startOverride w:val="8"/>
-    </w:lvlOverride>
-    <w:lvlOverride w:ilvl="2">
-      <w:startOverride w:val="8"/>
-    </w:lvlOverride>
-    <w:lvlOverride w:ilvl="3">
-      <w:startOverride w:val="8"/>
-    </w:lvlOverride>
-    <w:lvlOverride w:ilvl="4">
-      <w:startOverride w:val="8"/>
-    </w:lvlOverride>
-    <w:lvlOverride w:ilvl="5">
-      <w:startOverride w:val="8"/>
-    </w:lvlOverride>
-    <w:lvlOverride w:ilvl="6">
-      <w:startOverride w:val="8"/>
-    </w:lvlOverride>
-    <w:lvlOverride w:ilvl="7">
-      <w:startOverride w:val="8"/>
-    </w:lvlOverride>
-    <w:lvlOverride w:ilvl="8">
-      <w:startOverride w:val="8"/>
-    </w:lvlOverride>
-  </w:num>
-  <w:num w:numId="1027">
-    <w:abstractNumId w:val="991"/>
-  </w:num>
-  <w:num w:numId="1028">
-    <w:abstractNumId w:val="99419"/>
-    <w:lvlOverride w:ilvl="0">
-      <w:startOverride w:val="9"/>
-    </w:lvlOverride>
-    <w:lvlOverride w:ilvl="1">
-      <w:startOverride w:val="9"/>
-    </w:lvlOverride>
-    <w:lvlOverride w:ilvl="2">
-      <w:startOverride w:val="9"/>
-    </w:lvlOverride>
-    <w:lvlOverride w:ilvl="3">
-      <w:startOverride w:val="9"/>
-    </w:lvlOverride>
-    <w:lvlOverride w:ilvl="4">
-      <w:startOverride w:val="9"/>
-    </w:lvlOverride>
-    <w:lvlOverride w:ilvl="5">
-      <w:startOverride w:val="9"/>
-    </w:lvlOverride>
-    <w:lvlOverride w:ilvl="6">
-      <w:startOverride w:val="9"/>
-    </w:lvlOverride>
-    <w:lvlOverride w:ilvl="7">
-      <w:startOverride w:val="9"/>
-    </w:lvlOverride>
-    <w:lvlOverride w:ilvl="8">
-      <w:startOverride w:val="9"/>
-    </w:lvlOverride>
-  </w:num>
-  <w:num w:numId="1029">
-    <w:abstractNumId w:val="991"/>
-  </w:num>
-  <w:num w:numId="1030">
-    <w:abstractNumId w:val="994110"/>
-    <w:lvlOverride w:ilvl="0">
-      <w:startOverride w:val="10"/>
-    </w:lvlOverride>
-    <w:lvlOverride w:ilvl="1">
-      <w:startOverride w:val="10"/>
-    </w:lvlOverride>
-    <w:lvlOverride w:ilvl="2">
-      <w:startOverride w:val="10"/>
-    </w:lvlOverride>
-    <w:lvlOverride w:ilvl="3">
-      <w:startOverride w:val="10"/>
-    </w:lvlOverride>
-    <w:lvlOverride w:ilvl="4">
-      <w:startOverride w:val="10"/>
-    </w:lvlOverride>
-    <w:lvlOverride w:ilvl="5">
-      <w:startOverride w:val="10"/>
-    </w:lvlOverride>
-    <w:lvlOverride w:ilvl="6">
-      <w:startOverride w:val="10"/>
-    </w:lvlOverride>
-    <w:lvlOverride w:ilvl="7">
-      <w:startOverride w:val="10"/>
-    </w:lvlOverride>
-    <w:lvlOverride w:ilvl="8">
-      <w:startOverride w:val="10"/>
-    </w:lvlOverride>
-  </w:num>
   <w:num w:numId="1031">
     <w:abstractNumId w:val="991"/>
   </w:num>
   <w:num w:numId="1032">
-    <w:abstractNumId w:val="994111"/>
-    <w:lvlOverride w:ilvl="0">
-      <w:startOverride w:val="11"/>
-    </w:lvlOverride>
-    <w:lvlOverride w:ilvl="1">
-      <w:startOverride w:val="11"/>
-    </w:lvlOverride>
-    <w:lvlOverride w:ilvl="2">
-      <w:startOverride w:val="11"/>
-    </w:lvlOverride>
-    <w:lvlOverride w:ilvl="3">
-      <w:startOverride w:val="11"/>
-    </w:lvlOverride>
-    <w:lvlOverride w:ilvl="4">
-      <w:startOverride w:val="11"/>
-    </w:lvlOverride>
-    <w:lvlOverride w:ilvl="5">
-      <w:startOverride w:val="11"/>
-    </w:lvlOverride>
-    <w:lvlOverride w:ilvl="6">
-      <w:startOverride w:val="11"/>
-    </w:lvlOverride>
-    <w:lvlOverride w:ilvl="7">
-      <w:startOverride w:val="11"/>
-    </w:lvlOverride>
-    <w:lvlOverride w:ilvl="8">
-      <w:startOverride w:val="11"/>
-    </w:lvlOverride>
-  </w:num>
-  <w:num w:numId="1033">
-    <w:abstractNumId w:val="991"/>
-  </w:num>
-  <w:num w:numId="1034">
-    <w:abstractNumId w:val="994112"/>
-    <w:lvlOverride w:ilvl="0">
-      <w:startOverride w:val="12"/>
-    </w:lvlOverride>
-    <w:lvlOverride w:ilvl="1">
-      <w:startOverride w:val="12"/>
-    </w:lvlOverride>
-    <w:lvlOverride w:ilvl="2">
-      <w:startOverride w:val="12"/>
-    </w:lvlOverride>
-    <w:lvlOverride w:ilvl="3">
-      <w:startOverride w:val="12"/>
-    </w:lvlOverride>
-    <w:lvlOverride w:ilvl="4">
-      <w:startOverride w:val="12"/>
-    </w:lvlOverride>
-    <w:lvlOverride w:ilvl="5">
-      <w:startOverride w:val="12"/>
-    </w:lvlOverride>
-    <w:lvlOverride w:ilvl="6">
-      <w:startOverride w:val="12"/>
-    </w:lvlOverride>
-    <w:lvlOverride w:ilvl="7">
-      <w:startOverride w:val="12"/>
-    </w:lvlOverride>
-    <w:lvlOverride w:ilvl="8">
-      <w:startOverride w:val="12"/>
-    </w:lvlOverride>
-  </w:num>
-  <w:num w:numId="1035">
-    <w:abstractNumId w:val="991"/>
-  </w:num>
-  <w:num w:numId="1036">
-    <w:abstractNumId w:val="994113"/>
-    <w:lvlOverride w:ilvl="0">
-      <w:startOverride w:val="13"/>
-    </w:lvlOverride>
-    <w:lvlOverride w:ilvl="1">
-      <w:startOverride w:val="13"/>
-    </w:lvlOverride>
-    <w:lvlOverride w:ilvl="2">
-      <w:startOverride w:val="13"/>
-    </w:lvlOverride>
-    <w:lvlOverride w:ilvl="3">
-      <w:startOverride w:val="13"/>
-    </w:lvlOverride>
-    <w:lvlOverride w:ilvl="4">
-      <w:startOverride w:val="13"/>
-    </w:lvlOverride>
-    <w:lvlOverride w:ilvl="5">
-      <w:startOverride w:val="13"/>
-    </w:lvlOverride>
-    <w:lvlOverride w:ilvl="6">
-      <w:startOverride w:val="13"/>
-    </w:lvlOverride>
-    <w:lvlOverride w:ilvl="7">
-      <w:startOverride w:val="13"/>
-    </w:lvlOverride>
-    <w:lvlOverride w:ilvl="8">
-      <w:startOverride w:val="13"/>
-    </w:lvlOverride>
-  </w:num>
-  <w:num w:numId="1037">
-    <w:abstractNumId w:val="991"/>
-  </w:num>
-  <w:num w:numId="1038">
-    <w:abstractNumId w:val="994114"/>
-    <w:lvlOverride w:ilvl="0">
-      <w:startOverride w:val="14"/>
-    </w:lvlOverride>
-    <w:lvlOverride w:ilvl="1">
-      <w:startOverride w:val="14"/>
-    </w:lvlOverride>
-    <w:lvlOverride w:ilvl="2">
-      <w:startOverride w:val="14"/>
-    </w:lvlOverride>
-    <w:lvlOverride w:ilvl="3">
-      <w:startOverride w:val="14"/>
-    </w:lvlOverride>
-    <w:lvlOverride w:ilvl="4">
-      <w:startOverride w:val="14"/>
-    </w:lvlOverride>
-    <w:lvlOverride w:ilvl="5">
-      <w:startOverride w:val="14"/>
-    </w:lvlOverride>
-    <w:lvlOverride w:ilvl="6">
-      <w:startOverride w:val="14"/>
-    </w:lvlOverride>
-    <w:lvlOverride w:ilvl="7">
-      <w:startOverride w:val="14"/>
-    </w:lvlOverride>
-    <w:lvlOverride w:ilvl="8">
-      <w:startOverride w:val="14"/>
-    </w:lvlOverride>
-  </w:num>
-  <w:num w:numId="1039">
-    <w:abstractNumId w:val="991"/>
-  </w:num>
-  <w:num w:numId="1040">
-    <w:abstractNumId w:val="994115"/>
-    <w:lvlOverride w:ilvl="0">
-      <w:startOverride w:val="15"/>
-    </w:lvlOverride>
-    <w:lvlOverride w:ilvl="1">
-      <w:startOverride w:val="15"/>
-    </w:lvlOverride>
-    <w:lvlOverride w:ilvl="2">
-      <w:startOverride w:val="15"/>
-    </w:lvlOverride>
-    <w:lvlOverride w:ilvl="3">
-      <w:startOverride w:val="15"/>
-    </w:lvlOverride>
-    <w:lvlOverride w:ilvl="4">
-      <w:startOverride w:val="15"/>
-    </w:lvlOverride>
-    <w:lvlOverride w:ilvl="5">
-      <w:startOverride w:val="15"/>
-    </w:lvlOverride>
-    <w:lvlOverride w:ilvl="6">
-      <w:startOverride w:val="15"/>
-    </w:lvlOverride>
-    <w:lvlOverride w:ilvl="7">
-      <w:startOverride w:val="15"/>
-    </w:lvlOverride>
-    <w:lvlOverride w:ilvl="8">
-      <w:startOverride w:val="15"/>
-    </w:lvlOverride>
-  </w:num>
-  <w:num w:numId="1041">
-    <w:abstractNumId w:val="991"/>
-  </w:num>
-  <w:num w:numId="1042">
-    <w:abstractNumId w:val="994116"/>
-    <w:lvlOverride w:ilvl="0">
-      <w:startOverride w:val="16"/>
-    </w:lvlOverride>
-    <w:lvlOverride w:ilvl="1">
-      <w:startOverride w:val="16"/>
-    </w:lvlOverride>
-    <w:lvlOverride w:ilvl="2">
-      <w:startOverride w:val="16"/>
-    </w:lvlOverride>
-    <w:lvlOverride w:ilvl="3">
-      <w:startOverride w:val="16"/>
-    </w:lvlOverride>
-    <w:lvlOverride w:ilvl="4">
-      <w:startOverride w:val="16"/>
-    </w:lvlOverride>
-    <w:lvlOverride w:ilvl="5">
-      <w:startOverride w:val="16"/>
-    </w:lvlOverride>
-    <w:lvlOverride w:ilvl="6">
-      <w:startOverride w:val="16"/>
-    </w:lvlOverride>
-    <w:lvlOverride w:ilvl="7">
-      <w:startOverride w:val="16"/>
-    </w:lvlOverride>
-    <w:lvlOverride w:ilvl="8">
-      <w:startOverride w:val="16"/>
-    </w:lvlOverride>
-  </w:num>
-  <w:num w:numId="1043">
-    <w:abstractNumId w:val="991"/>
-  </w:num>
-  <w:num w:numId="1044">
-    <w:abstractNumId w:val="994117"/>
-    <w:lvlOverride w:ilvl="0">
-      <w:startOverride w:val="17"/>
-    </w:lvlOverride>
-    <w:lvlOverride w:ilvl="1">
-      <w:startOverride w:val="17"/>
-    </w:lvlOverride>
-    <w:lvlOverride w:ilvl="2">
-      <w:startOverride w:val="17"/>
-    </w:lvlOverride>
-    <w:lvlOverride w:ilvl="3">
-      <w:startOverride w:val="17"/>
-    </w:lvlOverride>
-    <w:lvlOverride w:ilvl="4">
-      <w:startOverride w:val="17"/>
-    </w:lvlOverride>
-    <w:lvlOverride w:ilvl="5">
-      <w:startOverride w:val="17"/>
-    </w:lvlOverride>
-    <w:lvlOverride w:ilvl="6">
-      <w:startOverride w:val="17"/>
-    </w:lvlOverride>
-    <w:lvlOverride w:ilvl="7">
-      <w:startOverride w:val="17"/>
-    </w:lvlOverride>
-    <w:lvlOverride w:ilvl="8">
-      <w:startOverride w:val="17"/>
-    </w:lvlOverride>
-  </w:num>
-  <w:num w:numId="1045">
-    <w:abstractNumId w:val="991"/>
-  </w:num>
-  <w:num w:numId="1046">
-    <w:abstractNumId w:val="994118"/>
-    <w:lvlOverride w:ilvl="0">
-      <w:startOverride w:val="18"/>
-    </w:lvlOverride>
-    <w:lvlOverride w:ilvl="1">
-      <w:startOverride w:val="18"/>
-    </w:lvlOverride>
-    <w:lvlOverride w:ilvl="2">
-      <w:startOverride w:val="18"/>
-    </w:lvlOverride>
-    <w:lvlOverride w:ilvl="3">
-      <w:startOverride w:val="18"/>
-    </w:lvlOverride>
-    <w:lvlOverride w:ilvl="4">
-      <w:startOverride w:val="18"/>
-    </w:lvlOverride>
-    <w:lvlOverride w:ilvl="5">
-      <w:startOverride w:val="18"/>
-    </w:lvlOverride>
-    <w:lvlOverride w:ilvl="6">
-      <w:startOverride w:val="18"/>
-    </w:lvlOverride>
-    <w:lvlOverride w:ilvl="7">
-      <w:startOverride w:val="18"/>
-    </w:lvlOverride>
-    <w:lvlOverride w:ilvl="8">
-      <w:startOverride w:val="18"/>
-    </w:lvlOverride>
-  </w:num>
-  <w:num w:numId="1047">
-    <w:abstractNumId w:val="991"/>
-  </w:num>
-  <w:num w:numId="1048">
-    <w:abstractNumId w:val="991"/>
-  </w:num>
-  <w:num w:numId="1049">
-    <w:abstractNumId w:val="991"/>
-  </w:num>
-  <w:num w:numId="1050">
-    <w:abstractNumId w:val="991"/>
-  </w:num>
-  <w:num w:numId="1051">
-    <w:abstractNumId w:val="991"/>
-  </w:num>
-  <w:num w:numId="1052">
-    <w:abstractNumId w:val="991"/>
-  </w:num>
-  <w:num w:numId="1053">
-    <w:abstractNumId w:val="991"/>
-  </w:num>
-  <w:num w:numId="1054">
-    <w:abstractNumId w:val="991"/>
-  </w:num>
-  <w:num w:numId="1055">
-    <w:abstractNumId w:val="991"/>
-  </w:num>
-  <w:num w:numId="1056">
-    <w:abstractNumId w:val="991"/>
-  </w:num>
-  <w:num w:numId="1057">
-    <w:abstractNumId w:val="991"/>
-  </w:num>
-  <w:num w:numId="1058">
-    <w:abstractNumId w:val="99411"/>
-    <w:lvlOverride w:ilvl="0">
-      <w:startOverride w:val="1"/>
-    </w:lvlOverride>
-    <w:lvlOverride w:ilvl="1">
-      <w:startOverride w:val="1"/>
-    </w:lvlOverride>
-    <w:lvlOverride w:ilvl="2">
-      <w:startOverride w:val="1"/>
-    </w:lvlOverride>
-    <w:lvlOverride w:ilvl="3">
-      <w:startOverride w:val="1"/>
-    </w:lvlOverride>
-    <w:lvlOverride w:ilvl="4">
-      <w:startOverride w:val="1"/>
-    </w:lvlOverride>
-    <w:lvlOverride w:ilvl="5">
-      <w:startOverride w:val="1"/>
-    </w:lvlOverride>
-    <w:lvlOverride w:ilvl="6">
-      <w:startOverride w:val="1"/>
-    </w:lvlOverride>
-    <w:lvlOverride w:ilvl="7">
-      <w:startOverride w:val="1"/>
-    </w:lvlOverride>
-    <w:lvlOverride w:ilvl="8">
-      <w:startOverride w:val="1"/>
-    </w:lvlOverride>
-  </w:num>
-  <w:num w:numId="1059">
-    <w:abstractNumId w:val="991"/>
-  </w:num>
-  <w:num w:numId="1060">
-    <w:abstractNumId w:val="991"/>
-  </w:num>
-  <w:num w:numId="1061">
-    <w:abstractNumId w:val="991"/>
-  </w:num>
-  <w:num w:numId="1062">
-    <w:abstractNumId w:val="991"/>
-  </w:num>
-  <w:num w:numId="1063">
-    <w:abstractNumId w:val="991"/>
-  </w:num>
-  <w:num w:numId="1064">
-    <w:abstractNumId w:val="991"/>
-  </w:num>
-  <w:num w:numId="1065">
-    <w:abstractNumId w:val="991"/>
-  </w:num>
-  <w:num w:numId="1066">
-    <w:abstractNumId w:val="99412"/>
-    <w:lvlOverride w:ilvl="0">
-      <w:startOverride w:val="2"/>
-    </w:lvlOverride>
-    <w:lvlOverride w:ilvl="1">
-      <w:startOverride w:val="2"/>
-    </w:lvlOverride>
-    <w:lvlOverride w:ilvl="2">
-      <w:startOverride w:val="2"/>
-    </w:lvlOverride>
-    <w:lvlOverride w:ilvl="3">
-      <w:startOverride w:val="2"/>
-    </w:lvlOverride>
-    <w:lvlOverride w:ilvl="4">
-      <w:startOverride w:val="2"/>
-    </w:lvlOverride>
-    <w:lvlOverride w:ilvl="5">
-      <w:startOverride w:val="2"/>
-    </w:lvlOverride>
-    <w:lvlOverride w:ilvl="6">
-      <w:startOverride w:val="2"/>
-    </w:lvlOverride>
-    <w:lvlOverride w:ilvl="7">
-      <w:startOverride w:val="2"/>
-    </w:lvlOverride>
-    <w:lvlOverride w:ilvl="8">
-      <w:startOverride w:val="2"/>
-    </w:lvlOverride>
-  </w:num>
-  <w:num w:numId="1067">
-    <w:abstractNumId w:val="991"/>
-  </w:num>
-  <w:num w:numId="1068">
-    <w:abstractNumId w:val="99413"/>
-    <w:lvlOverride w:ilvl="0">
-      <w:startOverride w:val="3"/>
-    </w:lvlOverride>
-    <w:lvlOverride w:ilvl="1">
-      <w:startOverride w:val="3"/>
-    </w:lvlOverride>
-    <w:lvlOverride w:ilvl="2">
-      <w:startOverride w:val="3"/>
-    </w:lvlOverride>
-    <w:lvlOverride w:ilvl="3">
-      <w:startOverride w:val="3"/>
-    </w:lvlOverride>
-    <w:lvlOverride w:ilvl="4">
-      <w:startOverride w:val="3"/>
-    </w:lvlOverride>
-    <w:lvlOverride w:ilvl="5">
-      <w:startOverride w:val="3"/>
-    </w:lvlOverride>
-    <w:lvlOverride w:ilvl="6">
-      <w:startOverride w:val="3"/>
-    </w:lvlOverride>
-    <w:lvlOverride w:ilvl="7">
-      <w:startOverride w:val="3"/>
-    </w:lvlOverride>
-    <w:lvlOverride w:ilvl="8">
-      <w:startOverride w:val="3"/>
-    </w:lvlOverride>
-  </w:num>
-  <w:num w:numId="1069">
-    <w:abstractNumId w:val="991"/>
-  </w:num>
-  <w:num w:numId="1070">
-    <w:abstractNumId w:val="991"/>
-  </w:num>
-  <w:num w:numId="1071">
-    <w:abstractNumId w:val="99411"/>
-    <w:lvlOverride w:ilvl="0">
-      <w:startOverride w:val="1"/>
-    </w:lvlOverride>
-    <w:lvlOverride w:ilvl="1">
-      <w:startOverride w:val="1"/>
-    </w:lvlOverride>
-    <w:lvlOverride w:ilvl="2">
-      <w:startOverride w:val="1"/>
-    </w:lvlOverride>
-    <w:lvlOverride w:ilvl="3">
-      <w:startOverride w:val="1"/>
-    </w:lvlOverride>
-    <w:lvlOverride w:ilvl="4">
-      <w:startOverride w:val="1"/>
-    </w:lvlOverride>
-    <w:lvlOverride w:ilvl="5">
-      <w:startOverride w:val="1"/>
-    </w:lvlOverride>
-    <w:lvlOverride w:ilvl="6">
-      <w:startOverride w:val="1"/>
-    </w:lvlOverride>
-    <w:lvlOverride w:ilvl="7">
-      <w:startOverride w:val="1"/>
-    </w:lvlOverride>
-    <w:lvlOverride w:ilvl="8">
-      <w:startOverride w:val="1"/>
-    </w:lvlOverride>
-  </w:num>
-  <w:num w:numId="1072">
-    <w:abstractNumId w:val="991"/>
-  </w:num>
-  <w:num w:numId="1073">
-    <w:abstractNumId w:val="99412"/>
-    <w:lvlOverride w:ilvl="0">
-      <w:startOverride w:val="2"/>
-    </w:lvlOverride>
-    <w:lvlOverride w:ilvl="1">
-      <w:startOverride w:val="2"/>
-    </w:lvlOverride>
-    <w:lvlOverride w:ilvl="2">
-      <w:startOverride w:val="2"/>
-    </w:lvlOverride>
-    <w:lvlOverride w:ilvl="3">
-      <w:startOverride w:val="2"/>
-    </w:lvlOverride>
-    <w:lvlOverride w:ilvl="4">
-      <w:startOverride w:val="2"/>
-    </w:lvlOverride>
-    <w:lvlOverride w:ilvl="5">
-      <w:startOverride w:val="2"/>
-    </w:lvlOverride>
-    <w:lvlOverride w:ilvl="6">
-      <w:startOverride w:val="2"/>
-    </w:lvlOverride>
-    <w:lvlOverride w:ilvl="7">
-      <w:startOverride w:val="2"/>
-    </w:lvlOverride>
-    <w:lvlOverride w:ilvl="8">
-      <w:startOverride w:val="2"/>
-    </w:lvlOverride>
-  </w:num>
-  <w:num w:numId="1074">
-    <w:abstractNumId w:val="991"/>
-  </w:num>
-  <w:num w:numId="1075">
-    <w:abstractNumId w:val="99413"/>
-    <w:lvlOverride w:ilvl="0">
-      <w:startOverride w:val="3"/>
-    </w:lvlOverride>
-    <w:lvlOverride w:ilvl="1">
-      <w:startOverride w:val="3"/>
-    </w:lvlOverride>
-    <w:lvlOverride w:ilvl="2">
-      <w:startOverride w:val="3"/>
-    </w:lvlOverride>
-    <w:lvlOverride w:ilvl="3">
-      <w:startOverride w:val="3"/>
-    </w:lvlOverride>
-    <w:lvlOverride w:ilvl="4">
-      <w:startOverride w:val="3"/>
-    </w:lvlOverride>
-    <w:lvlOverride w:ilvl="5">
-      <w:startOverride w:val="3"/>
-    </w:lvlOverride>
-    <w:lvlOverride w:ilvl="6">
-      <w:startOverride w:val="3"/>
-    </w:lvlOverride>
-    <w:lvlOverride w:ilvl="7">
-      <w:startOverride w:val="3"/>
-    </w:lvlOverride>
-    <w:lvlOverride w:ilvl="8">
-      <w:startOverride w:val="3"/>
-    </w:lvlOverride>
-  </w:num>
-  <w:num w:numId="1076">
-    <w:abstractNumId w:val="991"/>
-  </w:num>
-  <w:num w:numId="1077">
-    <w:abstractNumId w:val="99414"/>
-    <w:lvlOverride w:ilvl="0">
-      <w:startOverride w:val="4"/>
-    </w:lvlOverride>
-    <w:lvlOverride w:ilvl="1">
-      <w:startOverride w:val="4"/>
-    </w:lvlOverride>
-    <w:lvlOverride w:ilvl="2">
-      <w:startOverride w:val="4"/>
-    </w:lvlOverride>
-    <w:lvlOverride w:ilvl="3">
-      <w:startOverride w:val="4"/>
-    </w:lvlOverride>
-    <w:lvlOverride w:ilvl="4">
-      <w:startOverride w:val="4"/>
-    </w:lvlOverride>
-    <w:lvlOverride w:ilvl="5">
-      <w:startOverride w:val="4"/>
-    </w:lvlOverride>
-    <w:lvlOverride w:ilvl="6">
-      <w:startOverride w:val="4"/>
-    </w:lvlOverride>
-    <w:lvlOverride w:ilvl="7">
-      <w:startOverride w:val="4"/>
-    </w:lvlOverride>
-    <w:lvlOverride w:ilvl="8">
-      <w:startOverride w:val="4"/>
-    </w:lvlOverride>
-  </w:num>
-  <w:num w:numId="1078">
-    <w:abstractNumId w:val="991"/>
-  </w:num>
-  <w:num w:numId="1079">
     <w:abstractNumId w:val="991"/>
   </w:num>
 </w:numbering>
